--- a/ЛР5_Анализ_конкурентов/ОТЧЕТ_ЛР5_NotaCode.docx
+++ b/ЛР5_Анализ_конкурентов/ОТЧЕТ_ЛР5_NotaCode.docx
@@ -1,13 +1,13 @@
 
 <file path=word/document.xml><?xml version="1.0" encoding="utf-8"?>
-<w:document xmlns:wpc="http://schemas.microsoft.com/office/word/2010/wordprocessingCanvas" xmlns:cx="http://schemas.microsoft.com/office/drawing/2014/chartex" xmlns:cx1="http://schemas.microsoft.com/office/drawing/2015/9/8/chartex" xmlns:cx2="http://schemas.microsoft.com/office/drawing/2015/10/21/chartex" xmlns:cx3="http://schemas.microsoft.com/office/drawing/2016/5/9/chartex" xmlns:cx4="http://schemas.microsoft.com/office/drawing/2016/5/10/chartex" xmlns:cx5="http://schemas.microsoft.com/office/drawing/2016/5/11/chartex" xmlns:cx6="http://schemas.microsoft.com/office/drawing/2016/5/12/chartex" xmlns:cx7="http://schemas.microsoft.com/office/drawing/2016/5/13/chartex" xmlns:cx8="http://schemas.microsoft.com/office/drawing/2016/5/14/chartex" xmlns:mc="http://schemas.openxmlformats.org/markup-compatibility/2006" xmlns:aink="http://schemas.microsoft.com/office/drawing/2016/ink" xmlns:am3d="http://schemas.microsoft.com/office/drawing/2017/model3d" xmlns:o="urn:schemas-microsoft-com:office:office" xmlns:r="http://schemas.openxmlformats.org/officeDocument/2006/relationships" xmlns:m="http://schemas.openxmlformats.org/officeDocument/2006/math" xmlns:v="urn:schemas-microsoft-com:vml" xmlns:wp14="http://schemas.microsoft.com/office/word/2010/wordprocessingDrawing" xmlns:wp="http://schemas.openxmlformats.org/drawingml/2006/wordprocessingDrawing" xmlns:w10="urn:schemas-microsoft-com:office:word" xmlns:w="http://schemas.openxmlformats.org/wordprocessingml/2006/main" xmlns:w14="http://schemas.microsoft.com/office/word/2010/wordml" xmlns:w15="http://schemas.microsoft.com/office/word/2012/wordml" xmlns:w16cex="http://schemas.microsoft.com/office/word/2018/wordml/cex" xmlns:w16cid="http://schemas.microsoft.com/office/word/2016/wordml/cid" xmlns:w16="http://schemas.microsoft.com/office/word/2018/wordml" xmlns:w16sdtdh="http://schemas.microsoft.com/office/word/2020/wordml/sdtdatahash" xmlns:w16se="http://schemas.microsoft.com/office/word/2015/wordml/symex" xmlns:wpg="http://schemas.microsoft.com/office/word/2010/wordprocessingGroup" xmlns:wpi="http://schemas.microsoft.com/office/word/2010/wordprocessingInk" xmlns:wne="http://schemas.microsoft.com/office/word/2006/wordml" xmlns:wps="http://schemas.microsoft.com/office/word/2010/wordprocessingShape" mc:Ignorable="w14 w15 w16se w16cid w16 w16cex w16sdtdh wp14">
+<w:document xmlns:wpc="http://schemas.microsoft.com/office/word/2010/wordprocessingCanvas" xmlns:cx="http://schemas.microsoft.com/office/drawing/2014/chartex" xmlns:cx1="http://schemas.microsoft.com/office/drawing/2015/9/8/chartex" xmlns:cx2="http://schemas.microsoft.com/office/drawing/2015/10/21/chartex" xmlns:cx3="http://schemas.microsoft.com/office/drawing/2016/5/9/chartex" xmlns:cx4="http://schemas.microsoft.com/office/drawing/2016/5/10/chartex" xmlns:cx5="http://schemas.microsoft.com/office/drawing/2016/5/11/chartex" xmlns:cx6="http://schemas.microsoft.com/office/drawing/2016/5/12/chartex" xmlns:cx7="http://schemas.microsoft.com/office/drawing/2016/5/13/chartex" xmlns:cx8="http://schemas.microsoft.com/office/drawing/2016/5/14/chartex" xmlns:mc="http://schemas.openxmlformats.org/markup-compatibility/2006" xmlns:aink="http://schemas.microsoft.com/office/drawing/2016/ink" xmlns:am3d="http://schemas.microsoft.com/office/drawing/2017/model3d" xmlns:o="urn:schemas-microsoft-com:office:office" xmlns:oel="http://schemas.microsoft.com/office/2019/extlst" xmlns:r="http://schemas.openxmlformats.org/officeDocument/2006/relationships" xmlns:m="http://schemas.openxmlformats.org/officeDocument/2006/math" xmlns:v="urn:schemas-microsoft-com:vml" xmlns:wp14="http://schemas.microsoft.com/office/word/2010/wordprocessingDrawing" xmlns:wp="http://schemas.openxmlformats.org/drawingml/2006/wordprocessingDrawing" xmlns:w10="urn:schemas-microsoft-com:office:word" xmlns:w="http://schemas.openxmlformats.org/wordprocessingml/2006/main" xmlns:w14="http://schemas.microsoft.com/office/word/2010/wordml" xmlns:w15="http://schemas.microsoft.com/office/word/2012/wordml" xmlns:w16cex="http://schemas.microsoft.com/office/word/2018/wordml/cex" xmlns:w16cid="http://schemas.microsoft.com/office/word/2016/wordml/cid" xmlns:w16="http://schemas.microsoft.com/office/word/2018/wordml" xmlns:w16du="http://schemas.microsoft.com/office/word/2023/wordml/word16du" xmlns:w16sdtdh="http://schemas.microsoft.com/office/word/2020/wordml/sdtdatahash" xmlns:w16sdtfl="http://schemas.microsoft.com/office/word/2024/wordml/sdtformatlock" xmlns:w16se="http://schemas.microsoft.com/office/word/2015/wordml/symex" xmlns:wpg="http://schemas.microsoft.com/office/word/2010/wordprocessingGroup" xmlns:wpi="http://schemas.microsoft.com/office/word/2010/wordprocessingInk" xmlns:wne="http://schemas.microsoft.com/office/word/2006/wordml" xmlns:wps="http://schemas.microsoft.com/office/word/2010/wordprocessingShape" mc:Ignorable="w14 w15 w16se w16cid w16 w16cex w16sdtdh w16sdtfl w16du wp14">
   <w:body>
     <w:p>
       <w:pPr>
         <w:spacing w:after="0" w:line="360" w:lineRule="exact"/>
         <w:jc w:val="center"/>
       </w:pPr>
-      <w:bookmarkStart w:id="0" w:name="_c98e57e3aab7562f8ff37df70438667d7fa7d52"/>
+      <w:bookmarkStart w:id="0" w:name="цель-работы"/>
       <w:r>
         <w:rPr>
           <w:sz w:val="28"/>
@@ -97,13 +97,7 @@
         <w:rPr>
           <w:sz w:val="28"/>
         </w:rPr>
-        <w:t xml:space="preserve">по </w:t>
-      </w:r>
-      <w:r>
-        <w:rPr>
-          <w:sz w:val="28"/>
-        </w:rPr>
-        <w:t>лабораторной работе №5</w:t>
+        <w:t>по лабораторной работе №5</w:t>
       </w:r>
     </w:p>
     <w:p>
@@ -228,7 +222,7 @@
     </w:p>
     <w:p>
       <w:pPr>
-        <w:pStyle w:val="12"/>
+        <w:pStyle w:val="10"/>
         <w:tabs>
           <w:tab w:val="right" w:leader="dot" w:pos="9345"/>
         </w:tabs>
@@ -245,11 +239,10 @@
       <w:r>
         <w:fldChar w:fldCharType="separate"/>
       </w:r>
-      <w:hyperlink w:anchor="_Toc241857606" w:history="1">
+      <w:hyperlink w:anchor="_Toc241930238" w:history="1">
         <w:r>
           <w:rPr>
-            <w:rStyle w:val="af"/>
-            <w:b/>
+            <w:rStyle w:val="ad"/>
             <w:noProof/>
           </w:rPr>
           <w:t>1 ЦЕЛЬ РАБОТЫ</w:t>
@@ -273,7 +266,7 @@
             <w:noProof/>
             <w:webHidden/>
           </w:rPr>
-          <w:instrText xml:space="preserve"> PAGEREF _Toc241857606 \h </w:instrText>
+          <w:instrText xml:space="preserve"> PAGEREF _Toc241930238 \h </w:instrText>
         </w:r>
         <w:r>
           <w:rPr>
@@ -306,7 +299,7 @@
     </w:p>
     <w:p>
       <w:pPr>
-        <w:pStyle w:val="12"/>
+        <w:pStyle w:val="10"/>
         <w:tabs>
           <w:tab w:val="right" w:leader="dot" w:pos="9345"/>
         </w:tabs>
@@ -314,11 +307,10 @@
           <w:noProof/>
         </w:rPr>
       </w:pPr>
-      <w:hyperlink w:anchor="_Toc241857607" w:history="1">
+      <w:hyperlink w:anchor="_Toc241930239" w:history="1">
         <w:r>
           <w:rPr>
-            <w:rStyle w:val="af"/>
-            <w:b/>
+            <w:rStyle w:val="ad"/>
             <w:noProof/>
           </w:rPr>
           <w:t>2 ХОД РАБОТЫ</w:t>
@@ -342,7 +334,7 @@
             <w:noProof/>
             <w:webHidden/>
           </w:rPr>
-          <w:instrText xml:space="preserve"> PAGEREF _Toc241857607 \h </w:instrText>
+          <w:instrText xml:space="preserve"> PAGEREF _Toc241930239 \h </w:instrText>
         </w:r>
         <w:r>
           <w:rPr>
@@ -375,7 +367,7 @@
     </w:p>
     <w:p>
       <w:pPr>
-        <w:pStyle w:val="22"/>
+        <w:pStyle w:val="20"/>
         <w:tabs>
           <w:tab w:val="right" w:leader="dot" w:pos="9345"/>
         </w:tabs>
@@ -383,11 +375,10 @@
           <w:noProof/>
         </w:rPr>
       </w:pPr>
-      <w:hyperlink w:anchor="_Toc241857608" w:history="1">
+      <w:hyperlink w:anchor="_Toc241930240" w:history="1">
         <w:r>
           <w:rPr>
-            <w:rStyle w:val="af"/>
-            <w:b/>
+            <w:rStyle w:val="ad"/>
             <w:noProof/>
           </w:rPr>
           <w:t>2.1 Исходные материалы и порядок работы</w:t>
@@ -411,7 +402,7 @@
             <w:noProof/>
             <w:webHidden/>
           </w:rPr>
-          <w:instrText xml:space="preserve"> PAGEREF _Toc241857608 \h </w:instrText>
+          <w:instrText xml:space="preserve"> PAGEREF _Toc241930240 \h </w:instrText>
         </w:r>
         <w:r>
           <w:rPr>
@@ -444,7 +435,7 @@
     </w:p>
     <w:p>
       <w:pPr>
-        <w:pStyle w:val="22"/>
+        <w:pStyle w:val="20"/>
         <w:tabs>
           <w:tab w:val="right" w:leader="dot" w:pos="9345"/>
         </w:tabs>
@@ -452,11 +443,10 @@
           <w:noProof/>
         </w:rPr>
       </w:pPr>
-      <w:hyperlink w:anchor="_Toc241857609" w:history="1">
+      <w:hyperlink w:anchor="_Toc241930241" w:history="1">
         <w:r>
           <w:rPr>
-            <w:rStyle w:val="af"/>
-            <w:b/>
+            <w:rStyle w:val="ad"/>
             <w:noProof/>
           </w:rPr>
           <w:t>2.2 Часть A. Классификация компаний по уровням конкуренции</w:t>
@@ -480,7 +470,7 @@
             <w:noProof/>
             <w:webHidden/>
           </w:rPr>
-          <w:instrText xml:space="preserve"> PAGEREF _Toc241857609 \h </w:instrText>
+          <w:instrText xml:space="preserve"> PAGEREF _Toc241930241 \h </w:instrText>
         </w:r>
         <w:r>
           <w:rPr>
@@ -513,7 +503,7 @@
     </w:p>
     <w:p>
       <w:pPr>
-        <w:pStyle w:val="22"/>
+        <w:pStyle w:val="20"/>
         <w:tabs>
           <w:tab w:val="right" w:leader="dot" w:pos="9345"/>
         </w:tabs>
@@ -521,11 +511,10 @@
           <w:noProof/>
         </w:rPr>
       </w:pPr>
-      <w:hyperlink w:anchor="_Toc241857610" w:history="1">
+      <w:hyperlink w:anchor="_Toc241930242" w:history="1">
         <w:r>
           <w:rPr>
-            <w:rStyle w:val="af"/>
-            <w:b/>
+            <w:rStyle w:val="ad"/>
             <w:noProof/>
           </w:rPr>
           <w:t>2.3 Часть B. Анализ цифрового товара по сайтам</w:t>
@@ -549,7 +538,7 @@
             <w:noProof/>
             <w:webHidden/>
           </w:rPr>
-          <w:instrText xml:space="preserve"> PAGEREF _Toc241857610 \h </w:instrText>
+          <w:instrText xml:space="preserve"> PAGEREF _Toc241930242 \h </w:instrText>
         </w:r>
         <w:r>
           <w:rPr>
@@ -582,7 +571,7 @@
     </w:p>
     <w:p>
       <w:pPr>
-        <w:pStyle w:val="22"/>
+        <w:pStyle w:val="20"/>
         <w:tabs>
           <w:tab w:val="right" w:leader="dot" w:pos="9345"/>
         </w:tabs>
@@ -590,11 +579,10 @@
           <w:noProof/>
         </w:rPr>
       </w:pPr>
-      <w:hyperlink w:anchor="_Toc241857611" w:history="1">
+      <w:hyperlink w:anchor="_Toc241930243" w:history="1">
         <w:r>
           <w:rPr>
-            <w:rStyle w:val="af"/>
-            <w:b/>
+            <w:rStyle w:val="ad"/>
             <w:noProof/>
           </w:rPr>
           <w:t>2.4 Часть C. Анализ бизнес-модели конкурентов</w:t>
@@ -618,7 +606,7 @@
             <w:noProof/>
             <w:webHidden/>
           </w:rPr>
-          <w:instrText xml:space="preserve"> PAGEREF _Toc241857611 \h </w:instrText>
+          <w:instrText xml:space="preserve"> PAGEREF _Toc241930243 \h </w:instrText>
         </w:r>
         <w:r>
           <w:rPr>
@@ -651,7 +639,7 @@
     </w:p>
     <w:p>
       <w:pPr>
-        <w:pStyle w:val="22"/>
+        <w:pStyle w:val="20"/>
         <w:tabs>
           <w:tab w:val="right" w:leader="dot" w:pos="9345"/>
         </w:tabs>
@@ -659,11 +647,10 @@
           <w:noProof/>
         </w:rPr>
       </w:pPr>
-      <w:hyperlink w:anchor="_Toc241857612" w:history="1">
+      <w:hyperlink w:anchor="_Toc241930244" w:history="1">
         <w:r>
           <w:rPr>
-            <w:rStyle w:val="af"/>
-            <w:b/>
+            <w:rStyle w:val="ad"/>
             <w:noProof/>
           </w:rPr>
           <w:t>2.5 Исправления рабочих копий шаблонов</w:t>
@@ -687,7 +674,7 @@
             <w:noProof/>
             <w:webHidden/>
           </w:rPr>
-          <w:instrText xml:space="preserve"> PAGEREF _Toc241857612 \h </w:instrText>
+          <w:instrText xml:space="preserve"> PAGEREF _Toc241930244 \h </w:instrText>
         </w:r>
         <w:r>
           <w:rPr>
@@ -720,7 +707,7 @@
     </w:p>
     <w:p>
       <w:pPr>
-        <w:pStyle w:val="12"/>
+        <w:pStyle w:val="10"/>
         <w:tabs>
           <w:tab w:val="right" w:leader="dot" w:pos="9345"/>
         </w:tabs>
@@ -728,11 +715,10 @@
           <w:noProof/>
         </w:rPr>
       </w:pPr>
-      <w:hyperlink w:anchor="_Toc241857613" w:history="1">
+      <w:hyperlink w:anchor="_Toc241930245" w:history="1">
         <w:r>
           <w:rPr>
-            <w:rStyle w:val="af"/>
-            <w:b/>
+            <w:rStyle w:val="ad"/>
             <w:noProof/>
           </w:rPr>
           <w:t>3 ПРОВЕРКА ПО КРИТЕРИЯМ МЕТОДИКИ</w:t>
@@ -756,7 +742,7 @@
             <w:noProof/>
             <w:webHidden/>
           </w:rPr>
-          <w:instrText xml:space="preserve"> PAGEREF _Toc241857613 \h </w:instrText>
+          <w:instrText xml:space="preserve"> PAGEREF _Toc241930245 \h </w:instrText>
         </w:r>
         <w:r>
           <w:rPr>
@@ -789,7 +775,7 @@
     </w:p>
     <w:p>
       <w:pPr>
-        <w:pStyle w:val="12"/>
+        <w:pStyle w:val="10"/>
         <w:tabs>
           <w:tab w:val="right" w:leader="dot" w:pos="9345"/>
         </w:tabs>
@@ -797,11 +783,10 @@
           <w:noProof/>
         </w:rPr>
       </w:pPr>
-      <w:hyperlink w:anchor="_Toc241857614" w:history="1">
+      <w:hyperlink w:anchor="_Toc241930246" w:history="1">
         <w:r>
           <w:rPr>
-            <w:rStyle w:val="af"/>
-            <w:b/>
+            <w:rStyle w:val="ad"/>
             <w:noProof/>
           </w:rPr>
           <w:t>ВЫВОДЫ</w:t>
@@ -825,7 +810,7 @@
             <w:noProof/>
             <w:webHidden/>
           </w:rPr>
-          <w:instrText xml:space="preserve"> PAGEREF _Toc241857614 \h </w:instrText>
+          <w:instrText xml:space="preserve"> PAGEREF _Toc241930246 \h </w:instrText>
         </w:r>
         <w:r>
           <w:rPr>
@@ -858,7 +843,7 @@
     </w:p>
     <w:p>
       <w:pPr>
-        <w:pStyle w:val="12"/>
+        <w:pStyle w:val="10"/>
         <w:tabs>
           <w:tab w:val="right" w:leader="dot" w:pos="9345"/>
         </w:tabs>
@@ -866,11 +851,10 @@
           <w:noProof/>
         </w:rPr>
       </w:pPr>
-      <w:hyperlink w:anchor="_Toc241857615" w:history="1">
+      <w:hyperlink w:anchor="_Toc241930247" w:history="1">
         <w:r>
           <w:rPr>
-            <w:rStyle w:val="af"/>
-            <w:b/>
+            <w:rStyle w:val="ad"/>
             <w:noProof/>
           </w:rPr>
           <w:t>СПИСОК ИСПОЛЬЗОВАННЫХ ИСТОЧНИКОВ</w:t>
@@ -894,7 +878,7 @@
             <w:noProof/>
             <w:webHidden/>
           </w:rPr>
-          <w:instrText xml:space="preserve"> PAGEREF _Toc241857615 \h </w:instrText>
+          <w:instrText xml:space="preserve"> PAGEREF _Toc241930247 \h </w:instrText>
         </w:r>
         <w:r>
           <w:rPr>
@@ -927,7 +911,7 @@
     </w:p>
     <w:p>
       <w:pPr>
-        <w:pStyle w:val="12"/>
+        <w:pStyle w:val="10"/>
         <w:tabs>
           <w:tab w:val="right" w:leader="dot" w:pos="9345"/>
         </w:tabs>
@@ -935,11 +919,10 @@
           <w:noProof/>
         </w:rPr>
       </w:pPr>
-      <w:hyperlink w:anchor="_Toc241857616" w:history="1">
+      <w:hyperlink w:anchor="_Toc241930248" w:history="1">
         <w:r>
           <w:rPr>
-            <w:rStyle w:val="af"/>
-            <w:b/>
+            <w:rStyle w:val="ad"/>
             <w:noProof/>
           </w:rPr>
           <w:t>ПРИЛОЖЕНИЕ А</w:t>
@@ -963,7 +946,7 @@
             <w:noProof/>
             <w:webHidden/>
           </w:rPr>
-          <w:instrText xml:space="preserve"> PAGEREF _Toc241857616 \h </w:instrText>
+          <w:instrText xml:space="preserve"> PAGEREF _Toc241930248 \h </w:instrText>
         </w:r>
         <w:r>
           <w:rPr>
@@ -996,7 +979,7 @@
     </w:p>
     <w:p>
       <w:pPr>
-        <w:pStyle w:val="12"/>
+        <w:pStyle w:val="10"/>
         <w:tabs>
           <w:tab w:val="right" w:leader="dot" w:pos="9345"/>
         </w:tabs>
@@ -1004,11 +987,10 @@
           <w:noProof/>
         </w:rPr>
       </w:pPr>
-      <w:hyperlink w:anchor="_Toc241857617" w:history="1">
+      <w:hyperlink w:anchor="_Toc241930249" w:history="1">
         <w:r>
           <w:rPr>
-            <w:rStyle w:val="af"/>
-            <w:b/>
+            <w:rStyle w:val="ad"/>
             <w:noProof/>
           </w:rPr>
           <w:t>ПРИЛОЖЕНИЕ Б</w:t>
@@ -1032,7 +1014,7 @@
             <w:noProof/>
             <w:webHidden/>
           </w:rPr>
-          <w:instrText xml:space="preserve"> PAGEREF _Toc241857617 \h </w:instrText>
+          <w:instrText xml:space="preserve"> PAGEREF _Toc241930249 \h </w:instrText>
         </w:r>
         <w:r>
           <w:rPr>
@@ -1065,7 +1047,7 @@
     </w:p>
     <w:p>
       <w:pPr>
-        <w:pStyle w:val="12"/>
+        <w:pStyle w:val="10"/>
         <w:tabs>
           <w:tab w:val="right" w:leader="dot" w:pos="9345"/>
         </w:tabs>
@@ -1073,11 +1055,10 @@
           <w:noProof/>
         </w:rPr>
       </w:pPr>
-      <w:hyperlink w:anchor="_Toc241857618" w:history="1">
+      <w:hyperlink w:anchor="_Toc241930250" w:history="1">
         <w:r>
           <w:rPr>
-            <w:rStyle w:val="af"/>
-            <w:b/>
+            <w:rStyle w:val="ad"/>
             <w:noProof/>
           </w:rPr>
           <w:t>ПРИЛОЖЕНИЕ В</w:t>
@@ -1101,7 +1082,7 @@
             <w:noProof/>
             <w:webHidden/>
           </w:rPr>
-          <w:instrText xml:space="preserve"> PAGEREF _Toc241857618 \h </w:instrText>
+          <w:instrText xml:space="preserve"> PAGEREF _Toc241930250 \h </w:instrText>
         </w:r>
         <w:r>
           <w:rPr>
@@ -1147,10 +1128,9 @@
         <w:spacing w:before="0" w:after="360" w:line="360" w:lineRule="exact"/>
         <w:ind w:firstLine="709"/>
       </w:pPr>
-      <w:bookmarkStart w:id="1" w:name="_Toc241857606"/>
-      <w:r>
-        <w:rPr>
-          <w:b/>
+      <w:bookmarkStart w:id="1" w:name="_Toc241930238"/>
+      <w:r>
+        <w:rPr>
           <w:sz w:val="28"/>
         </w:rPr>
         <w:lastRenderedPageBreak/>
@@ -1182,13 +1162,7 @@
         <w:rPr>
           <w:sz w:val="28"/>
         </w:rPr>
-        <w:t xml:space="preserve"> по уровням конкуренции, опре</w:t>
-      </w:r>
-      <w:r>
-        <w:rPr>
-          <w:sz w:val="28"/>
-        </w:rPr>
-        <w:t>делить рыночный стандарт цифрового товара по моделям Левитта и Кано и реконструировать бизнес-модели конкурентов [1–3].</w:t>
+        <w:t xml:space="preserve"> по уровням конкуренции, определить рыночный стандарт цифрового товара по моделям Левитта и Кано и реконструировать бизнес-модели конкурентов [1–3].</w:t>
       </w:r>
     </w:p>
     <w:p>
@@ -1202,19 +1176,7 @@
         <w:rPr>
           <w:sz w:val="28"/>
         </w:rPr>
-        <w:t>Задачи работы: описать объект анализа; сформировать реестр компаний и оценить их по десяти критериям шаблона; сформировать выборку конку</w:t>
-      </w:r>
-      <w:r>
-        <w:rPr>
-          <w:sz w:val="28"/>
-        </w:rPr>
-        <w:t>рентов для анализа цифрового товара и бизнес-модели; разложить признаки товара по уровням Левитта; классифицировать требования по Кано; рассчитать доли конкурентов для рыночного стандарта; восстановить блоки бизнес-модели и практики монетизации; сформулиро</w:t>
-      </w:r>
-      <w:r>
-        <w:rPr>
-          <w:sz w:val="28"/>
-        </w:rPr>
-        <w:t>вать выводы для собственного товара и модели.</w:t>
+        <w:t>Задачи работы: описать объект анализа; сформировать реестр компаний и оценить их по десяти критериям шаблона; сформировать выборку конкурентов для анализа цифрового товара и бизнес-модели; разложить признаки товара по уровням Левитта; классифицировать требования по Кано; рассчитать доли конкурентов для рыночного стандарта; восстановить блоки бизнес-модели и практики монетизации; сформулировать выводы для собственного товара и модели.</w:t>
       </w:r>
     </w:p>
     <w:p>
@@ -1437,13 +1399,7 @@
         <w:rPr>
           <w:sz w:val="28"/>
         </w:rPr>
-        <w:t xml:space="preserve">, отзывов взяты из ЛР1–ЛР4 (снимок 30.09.2026) [4–8]; страницы конкурентов (главные, тарифы, документация, </w:t>
-      </w:r>
-      <w:r>
-        <w:rPr>
-          <w:sz w:val="28"/>
-        </w:rPr>
-        <w:t>интеграции, шаблоны, безопасность) просмотрены 01.10.2026 [9].</w:t>
+        <w:t>, отзывов взяты из ЛР1–ЛР4 (снимок 30.09.2026) [4–8]; страницы конкурентов (главные, тарифы, документация, интеграции, шаблоны, безопасность) просмотрены 01.10.2026 [9].</w:t>
       </w:r>
     </w:p>
     <w:p>
@@ -1453,12 +1409,11 @@
         <w:spacing w:before="0" w:after="360" w:line="360" w:lineRule="exact"/>
         <w:ind w:firstLine="709"/>
       </w:pPr>
-      <w:bookmarkStart w:id="2" w:name="_b608aa976fc82a0faaf3b83f58c735968afd03b"/>
-      <w:bookmarkStart w:id="3" w:name="_Toc241857607"/>
+      <w:bookmarkStart w:id="2" w:name="ход-работы"/>
+      <w:bookmarkStart w:id="3" w:name="_Toc241930239"/>
       <w:bookmarkEnd w:id="0"/>
       <w:r>
         <w:rPr>
-          <w:b/>
           <w:sz w:val="28"/>
         </w:rPr>
         <w:lastRenderedPageBreak/>
@@ -1472,13 +1427,9 @@
         <w:spacing w:before="360" w:after="360" w:line="360" w:lineRule="exact"/>
         <w:ind w:firstLine="709"/>
       </w:pPr>
-      <w:bookmarkStart w:id="4" w:name="_3ff66a78c8541d12f3d867398dce14d75367581"/>
-      <w:bookmarkStart w:id="5" w:name="_Toc241857608"/>
-      <w:r>
-        <w:rPr>
-          <w:b/>
-          <w:sz w:val="28"/>
-        </w:rPr>
+      <w:bookmarkStart w:id="4" w:name="исходные-материалы-и-порядок-работы"/>
+      <w:bookmarkStart w:id="5" w:name="_Toc241930240"/>
+      <w:r>
         <w:t>2.1 Исходные материалы и порядок работы</w:t>
       </w:r>
       <w:bookmarkEnd w:id="5"/>
@@ -1507,13 +1458,7 @@
         <w:rPr>
           <w:sz w:val="28"/>
         </w:rPr>
-        <w:t>-шаблонам [1–3]. Расчеты ведутся в рабочих копиях шаблонов; найденные дефекты шаблонов исправ</w:t>
-      </w:r>
-      <w:r>
-        <w:rPr>
-          <w:sz w:val="28"/>
-        </w:rPr>
-        <w:t>лены и описаны в разделе 2.5.</w:t>
+        <w:t>-шаблонам [1–3]. Расчеты ведутся в рабочих копиях шаблонов; найденные дефекты шаблонов исправлены и описаны в разделе 2.5.</w:t>
       </w:r>
     </w:p>
     <w:p>
@@ -1890,13 +1835,7 @@
               <w:rPr>
                 <w:sz w:val="24"/>
               </w:rPr>
-              <w:t>Excel/analiz</w:t>
-            </w:r>
-            <w:r>
-              <w:rPr>
-                <w:sz w:val="24"/>
-              </w:rPr>
-              <w:t>_biznes_modeli_konkurentov_NotaCode.xlsx</w:t>
+              <w:t>Excel/analiz_biznes_modeli_konkurentov_NotaCode.xlsx</w:t>
             </w:r>
           </w:p>
         </w:tc>
@@ -1923,7 +1862,7 @@
     </w:tbl>
     <w:p>
       <w:pPr>
-        <w:pStyle w:val="FirstParagraph"/>
+        <w:pStyle w:val="a0"/>
         <w:spacing w:before="0" w:after="0" w:line="360" w:lineRule="exact"/>
         <w:ind w:firstLine="709"/>
         <w:jc w:val="both"/>
@@ -1932,13 +1871,7 @@
         <w:rPr>
           <w:sz w:val="28"/>
         </w:rPr>
-        <w:t>Шкала шаблона классификации отличается от шкалы методики (десять критериев со шкалой 0–5 и пять уровней вместо восьми критериев 0–4 и семи уровней); в работе применена шкала шаблона, определения уровней и правила корректировки взяты из методики [1]. Оценки</w:t>
-      </w:r>
-      <w:r>
-        <w:rPr>
-          <w:sz w:val="28"/>
-        </w:rPr>
-        <w:t xml:space="preserve"> по шкалам – экспертные; правила начисления записаны в журналах книг. Для частей </w:t>
+        <w:t xml:space="preserve">Шкала шаблона классификации отличается от шкалы методики (десять критериев со шкалой 0–5 и пять уровней вместо восьми критериев 0–4 и семи уровней); в работе применена шкала шаблона, определения уровней и правила корректировки взяты из методики [1]. Оценки по шкалам – экспертные; правила начисления записаны в журналах книг. Для частей </w:t>
       </w:r>
       <w:r>
         <w:rPr>
@@ -1964,13 +1897,7 @@
         <w:rPr>
           <w:sz w:val="28"/>
         </w:rPr>
-        <w:t xml:space="preserve"> принято правило: признак засчитывается, если он найден на просмотренных страницах; отсутствие на просмотренных страницах не доказывает отсутствия у продукта, поэтому дол</w:t>
-      </w:r>
-      <w:r>
-        <w:rPr>
-          <w:sz w:val="28"/>
-        </w:rPr>
-        <w:t>и конкурентов могут быть занижены.</w:t>
+        <w:t xml:space="preserve"> принято правило: признак засчитывается, если он найден на просмотренных страницах; отсутствие на просмотренных страницах не доказывает отсутствия у продукта, поэтому доли конкурентов могут быть занижены.</w:t>
       </w:r>
     </w:p>
     <w:p>
@@ -1979,14 +1906,10 @@
         <w:spacing w:before="360" w:after="360" w:line="360" w:lineRule="exact"/>
         <w:ind w:firstLine="709"/>
       </w:pPr>
-      <w:bookmarkStart w:id="6" w:name="_93d29a5782a4517557fff9d6ebfc303d927dc5a"/>
-      <w:bookmarkStart w:id="7" w:name="_Toc241857609"/>
+      <w:bookmarkStart w:id="6" w:name="X93d29a5782a4517557fff9d6ebfc303d927dc5a"/>
+      <w:bookmarkStart w:id="7" w:name="_Toc241930241"/>
       <w:bookmarkEnd w:id="4"/>
       <w:r>
-        <w:rPr>
-          <w:b/>
-          <w:sz w:val="28"/>
-        </w:rPr>
         <w:lastRenderedPageBreak/>
         <w:t>2.2 Часть A. Классификация компаний по уровням конкуренции</w:t>
       </w:r>
@@ -1998,10 +1921,10 @@
         <w:spacing w:before="360" w:after="360" w:line="360" w:lineRule="exact"/>
         <w:ind w:firstLine="709"/>
       </w:pPr>
-      <w:bookmarkStart w:id="8" w:name="_9eb605fba0b63142275f2fafd18f0ff5d4da1dd"/>
-      <w:r>
-        <w:rPr>
-          <w:b/>
+      <w:bookmarkStart w:id="8" w:name="объект-анализа"/>
+      <w:r>
+        <w:rPr>
+          <w:sz w:val="28"/>
         </w:rPr>
         <w:t>2.2.1 Объект анализа</w:t>
       </w:r>
@@ -2369,13 +2292,7 @@
               <w:rPr>
                 <w:sz w:val="24"/>
               </w:rPr>
-              <w:t>Беларусь; расширение на Россию и СНГ; русский и а</w:t>
-            </w:r>
-            <w:r>
-              <w:rPr>
-                <w:sz w:val="24"/>
-              </w:rPr>
-              <w:t>нглийский языки</w:t>
+              <w:t>Беларусь; расширение на Россию и СНГ; русский и английский языки</w:t>
             </w:r>
           </w:p>
         </w:tc>
@@ -2521,11 +2438,11 @@
         <w:spacing w:before="360" w:after="360" w:line="360" w:lineRule="exact"/>
         <w:ind w:firstLine="709"/>
       </w:pPr>
-      <w:bookmarkStart w:id="9" w:name="_b65d4c8a08b107871a25c94b0a8ee1bb060649d"/>
+      <w:bookmarkStart w:id="9" w:name="реестр-компаний-и-источники-обнаружения"/>
       <w:bookmarkEnd w:id="8"/>
       <w:r>
         <w:rPr>
-          <w:b/>
+          <w:sz w:val="28"/>
         </w:rPr>
         <w:t>2.2.2 Реестр компаний и источники обнаружения</w:t>
       </w:r>
@@ -2593,13 +2510,7 @@
         <w:rPr>
           <w:sz w:val="28"/>
         </w:rPr>
-        <w:t>, факт, сила и достоверность сигнала. Рекламные библиотеки и выдача поиска не пр</w:t>
-      </w:r>
-      <w:r>
-        <w:rPr>
-          <w:sz w:val="28"/>
-        </w:rPr>
-        <w:t>оверялись (доступ закрыт).</w:t>
+        <w:t>, факт, сила и достоверность сигнала. Рекламные библиотеки и выдача поиска не проверялись (доступ закрыт).</w:t>
       </w:r>
     </w:p>
     <w:p>
@@ -2608,11 +2519,11 @@
         <w:spacing w:before="360" w:after="360" w:line="360" w:lineRule="exact"/>
         <w:ind w:firstLine="709"/>
       </w:pPr>
-      <w:bookmarkStart w:id="10" w:name="_a84f14b9d04b80460d891070898ce41ca56587c"/>
+      <w:bookmarkStart w:id="10" w:name="оценка-по-критериям-и-итоговые-уровни"/>
       <w:bookmarkEnd w:id="9"/>
       <w:r>
         <w:rPr>
-          <w:b/>
+          <w:sz w:val="28"/>
         </w:rPr>
         <w:t>2.2.3 Оценка по критериям и итоговые уровни</w:t>
       </w:r>
@@ -2654,13 +2565,7 @@
         <w:rPr>
           <w:sz w:val="28"/>
         </w:rPr>
-        <w:t xml:space="preserve"> на веса, деленная на сумму весов (шкала 0–5). Баллы – экспертная оценка по данным ЛР1–ЛР4 и страницам конкурентов; правила начисления </w:t>
-      </w:r>
-      <w:r>
-        <w:rPr>
-          <w:sz w:val="28"/>
-        </w:rPr>
-        <w:t>по каждому критерию записаны на листе «09_Журнал» рабочей книги.</w:t>
+        <w:t xml:space="preserve"> на веса, деленная на сумму весов (шкала 0–5). Баллы – экспертная оценка по данным ЛР1–ЛР4 и страницам конкурентов; правила начисления по каждому критерию записаны на листе «09_Журнал» рабочей книги.</w:t>
       </w:r>
     </w:p>
     <w:p>
@@ -3113,13 +3018,7 @@
               <w:rPr>
                 <w:sz w:val="24"/>
               </w:rPr>
-              <w:t xml:space="preserve"> </w:t>
-            </w:r>
-            <w:r>
-              <w:rPr>
-                <w:sz w:val="24"/>
-              </w:rPr>
-              <w:t xml:space="preserve">(2,81); </w:t>
+              <w:t xml:space="preserve"> (2,81); </w:t>
             </w:r>
             <w:r>
               <w:rPr>
@@ -3398,7 +3297,7 @@
     </w:tbl>
     <w:p>
       <w:pPr>
-        <w:pStyle w:val="FirstParagraph"/>
+        <w:pStyle w:val="a0"/>
         <w:spacing w:before="0" w:after="0" w:line="360" w:lineRule="exact"/>
         <w:ind w:firstLine="709"/>
         <w:jc w:val="both"/>
@@ -3407,13 +3306,7 @@
         <w:rPr>
           <w:sz w:val="28"/>
         </w:rPr>
-        <w:t xml:space="preserve">Средний </w:t>
-      </w:r>
-      <w:r>
-        <w:rPr>
-          <w:sz w:val="28"/>
-        </w:rPr>
-        <w:t>взвешенный балл по 22 компаниям – 2,83. Карта конкурентной близости построена на листе «07_Карта» (</w:t>
+        <w:t>Средний взвешенный балл по 22 компаниям – 2,83. Карта конкурентной близости построена на листе «07_Карта» (</w:t>
       </w:r>
       <w:r>
         <w:rPr>
@@ -3455,16 +3348,16 @@
           <w:sz w:val="28"/>
         </w:rPr>
         <w:drawing>
-          <wp:inline distT="0" distB="0" distL="0" distR="0" wp14:anchorId="6088A99E" wp14:editId="75E00F73">
+          <wp:inline distT="0" distB="0" distL="0" distR="0" wp14:anchorId="4712B9D3" wp14:editId="346FA999">
             <wp:extent cx="5334000" cy="3852333"/>
             <wp:effectExtent l="0" t="0" r="0" b="0"/>
-            <wp:docPr id="14" name="Picture"/>
+            <wp:docPr id="1" name="Picture"/>
             <wp:cNvGraphicFramePr/>
             <a:graphic xmlns:a="http://schemas.openxmlformats.org/drawingml/2006/main">
               <a:graphicData uri="http://schemas.openxmlformats.org/drawingml/2006/picture">
                 <pic:pic xmlns:pic="http://schemas.openxmlformats.org/drawingml/2006/picture">
                   <pic:nvPicPr>
-                    <pic:cNvPr id="15" name="Picture" descr="Рисунки/рис1_карта_близости.png"/>
+                    <pic:cNvPr id="0" name="Picture" descr="Рисунки/рис1_карта_близости.png"/>
                     <pic:cNvPicPr>
                       <a:picLocks noChangeAspect="1" noChangeArrowheads="1"/>
                     </pic:cNvPicPr>
@@ -3516,11 +3409,11 @@
         <w:spacing w:before="360" w:after="360" w:line="360" w:lineRule="exact"/>
         <w:ind w:firstLine="709"/>
       </w:pPr>
-      <w:bookmarkStart w:id="11" w:name="_7b8953fe5d79dc8545fe9239cf88d0041594b58"/>
+      <w:bookmarkStart w:id="11" w:name="ограничения-части-a"/>
       <w:bookmarkEnd w:id="10"/>
       <w:r>
         <w:rPr>
-          <w:b/>
+          <w:sz w:val="28"/>
         </w:rPr>
         <w:t>2.2.4 Ограничения части A</w:t>
       </w:r>
@@ -3536,13 +3429,7 @@
         <w:rPr>
           <w:sz w:val="28"/>
         </w:rPr>
-        <w:t xml:space="preserve">Прямой </w:t>
-      </w:r>
-      <w:r>
-        <w:rPr>
-          <w:sz w:val="28"/>
-        </w:rPr>
-        <w:t xml:space="preserve">конкурент требует не менее трех подтверждений [1]: для </w:t>
+        <w:t xml:space="preserve">Прямой конкурент требует не менее трех подтверждений [1]: для </w:t>
       </w:r>
       <w:r>
         <w:rPr>
@@ -3607,13 +3494,7 @@
         <w:rPr>
           <w:sz w:val="28"/>
         </w:rPr>
-        <w:t xml:space="preserve"> (вероя</w:t>
-      </w:r>
-      <w:r>
-        <w:rPr>
-          <w:sz w:val="28"/>
-        </w:rPr>
-        <w:t xml:space="preserve">тность переключения) оценен только для инструментов, форматы которых </w:t>
+        <w:t xml:space="preserve"> (вероятность переключения) оценен только для инструментов, форматы которых </w:t>
       </w:r>
       <w:r>
         <w:rPr>
@@ -3635,15 +3516,11 @@
         <w:spacing w:before="360" w:after="360" w:line="360" w:lineRule="exact"/>
         <w:ind w:firstLine="709"/>
       </w:pPr>
-      <w:bookmarkStart w:id="12" w:name="_0896298018f4fcc355446c9f8279810908650e0"/>
-      <w:bookmarkStart w:id="13" w:name="_Toc241857610"/>
+      <w:bookmarkStart w:id="12" w:name="X0896298018f4fcc355446c9f8279810908650e0"/>
+      <w:bookmarkStart w:id="13" w:name="_Toc241930242"/>
+      <w:bookmarkEnd w:id="6"/>
       <w:bookmarkEnd w:id="11"/>
-      <w:bookmarkEnd w:id="6"/>
-      <w:r>
-        <w:rPr>
-          <w:b/>
-          <w:sz w:val="28"/>
-        </w:rPr>
+      <w:r>
         <w:lastRenderedPageBreak/>
         <w:t>2.3 Часть B. Анализ цифрового товара по сайтам</w:t>
       </w:r>
@@ -3655,10 +3532,10 @@
         <w:spacing w:before="360" w:after="360" w:line="360" w:lineRule="exact"/>
         <w:ind w:firstLine="709"/>
       </w:pPr>
-      <w:bookmarkStart w:id="14" w:name="_5dd73e8545373b731dfd43ff5b9a45e6260ded3"/>
-      <w:r>
-        <w:rPr>
-          <w:b/>
+      <w:bookmarkStart w:id="14" w:name="исследовательский-вопрос-и-выборка"/>
+      <w:r>
+        <w:rPr>
+          <w:sz w:val="28"/>
         </w:rPr>
         <w:t>2.3.1 Исследовательский вопрос и выборка</w:t>
       </w:r>
@@ -3674,13 +3551,7 @@
         <w:rPr>
           <w:sz w:val="28"/>
         </w:rPr>
-        <w:t>Вопрос: какой минимальный состав цифрового товара ожидает рынок д</w:t>
-      </w:r>
-      <w:r>
-        <w:rPr>
-          <w:sz w:val="28"/>
-        </w:rPr>
-        <w:t xml:space="preserve">иаграмм «как код» и чем может отличаться </w:t>
+        <w:t xml:space="preserve">Вопрос: какой минимальный состав цифрового товара ожидает рынок диаграмм «как код» и чем может отличаться </w:t>
       </w:r>
       <w:r>
         <w:rPr>
@@ -4782,13 +4653,7 @@
               <w:rPr>
                 <w:sz w:val="24"/>
               </w:rPr>
-              <w:t>Косвенный конку</w:t>
-            </w:r>
-            <w:r>
-              <w:rPr>
-                <w:sz w:val="24"/>
-              </w:rPr>
-              <w:t>рент / заменитель</w:t>
+              <w:t>Косвенный конкурент / заменитель</w:t>
             </w:r>
           </w:p>
         </w:tc>
@@ -5022,13 +4887,7 @@
               <w:rPr>
                 <w:sz w:val="24"/>
               </w:rPr>
-              <w:t xml:space="preserve">; 50 объектов доски и </w:t>
-            </w:r>
-            <w:r>
-              <w:rPr>
-                <w:sz w:val="24"/>
-              </w:rPr>
-              <w:t xml:space="preserve">50 блоков документа в месяц, водяной знак при экспорте); </w:t>
+              <w:t xml:space="preserve">; 50 объектов доски и 50 блоков документа в месяц, водяной знак при экспорте); </w:t>
             </w:r>
             <w:r>
               <w:rPr>
@@ -5092,11 +4951,11 @@
         <w:spacing w:before="360" w:after="360" w:line="360" w:lineRule="exact"/>
         <w:ind w:firstLine="709"/>
       </w:pPr>
-      <w:bookmarkStart w:id="15" w:name="_fc16f73dd5130c35beb96cc42428784882c256c"/>
+      <w:bookmarkStart w:id="15" w:name="карта-сайтов"/>
       <w:bookmarkEnd w:id="14"/>
       <w:r>
         <w:rPr>
-          <w:b/>
+          <w:sz w:val="28"/>
         </w:rPr>
         <w:lastRenderedPageBreak/>
         <w:t>2.3.2 Карта сайтов</w:t>
@@ -5126,13 +4985,7 @@
         <w:rPr>
           <w:sz w:val="28"/>
         </w:rPr>
-        <w:t>; норма методики – 30 и более страниц выполнена. Страницы получены автоматическим извлече</w:t>
-      </w:r>
-      <w:r>
-        <w:rPr>
-          <w:sz w:val="28"/>
-        </w:rPr>
-        <w:t xml:space="preserve">нием текста 01.10.2026 (сырые данные – Материалы_собранные/sajty_konkurentov_stranicy_2026-10-01.json); страницы </w:t>
+        <w:t xml:space="preserve">; норма методики – 30 и более страниц выполнена. Страницы получены автоматическим извлечением текста 01.10.2026 (сырые данные – Материалы_собранные/sajty_konkurentov_stranicy_2026-10-01.json); страницы </w:t>
       </w:r>
       <w:r>
         <w:rPr>
@@ -5171,13 +5024,7 @@
         <w:rPr>
           <w:sz w:val="28"/>
         </w:rPr>
-        <w:t xml:space="preserve">, недоступные автоматическому запросу, прочитаны во встроенном браузере. Достоверность 5 присвоена страницам, </w:t>
-      </w:r>
-      <w:r>
-        <w:rPr>
-          <w:sz w:val="28"/>
-        </w:rPr>
-        <w:t xml:space="preserve">прочитанным целиком (тарифы), и данным </w:t>
+        <w:t xml:space="preserve">, недоступные автоматическому запросу, прочитаны во встроенном браузере. Достоверность 5 присвоена страницам, прочитанным целиком (тарифы), и данным </w:t>
       </w:r>
       <w:r>
         <w:rPr>
@@ -5727,14 +5574,7 @@
                 <w:i/>
                 <w:sz w:val="24"/>
               </w:rPr>
-              <w:t>Lucidchar</w:t>
-            </w:r>
-            <w:r>
-              <w:rPr>
-                <w:i/>
-                <w:sz w:val="24"/>
-              </w:rPr>
-              <w:t>t</w:t>
+              <w:t>Lucidchart</w:t>
             </w:r>
           </w:p>
         </w:tc>
@@ -5912,11 +5752,11 @@
         <w:spacing w:before="360" w:after="360" w:line="360" w:lineRule="exact"/>
         <w:ind w:firstLine="709"/>
       </w:pPr>
-      <w:bookmarkStart w:id="16" w:name="_82f057331cae740a0f4f117f160a2c6f2d85973"/>
+      <w:bookmarkStart w:id="16" w:name="разбор-по-модели-левитта"/>
       <w:bookmarkEnd w:id="15"/>
       <w:r>
         <w:rPr>
-          <w:b/>
+          <w:sz w:val="28"/>
         </w:rPr>
         <w:t>2.3.3 Разбор по модели Левитта</w:t>
       </w:r>
@@ -5932,13 +5772,7 @@
         <w:rPr>
           <w:sz w:val="28"/>
         </w:rPr>
-        <w:t>На листе «03_Левитт» внесено 153 признаков с оценкой силы реализации (0–3), понятности (0–3) и влияния на ценность (1–5); норма методики – 40 и более признаков выполнена. Число признаков по уровням приведено в таблице 6. Правила оценок записаны в журнале к</w:t>
-      </w:r>
-      <w:r>
-        <w:rPr>
-          <w:sz w:val="28"/>
-        </w:rPr>
-        <w:t>ниги.</w:t>
+        <w:t>На листе «03_Левитт» внесено 153 признаков с оценкой силы реализации (0–3), понятности (0–3) и влияния на ценность (1–5); норма методики – 40 и более признаков выполнена. Число признаков по уровням приведено в таблице 6. Правила оценок записаны в журнале книги.</w:t>
       </w:r>
     </w:p>
     <w:p>
@@ -6393,13 +6227,7 @@
               <w:rPr>
                 <w:sz w:val="24"/>
               </w:rPr>
-              <w:t>Признаки развития: ИИ-</w:t>
-            </w:r>
-            <w:r>
-              <w:rPr>
-                <w:sz w:val="24"/>
-              </w:rPr>
-              <w:t xml:space="preserve">помощник, </w:t>
+              <w:t xml:space="preserve">Признаки развития: ИИ-помощник, </w:t>
             </w:r>
             <w:r>
               <w:rPr>
@@ -6424,11 +6252,11 @@
         <w:spacing w:before="360" w:after="360" w:line="360" w:lineRule="exact"/>
         <w:ind w:firstLine="709"/>
       </w:pPr>
-      <w:bookmarkStart w:id="17" w:name="_56f91c728c0551492b8577d7dc2574233a9ebc9"/>
+      <w:bookmarkStart w:id="17" w:name="требования-по-кано-и-рыночный-стандарт"/>
       <w:bookmarkEnd w:id="16"/>
       <w:r>
         <w:rPr>
-          <w:b/>
+          <w:sz w:val="28"/>
         </w:rPr>
         <w:lastRenderedPageBreak/>
         <w:t>2.3.4 Требования по Кано и рыночный стандарт</w:t>
@@ -6484,19 +6312,7 @@
         <w:rPr>
           <w:sz w:val="28"/>
         </w:rPr>
-        <w:t xml:space="preserve">, проверка правил нотации, импорт форматов). Категории Кано присвоены экспертно по </w:t>
-      </w:r>
-      <w:r>
-        <w:rPr>
-          <w:sz w:val="28"/>
-        </w:rPr>
-        <w:t>распространенности признака и его роли для студентов и аналитиков ПО (Обязательное – 7, Линейное – 11, Безразличное – 4, Привлекательное – 7); опрос по методу Кано не проводился, поэтому классификация предварительная. Статус рыночного стандарта на листе «0</w:t>
-      </w:r>
-      <w:r>
-        <w:rPr>
-          <w:sz w:val="28"/>
-        </w:rPr>
-        <w:t>7_Стандарт_рынка» рассчитан по порогам шаблона (стандарт – 0,6 и более для обязательных и линейных признаков).</w:t>
+        <w:t>, проверка правил нотации, импорт форматов). Категории Кано присвоены экспертно по распространенности признака и его роли для студентов и аналитиков ПО (Обязательное – 7, Линейное – 11, Безразличное – 4, Привлекательное – 7); опрос по методу Кано не проводился, поэтому классификация предварительная. Статус рыночного стандарта на листе «07_Стандарт_рынка» рассчитан по порогам шаблона (стандарт – 0,6 и более для обязательных и линейных признаков).</w:t>
       </w:r>
     </w:p>
     <w:p>
@@ -6663,13 +6479,7 @@
               <w:rPr>
                 <w:sz w:val="24"/>
               </w:rPr>
-              <w:t>Беспла</w:t>
-            </w:r>
-            <w:r>
-              <w:rPr>
-                <w:sz w:val="24"/>
-              </w:rPr>
-              <w:t xml:space="preserve">тный доступ или </w:t>
+              <w:t xml:space="preserve">Бесплатный доступ или </w:t>
             </w:r>
             <w:r>
               <w:rPr>
@@ -9734,7 +9544,7 @@
     </w:tbl>
     <w:p>
       <w:pPr>
-        <w:pStyle w:val="FirstParagraph"/>
+        <w:pStyle w:val="a0"/>
         <w:spacing w:before="0" w:after="0" w:line="360" w:lineRule="exact"/>
         <w:ind w:firstLine="709"/>
         <w:jc w:val="both"/>
@@ -9769,13 +9579,7 @@
         <w:rPr>
           <w:sz w:val="28"/>
         </w:rPr>
-        <w:t xml:space="preserve"> и сети Пе</w:t>
-      </w:r>
-      <w:r>
-        <w:rPr>
-          <w:sz w:val="28"/>
-        </w:rPr>
-        <w:t>три на просмотренных страницах 8 конкурентов не найдены (</w:t>
+        <w:t xml:space="preserve"> и сети Петри на просмотренных страницах 8 конкурентов не найдены (</w:t>
       </w:r>
       <w:r>
         <w:rPr>
@@ -9883,16 +9687,16 @@
         </w:rPr>
         <w:lastRenderedPageBreak/>
         <w:drawing>
-          <wp:inline distT="0" distB="0" distL="0" distR="0" wp14:anchorId="2FBDB50D" wp14:editId="1BD77A62">
+          <wp:inline distT="0" distB="0" distL="0" distR="0" wp14:anchorId="3ACA132C" wp14:editId="754E487C">
             <wp:extent cx="5334000" cy="4706470"/>
             <wp:effectExtent l="0" t="0" r="0" b="0"/>
-            <wp:docPr id="23" name="Picture"/>
+            <wp:docPr id="2023238542" name="Picture"/>
             <wp:cNvGraphicFramePr/>
             <a:graphic xmlns:a="http://schemas.openxmlformats.org/drawingml/2006/main">
               <a:graphicData uri="http://schemas.openxmlformats.org/drawingml/2006/picture">
                 <pic:pic xmlns:pic="http://schemas.openxmlformats.org/drawingml/2006/picture">
                   <pic:nvPicPr>
-                    <pic:cNvPr id="24" name="Picture" descr="Рисунки/рис3_доли_признаков.png"/>
+                    <pic:cNvPr id="0" name="Picture" descr="Рисунки/рис3_доли_признаков.png"/>
                     <pic:cNvPicPr>
                       <a:picLocks noChangeAspect="1" noChangeArrowheads="1"/>
                     </pic:cNvPicPr>
@@ -9944,11 +9748,11 @@
         <w:spacing w:before="360" w:after="360" w:line="360" w:lineRule="exact"/>
         <w:ind w:firstLine="709"/>
       </w:pPr>
-      <w:bookmarkStart w:id="18" w:name="_09dbde0563b3697bedbda9a60cd0bb9ea6aa2fa"/>
+      <w:bookmarkStart w:id="18" w:name="сравнение-конкурентов-и-преимущества"/>
       <w:bookmarkEnd w:id="17"/>
       <w:r>
         <w:rPr>
-          <w:b/>
+          <w:sz w:val="28"/>
         </w:rPr>
         <w:t>2.3.5 Сравнение конкурентов и преимущества</w:t>
       </w:r>
@@ -10142,14 +9946,7 @@
                 <w:b/>
                 <w:sz w:val="24"/>
               </w:rPr>
-              <w:t>Интерпрет</w:t>
-            </w:r>
-            <w:r>
-              <w:rPr>
-                <w:b/>
-                <w:sz w:val="24"/>
-              </w:rPr>
-              <w:t>ация шаблона</w:t>
+              <w:t>Интерпретация шаблона</w:t>
             </w:r>
           </w:p>
         </w:tc>
@@ -10726,7 +10523,7 @@
     </w:tbl>
     <w:p>
       <w:pPr>
-        <w:pStyle w:val="FirstParagraph"/>
+        <w:pStyle w:val="a0"/>
         <w:keepNext/>
         <w:spacing w:before="0" w:after="0"/>
         <w:jc w:val="center"/>
@@ -10738,16 +10535,16 @@
         </w:rPr>
         <w:lastRenderedPageBreak/>
         <w:drawing>
-          <wp:inline distT="0" distB="0" distL="0" distR="0" wp14:anchorId="347EC018" wp14:editId="7D9C1EEC">
+          <wp:inline distT="0" distB="0" distL="0" distR="0" wp14:anchorId="573FC484" wp14:editId="4462E561">
             <wp:extent cx="5334000" cy="3067050"/>
             <wp:effectExtent l="0" t="0" r="0" b="0"/>
-            <wp:docPr id="27" name="Picture"/>
+            <wp:docPr id="1104068229" name="Picture"/>
             <wp:cNvGraphicFramePr/>
             <a:graphic xmlns:a="http://schemas.openxmlformats.org/drawingml/2006/main">
               <a:graphicData uri="http://schemas.openxmlformats.org/drawingml/2006/picture">
                 <pic:pic xmlns:pic="http://schemas.openxmlformats.org/drawingml/2006/picture">
                   <pic:nvPicPr>
-                    <pic:cNvPr id="28" name="Picture" descr="Рисунки/рис2_итоговые_баллы.png"/>
+                    <pic:cNvPr id="0" name="Picture" descr="Рисунки/рис2_итоговые_баллы.png"/>
                     <pic:cNvPicPr>
                       <a:picLocks noChangeAspect="1" noChangeArrowheads="1"/>
                     </pic:cNvPicPr>
@@ -10885,14 +10682,7 @@
                 <w:b/>
                 <w:sz w:val="24"/>
               </w:rPr>
-              <w:t>Преи</w:t>
-            </w:r>
-            <w:r>
-              <w:rPr>
-                <w:b/>
-                <w:sz w:val="24"/>
-              </w:rPr>
-              <w:t>мущество</w:t>
+              <w:t>Преимущество</w:t>
             </w:r>
           </w:p>
         </w:tc>
@@ -11693,11 +11483,11 @@
         <w:spacing w:before="360" w:after="360" w:line="360" w:lineRule="exact"/>
         <w:ind w:firstLine="709"/>
       </w:pPr>
-      <w:bookmarkStart w:id="19" w:name="_0158e18c27a657b04748cc0566c91abbbfffacd"/>
+      <w:bookmarkStart w:id="19" w:name="собственный-цифровой-товар"/>
       <w:bookmarkEnd w:id="18"/>
       <w:r>
         <w:rPr>
-          <w:b/>
+          <w:sz w:val="28"/>
         </w:rPr>
         <w:t>2.3.6 Собственный цифровой товар</w:t>
       </w:r>
@@ -11804,13 +11594,7 @@
         <w:rPr>
           <w:sz w:val="28"/>
         </w:rPr>
-        <w:t xml:space="preserve"> по текстовом</w:t>
-      </w:r>
-      <w:r>
-        <w:rPr>
-          <w:sz w:val="28"/>
-        </w:rPr>
-        <w:t xml:space="preserve">у описанию за счет онлайн-редактора с экспортом, бесплатного уровня </w:t>
+        <w:t xml:space="preserve"> по текстовому описанию за счет онлайн-редактора с экспортом, бесплатного уровня </w:t>
       </w:r>
       <w:r>
         <w:rPr>
@@ -11930,23 +11714,12 @@
         <w:spacing w:before="360" w:after="360" w:line="360" w:lineRule="exact"/>
         <w:ind w:firstLine="709"/>
       </w:pPr>
-      <w:bookmarkStart w:id="20" w:name="_4253a8e12fd5158fd37918e6e474d634b541850"/>
-      <w:bookmarkStart w:id="21" w:name="_Toc241857611"/>
+      <w:bookmarkStart w:id="20" w:name="X4253a8e12fd5158fd37918e6e474d634b541850"/>
+      <w:bookmarkStart w:id="21" w:name="_Toc241930243"/>
+      <w:bookmarkEnd w:id="12"/>
       <w:bookmarkEnd w:id="19"/>
-      <w:bookmarkEnd w:id="12"/>
-      <w:r>
-        <w:rPr>
-          <w:b/>
-          <w:sz w:val="28"/>
-        </w:rPr>
-        <w:t>2.4 Часть C. Анализ бизнес-модели кон</w:t>
-      </w:r>
-      <w:r>
-        <w:rPr>
-          <w:b/>
-          <w:sz w:val="28"/>
-        </w:rPr>
-        <w:t>курентов</w:t>
+      <w:r>
+        <w:t>2.4 Часть C. Анализ бизнес-модели конкурентов</w:t>
       </w:r>
       <w:bookmarkEnd w:id="21"/>
     </w:p>
@@ -11956,10 +11729,10 @@
         <w:spacing w:before="360" w:after="360" w:line="360" w:lineRule="exact"/>
         <w:ind w:firstLine="709"/>
       </w:pPr>
-      <w:bookmarkStart w:id="22" w:name="_a669e4a2359d01b40aad6ad08741ecec4a0db89"/>
-      <w:r>
-        <w:rPr>
-          <w:b/>
+      <w:bookmarkStart w:id="22" w:name="паспорт-исследования"/>
+      <w:r>
+        <w:rPr>
+          <w:sz w:val="28"/>
         </w:rPr>
         <w:t>2.4.1 Паспорт исследования</w:t>
       </w:r>
@@ -11988,13 +11761,7 @@
         <w:rPr>
           <w:sz w:val="28"/>
         </w:rPr>
-        <w:t>. Единица анализа – предложение конкурента на его сайте; рынок и период сбора – по ЛР4 и страницам 01.10.2026; конкур</w:t>
-      </w:r>
-      <w:r>
-        <w:rPr>
-          <w:sz w:val="28"/>
-        </w:rPr>
-        <w:t>енты – 8 из таблицы 4.</w:t>
+        <w:t>. Единица анализа – предложение конкурента на его сайте; рынок и период сбора – по ЛР4 и страницам 01.10.2026; конкуренты – 8 из таблицы 4.</w:t>
       </w:r>
     </w:p>
     <w:p>
@@ -12003,11 +11770,11 @@
         <w:spacing w:before="360" w:after="360" w:line="360" w:lineRule="exact"/>
         <w:ind w:firstLine="709"/>
       </w:pPr>
-      <w:bookmarkStart w:id="23" w:name="_5b9f2701cdd96a3a8ab48e800b0d07e432f286f"/>
+      <w:bookmarkStart w:id="23" w:name="факты-сайтов-и-блоки-бизнес-модели"/>
       <w:bookmarkEnd w:id="22"/>
       <w:r>
         <w:rPr>
-          <w:b/>
+          <w:sz w:val="28"/>
         </w:rPr>
         <w:t>2.4.2 Факты сайтов и блоки бизнес-модели</w:t>
       </w:r>
@@ -12062,13 +11829,7 @@
         <w:rPr>
           <w:sz w:val="28"/>
         </w:rPr>
-        <w:t>-конкурентов; 4 – явное описание на странице; 3 – найдено по ключевым сл</w:t>
-      </w:r>
-      <w:r>
-        <w:rPr>
-          <w:sz w:val="28"/>
-        </w:rPr>
-        <w:t xml:space="preserve">овам или данным </w:t>
+        <w:t xml:space="preserve">-конкурентов; 4 – явное описание на странице; 3 – найдено по ключевым словам или данным </w:t>
       </w:r>
       <w:r>
         <w:rPr>
@@ -12081,13 +11842,7 @@
         <w:rPr>
           <w:sz w:val="28"/>
         </w:rPr>
-        <w:t>). Все 12 блоков заполнены для 8 конкурентов (полнота профиля 1,00); блоки деятельности, партнеров, затрат и сетевых эффектов основаны на косвенных признаках и помечены как гипотезы. Средняя доказательность профилей приведена в та</w:t>
-      </w:r>
-      <w:r>
-        <w:rPr>
-          <w:sz w:val="28"/>
-        </w:rPr>
-        <w:t>блице 10.</w:t>
+        <w:t>). Все 12 блоков заполнены для 8 конкурентов (полнота профиля 1,00); блоки деятельности, партнеров, затрат и сетевых эффектов основаны на косвенных признаках и помечены как гипотезы. Средняя доказательность профилей приведена в таблице 10.</w:t>
       </w:r>
     </w:p>
     <w:p>
@@ -13114,11 +12869,11 @@
         <w:spacing w:before="360" w:after="360" w:line="360" w:lineRule="exact"/>
         <w:ind w:firstLine="709"/>
       </w:pPr>
-      <w:bookmarkStart w:id="24" w:name="_монетизация"/>
+      <w:bookmarkStart w:id="24" w:name="монетизация"/>
       <w:bookmarkEnd w:id="23"/>
       <w:r>
         <w:rPr>
-          <w:b/>
+          <w:sz w:val="28"/>
         </w:rPr>
         <w:t>2.4.3 Монетизация</w:t>
       </w:r>
@@ -13332,11 +13087,11 @@
         <w:spacing w:before="360" w:after="360" w:line="360" w:lineRule="exact"/>
         <w:ind w:firstLine="709"/>
       </w:pPr>
-      <w:bookmarkStart w:id="25" w:name="_83e1132a1ffa9cd0eeed501e62edc4f5c2ebd79"/>
+      <w:bookmarkStart w:id="25" w:name="каналы-и-воронка"/>
       <w:bookmarkEnd w:id="24"/>
       <w:r>
         <w:rPr>
-          <w:b/>
+          <w:sz w:val="28"/>
         </w:rPr>
         <w:t>2.4.4 Каналы и воронка</w:t>
       </w:r>
@@ -13469,13 +13224,7 @@
         <w:rPr>
           <w:sz w:val="28"/>
         </w:rPr>
-        <w:t>), корпоративные</w:t>
-      </w:r>
-      <w:r>
-        <w:rPr>
-          <w:sz w:val="28"/>
-        </w:rPr>
-        <w:t xml:space="preserve"> продажи (</w:t>
+        <w:t>), корпоративные продажи (</w:t>
       </w:r>
       <w:r>
         <w:rPr>
@@ -13549,11 +13298,11 @@
         <w:spacing w:before="360" w:after="360" w:line="360" w:lineRule="exact"/>
         <w:ind w:firstLine="709"/>
       </w:pPr>
-      <w:bookmarkStart w:id="26" w:name="_64fe48b3d09463c1bbb9001cdd092305c33ff16"/>
+      <w:bookmarkStart w:id="26" w:name="рыночный-стандарт-бизнес-модели"/>
       <w:bookmarkEnd w:id="25"/>
       <w:r>
         <w:rPr>
-          <w:b/>
+          <w:sz w:val="28"/>
         </w:rPr>
         <w:t>2.4.5 Рыночный стандарт бизнес-модели</w:t>
       </w:r>
@@ -13568,13 +13317,7 @@
         <w:rPr>
           <w:sz w:val="28"/>
         </w:rPr>
-        <w:t>Таблица 11 – Практики бизнес-модели и доля</w:t>
-      </w:r>
-      <w:r>
-        <w:rPr>
-          <w:sz w:val="28"/>
-        </w:rPr>
-        <w:t xml:space="preserve"> конкурентов (порог стандарта шаблона – 70 %)</w:t>
+        <w:t>Таблица 11 – Практики бизнес-модели и доля конкурентов (порог стандарта шаблона – 70 %)</w:t>
       </w:r>
     </w:p>
     <w:tbl>
@@ -15277,7 +15020,7 @@
     </w:tbl>
     <w:p>
       <w:pPr>
-        <w:pStyle w:val="FirstParagraph"/>
+        <w:pStyle w:val="a0"/>
         <w:spacing w:before="0" w:after="0" w:line="360" w:lineRule="exact"/>
         <w:ind w:firstLine="709"/>
         <w:jc w:val="both"/>
@@ -15384,14 +15127,7 @@
           <w:i/>
           <w:sz w:val="28"/>
         </w:rPr>
-        <w:t>Me</w:t>
-      </w:r>
-      <w:r>
-        <w:rPr>
-          <w:i/>
-          <w:sz w:val="28"/>
-        </w:rPr>
-        <w:t>rmaid</w:t>
+        <w:t>Mermaid</w:t>
       </w:r>
       <w:r>
         <w:rPr>
@@ -15419,11 +15155,11 @@
         <w:spacing w:before="360" w:after="360" w:line="360" w:lineRule="exact"/>
         <w:ind w:firstLine="709"/>
       </w:pPr>
-      <w:bookmarkStart w:id="27" w:name="_660844f123b6a740ebd93bcaba8e17944d2ec30"/>
+      <w:bookmarkStart w:id="27" w:name="гипотезы-для-notacode"/>
       <w:bookmarkEnd w:id="26"/>
       <w:r>
         <w:rPr>
-          <w:b/>
+          <w:sz w:val="28"/>
         </w:rPr>
         <w:t>2.4.6 Гипотезы для NotaCode</w:t>
       </w:r>
@@ -15491,13 +15227,7 @@
         <w:rPr>
           <w:sz w:val="28"/>
         </w:rPr>
-        <w:t xml:space="preserve"> как платные возмож</w:t>
-      </w:r>
-      <w:r>
-        <w:rPr>
-          <w:sz w:val="28"/>
-        </w:rPr>
-        <w:t xml:space="preserve">ности </w:t>
+        <w:t xml:space="preserve"> как платные возможности </w:t>
       </w:r>
       <w:r>
         <w:rPr>
@@ -15532,23 +15262,12 @@
         <w:spacing w:before="360" w:after="360" w:line="360" w:lineRule="exact"/>
         <w:ind w:firstLine="709"/>
       </w:pPr>
-      <w:bookmarkStart w:id="28" w:name="_f2a18eda932c03e0e0e658604e28b1921d3a112"/>
-      <w:bookmarkStart w:id="29" w:name="_Toc241857612"/>
+      <w:bookmarkStart w:id="28" w:name="исправления-рабочих-копий-шаблонов"/>
+      <w:bookmarkStart w:id="29" w:name="_Toc241930244"/>
+      <w:bookmarkEnd w:id="20"/>
       <w:bookmarkEnd w:id="27"/>
-      <w:bookmarkEnd w:id="20"/>
-      <w:r>
-        <w:rPr>
-          <w:b/>
-          <w:sz w:val="28"/>
-        </w:rPr>
-        <w:t>2.5 Исправления рабочих копий ш</w:t>
-      </w:r>
-      <w:r>
-        <w:rPr>
-          <w:b/>
-          <w:sz w:val="28"/>
-        </w:rPr>
-        <w:t>аблонов</w:t>
+      <w:r>
+        <w:t>2.5 Исправления рабочих копий шаблонов</w:t>
       </w:r>
       <w:bookmarkEnd w:id="29"/>
     </w:p>
@@ -16159,13 +15878,7 @@
               <w:rPr>
                 <w:sz w:val="24"/>
               </w:rPr>
-              <w:t xml:space="preserve">, итог одинаков у всех </w:t>
-            </w:r>
-            <w:r>
-              <w:rPr>
-                <w:sz w:val="24"/>
-              </w:rPr>
-              <w:t>конкурентов</w:t>
+              <w:t>, итог одинаков у всех конкурентов</w:t>
             </w:r>
           </w:p>
         </w:tc>
@@ -16398,13 +16111,7 @@
               <w:rPr>
                 <w:sz w:val="24"/>
               </w:rPr>
-              <w:t xml:space="preserve"> пустого диапазона </w:t>
-            </w:r>
-            <w:r>
-              <w:rPr>
-                <w:sz w:val="24"/>
-              </w:rPr>
-              <w:t>= 0)</w:t>
+              <w:t xml:space="preserve"> пустого диапазона = 0)</w:t>
             </w:r>
           </w:p>
         </w:tc>
@@ -16438,7 +16145,7 @@
     </w:tbl>
     <w:p>
       <w:pPr>
-        <w:pStyle w:val="FirstParagraph"/>
+        <w:pStyle w:val="a0"/>
         <w:spacing w:before="0" w:after="0" w:line="360" w:lineRule="exact"/>
         <w:ind w:firstLine="709"/>
         <w:jc w:val="both"/>
@@ -16457,13 +16164,12 @@
         <w:spacing w:before="0" w:after="360" w:line="360" w:lineRule="exact"/>
         <w:ind w:firstLine="709"/>
       </w:pPr>
-      <w:bookmarkStart w:id="30" w:name="_6f796f6028bbaaf5952dd15d9cf720f8f281ab9"/>
-      <w:bookmarkStart w:id="31" w:name="_Toc241857613"/>
+      <w:bookmarkStart w:id="30" w:name="проверка-по-критериям-методики"/>
+      <w:bookmarkStart w:id="31" w:name="_Toc241930245"/>
+      <w:bookmarkEnd w:id="2"/>
       <w:bookmarkEnd w:id="28"/>
-      <w:bookmarkEnd w:id="2"/>
-      <w:r>
-        <w:rPr>
-          <w:b/>
+      <w:r>
+        <w:rPr>
           <w:sz w:val="28"/>
         </w:rPr>
         <w:lastRenderedPageBreak/>
@@ -17599,12 +17305,11 @@
         <w:spacing w:before="0" w:after="360" w:line="360" w:lineRule="exact"/>
         <w:jc w:val="center"/>
       </w:pPr>
-      <w:bookmarkStart w:id="32" w:name="_выводы"/>
-      <w:bookmarkStart w:id="33" w:name="_Toc241857614"/>
+      <w:bookmarkStart w:id="32" w:name="выводы"/>
+      <w:bookmarkStart w:id="33" w:name="_Toc241930246"/>
       <w:bookmarkEnd w:id="30"/>
       <w:r>
         <w:rPr>
-          <w:b/>
           <w:sz w:val="28"/>
         </w:rPr>
         <w:lastRenderedPageBreak/>
@@ -17614,12 +17319,11 @@
     </w:p>
     <w:p>
       <w:pPr>
-        <w:pStyle w:val="FirstParagraph"/>
         <w:numPr>
           <w:ilvl w:val="0"/>
           <w:numId w:val="2"/>
         </w:numPr>
-        <w:spacing w:before="0" w:after="0" w:line="360" w:lineRule="exact"/>
+        <w:spacing w:after="0" w:line="360" w:lineRule="exact"/>
         <w:ind w:left="709" w:hanging="425"/>
         <w:jc w:val="both"/>
       </w:pPr>
@@ -17627,13 +17331,7 @@
         <w:rPr>
           <w:sz w:val="28"/>
         </w:rPr>
-        <w:t xml:space="preserve">Сформировано </w:t>
-      </w:r>
-      <w:r>
-        <w:rPr>
-          <w:sz w:val="28"/>
-        </w:rPr>
-        <w:t>конкурентное поле из 22 компаний: один прямой конкурент (</w:t>
+        <w:t>Сформировано конкурентное поле из 22 компаний: один прямой конкурент (</w:t>
       </w:r>
       <w:r>
         <w:rPr>
@@ -17677,12 +17375,11 @@
     </w:p>
     <w:p>
       <w:pPr>
-        <w:pStyle w:val="FirstParagraph"/>
         <w:numPr>
           <w:ilvl w:val="0"/>
           <w:numId w:val="2"/>
         </w:numPr>
-        <w:spacing w:before="0" w:after="0" w:line="360" w:lineRule="exact"/>
+        <w:spacing w:after="0" w:line="360" w:lineRule="exact"/>
         <w:ind w:left="709" w:hanging="425"/>
         <w:jc w:val="both"/>
       </w:pPr>
@@ -17695,12 +17392,11 @@
     </w:p>
     <w:p>
       <w:pPr>
-        <w:pStyle w:val="FirstParagraph"/>
         <w:numPr>
           <w:ilvl w:val="0"/>
           <w:numId w:val="2"/>
         </w:numPr>
-        <w:spacing w:before="0" w:after="0" w:line="360" w:lineRule="exact"/>
+        <w:spacing w:after="0" w:line="360" w:lineRule="exact"/>
         <w:ind w:left="709" w:hanging="425"/>
         <w:jc w:val="both"/>
       </w:pPr>
@@ -17708,13 +17404,7 @@
         <w:rPr>
           <w:sz w:val="28"/>
         </w:rPr>
-        <w:t>Рыночный стандарт цифрового товара по порогам шаблона (13 признако</w:t>
-      </w:r>
-      <w:r>
-        <w:rPr>
-          <w:sz w:val="28"/>
-        </w:rPr>
-        <w:t xml:space="preserve">в): описание диаграммы текстом, бесплатный доступ, платная подписка и открытая страница тарифов, интеграции, независимые отзывы, раздел о безопасности, вход, совместная работа, экспорт, история версий, документация и </w:t>
+        <w:t xml:space="preserve">Рыночный стандарт цифрового товара по порогам шаблона (13 признаков): описание диаграммы текстом, бесплатный доступ, платная подписка и открытая страница тарифов, интеграции, независимые отзывы, раздел о безопасности, вход, совместная работа, экспорт, история версий, документация и </w:t>
       </w:r>
       <w:r>
         <w:rPr>
@@ -17753,13 +17443,7 @@
         <w:rPr>
           <w:sz w:val="28"/>
         </w:rPr>
-        <w:t xml:space="preserve"> и шаблоны – фор</w:t>
-      </w:r>
-      <w:r>
-        <w:rPr>
-          <w:sz w:val="28"/>
-        </w:rPr>
-        <w:t xml:space="preserve">мирующаяся норма. ИИ-помощник и </w:t>
+        <w:t xml:space="preserve"> и шаблоны – формирующаяся норма. ИИ-помощник и </w:t>
       </w:r>
       <w:r>
         <w:rPr>
@@ -17816,12 +17500,11 @@
     </w:p>
     <w:p>
       <w:pPr>
-        <w:pStyle w:val="FirstParagraph"/>
         <w:numPr>
           <w:ilvl w:val="0"/>
           <w:numId w:val="2"/>
         </w:numPr>
-        <w:spacing w:before="0" w:after="0" w:line="360" w:lineRule="exact"/>
+        <w:spacing w:after="0" w:line="360" w:lineRule="exact"/>
         <w:ind w:left="709" w:hanging="425"/>
         <w:jc w:val="both"/>
       </w:pPr>
@@ -17829,13 +17512,7 @@
         <w:rPr>
           <w:sz w:val="28"/>
         </w:rPr>
-        <w:t>Рыночный стандарт бизнес-модели (порог 70 %): бесплатный доступ, интеграции, независи</w:t>
-      </w:r>
-      <w:r>
-        <w:rPr>
-          <w:sz w:val="28"/>
-        </w:rPr>
-        <w:t xml:space="preserve">мые отзывы, раздел безопасности, документация; преобладает условно-бесплатная модель с подпиской за пользователя в месяц. Сильнейшая модель – </w:t>
+        <w:t xml:space="preserve">Рыночный стандарт бизнес-модели (порог 70 %): бесплатный доступ, интеграции, независимые отзывы, раздел безопасности, документация; преобладает условно-бесплатная модель с подпиской за пользователя в месяц. Сильнейшая модель – </w:t>
       </w:r>
       <w:r>
         <w:rPr>
@@ -17853,12 +17530,11 @@
     </w:p>
     <w:p>
       <w:pPr>
-        <w:pStyle w:val="FirstParagraph"/>
         <w:numPr>
           <w:ilvl w:val="0"/>
           <w:numId w:val="2"/>
         </w:numPr>
-        <w:spacing w:before="0" w:after="0" w:line="360" w:lineRule="exact"/>
+        <w:spacing w:after="0" w:line="360" w:lineRule="exact"/>
         <w:ind w:left="709" w:hanging="425"/>
         <w:jc w:val="both"/>
       </w:pPr>
@@ -17931,13 +17607,7 @@
         <w:rPr>
           <w:sz w:val="28"/>
         </w:rPr>
-        <w:t xml:space="preserve"> в год; она соответствует практи</w:t>
-      </w:r>
-      <w:r>
-        <w:rPr>
-          <w:sz w:val="28"/>
-        </w:rPr>
-        <w:t xml:space="preserve">ке </w:t>
+        <w:t xml:space="preserve"> в год; она соответствует практике </w:t>
       </w:r>
       <w:r>
         <w:rPr>
@@ -18020,12 +17690,11 @@
     </w:p>
     <w:p>
       <w:pPr>
-        <w:pStyle w:val="FirstParagraph"/>
         <w:numPr>
           <w:ilvl w:val="0"/>
           <w:numId w:val="2"/>
         </w:numPr>
-        <w:spacing w:before="0" w:after="0" w:line="360" w:lineRule="exact"/>
+        <w:spacing w:after="0" w:line="360" w:lineRule="exact"/>
         <w:ind w:left="709" w:hanging="425"/>
         <w:jc w:val="both"/>
       </w:pPr>
@@ -18033,23 +17702,16 @@
         <w:rPr>
           <w:sz w:val="28"/>
         </w:rPr>
-        <w:t>Классификация по Кано и оценки по шкалам экспертные: для окончательных выводов нужны опрос потребителей по методу Кано и проверка работы продуктов (п</w:t>
-      </w:r>
-      <w:r>
-        <w:rPr>
-          <w:sz w:val="28"/>
-        </w:rPr>
-        <w:t>роверка правил нотации, импорт форматов); эти данные перечислены в приложении Б.</w:t>
+        <w:t>Классификация по Кано и оценки по шкалам экспертные: для окончательных выводов нужны опрос потребителей по методу Кано и проверка работы продуктов (проверка правил нотации, импорт форматов); эти данные перечислены в приложении Б.</w:t>
       </w:r>
     </w:p>
     <w:p>
       <w:pPr>
-        <w:pStyle w:val="FirstParagraph"/>
         <w:numPr>
           <w:ilvl w:val="0"/>
           <w:numId w:val="2"/>
         </w:numPr>
-        <w:spacing w:before="0" w:after="0" w:line="360" w:lineRule="exact"/>
+        <w:spacing w:after="0" w:line="360" w:lineRule="exact"/>
         <w:ind w:left="709" w:hanging="425"/>
         <w:jc w:val="both"/>
       </w:pPr>
@@ -18122,13 +17784,7 @@
         <w:rPr>
           <w:sz w:val="28"/>
         </w:rPr>
-        <w:t>, реклама в Беларуси, сгенерированный опрос по Кано, где э</w:t>
-      </w:r>
-      <w:r>
-        <w:rPr>
-          <w:sz w:val="28"/>
-        </w:rPr>
-        <w:t xml:space="preserve">кспорт без оплаты оказался обязательным признаком, а </w:t>
+        <w:t xml:space="preserve">, реклама в Беларуси, опрос по методу Кано (30 студентов, пробная выборка), где экспорт без оплаты оказался обязательным признаком, а </w:t>
       </w:r>
       <w:r>
         <w:rPr>
@@ -18141,7 +17797,7 @@
         <w:rPr>
           <w:sz w:val="28"/>
         </w:rPr>
-        <w:t xml:space="preserve"> и сети Петри – безразличными; реальный опрос и проверка работы продуктов остаются (приложение Б).</w:t>
+        <w:t xml:space="preserve"> и сети Петри – безразличными; проверка работы продуктов остается (приложение Б).</w:t>
       </w:r>
     </w:p>
     <w:p>
@@ -18151,12 +17807,11 @@
         <w:spacing w:before="0" w:after="360" w:line="360" w:lineRule="exact"/>
         <w:jc w:val="center"/>
       </w:pPr>
-      <w:bookmarkStart w:id="34" w:name="_274f6a444530ef90b0479dabf3d210f01e97699"/>
-      <w:bookmarkStart w:id="35" w:name="_Toc241857615"/>
+      <w:bookmarkStart w:id="34" w:name="список-использованных-источников"/>
+      <w:bookmarkStart w:id="35" w:name="_Toc241930247"/>
       <w:bookmarkEnd w:id="32"/>
       <w:r>
         <w:rPr>
-          <w:b/>
           <w:sz w:val="28"/>
         </w:rPr>
         <w:lastRenderedPageBreak/>
@@ -18197,13 +17852,7 @@
         <w:rPr>
           <w:sz w:val="28"/>
         </w:rPr>
-        <w:t>Методика анализа конкурентов по сайтам (цифровой товар): материалы курса «Электронн</w:t>
-      </w:r>
-      <w:r>
-        <w:rPr>
-          <w:sz w:val="28"/>
-        </w:rPr>
-        <w:t>ый бизнес». – Файл: Материалы/Методика_анализа_конкурентов_по_сайтам_цифровой_товар.docx.</w:t>
+        <w:t>Методика анализа конкурентов по сайтам (цифровой товар): материалы курса «Электронный бизнес». – Файл: Материалы/Методика_анализа_конкурентов_по_сайтам_цифровой_товар.docx.</w:t>
       </w:r>
     </w:p>
     <w:p>
@@ -18221,13 +17870,7 @@
         <w:rPr>
           <w:sz w:val="28"/>
         </w:rPr>
-        <w:t>Методика анализа бизнес-модели конкурентов по сайтам: материалы курса «Электронный бизнес». – Файл: Материалы/Методика_анализа_бизнес_модели_конкурентов_по_сайтам.doc</w:t>
-      </w:r>
-      <w:r>
-        <w:rPr>
-          <w:sz w:val="28"/>
-        </w:rPr>
-        <w:t>x.</w:t>
+        <w:t>Методика анализа бизнес-модели конкурентов по сайтам: материалы курса «Электронный бизнес». – Файл: Материалы/Методика_анализа_бизнес_модели_конкурентов_по_сайтам.docx.</w:t>
       </w:r>
     </w:p>
     <w:p>
@@ -18296,13 +17939,7 @@
         <w:rPr>
           <w:sz w:val="28"/>
         </w:rPr>
-        <w:t>: обзор доменов, июнь – август 2026 [Электронный ресурс]. – Режим доступа: https://pro.similarweb.com. – Дата доступа: 30.</w:t>
-      </w:r>
-      <w:r>
-        <w:rPr>
-          <w:sz w:val="28"/>
-        </w:rPr>
-        <w:t>09.2026.</w:t>
+        <w:t>: обзор доменов, июнь – август 2026 [Электронный ресурс]. – Режим доступа: https://pro.similarweb.com. – Дата доступа: 30.09.2026.</w:t>
       </w:r>
     </w:p>
     <w:p>
@@ -18378,13 +18015,7 @@
         <w:rPr>
           <w:sz w:val="28"/>
         </w:rPr>
-        <w:t xml:space="preserve">: страницы оценок доменов [Электронный ресурс]. – Режим доступа: </w:t>
-      </w:r>
-      <w:r>
-        <w:rPr>
-          <w:sz w:val="28"/>
-        </w:rPr>
-        <w:t>https://www.trustpilot.com. – Дата доступа: 30.09.2026.</w:t>
+        <w:t>: страницы оценок доменов [Электронный ресурс]. – Режим доступа: https://www.trustpilot.com. – Дата доступа: 30.09.2026.</w:t>
       </w:r>
     </w:p>
     <w:p>
@@ -18453,14 +18084,7 @@
           <w:i/>
           <w:sz w:val="28"/>
         </w:rPr>
-        <w:t>mermaid.a</w:t>
-      </w:r>
-      <w:r>
-        <w:rPr>
-          <w:i/>
-          <w:sz w:val="28"/>
-        </w:rPr>
-        <w:t>i</w:t>
+        <w:t>mermaid.ai</w:t>
       </w:r>
       <w:r>
         <w:rPr>
@@ -18621,13 +18245,7 @@
         <w:rPr>
           <w:sz w:val="28"/>
         </w:rPr>
-        <w:t>: главная страница и цены [Электронный ресурс]. – Режим доступа: https://sparx</w:t>
-      </w:r>
-      <w:r>
-        <w:rPr>
-          <w:sz w:val="28"/>
-        </w:rPr>
-        <w:t>systems.com/products/ea/. – Дата доступа: 02.10.2026.</w:t>
+        <w:t>: главная страница и цены [Электронный ресурс]. – Режим доступа: https://sparxsystems.com/products/ea/. – Дата доступа: 02.10.2026.</w:t>
       </w:r>
     </w:p>
     <w:p>
@@ -18794,13 +18412,7 @@
         <w:rPr>
           <w:sz w:val="28"/>
         </w:rPr>
-        <w:t>, реги</w:t>
-      </w:r>
-      <w:r>
-        <w:rPr>
-          <w:sz w:val="28"/>
-        </w:rPr>
-        <w:t>он Беларусь [Электронный ресурс]. – Режим доступа: https://adstransparency.google.com. – Дата доступа: 02.10.2026.</w:t>
+        <w:t>, регион Беларусь [Электронный ресурс]. – Режим доступа: https://adstransparency.google.com. – Дата доступа: 02.10.2026.</w:t>
       </w:r>
     </w:p>
     <w:p>
@@ -18839,13 +18451,7 @@
         <w:rPr>
           <w:sz w:val="28"/>
         </w:rPr>
-        <w:t xml:space="preserve"> [Электронный ресурс]. – Режим доступа: https://sourceforge.net/projects/plantuml/reviews/. – Дата доступа: 02.</w:t>
-      </w:r>
-      <w:r>
-        <w:rPr>
-          <w:sz w:val="28"/>
-        </w:rPr>
-        <w:t>10.2026.</w:t>
+        <w:t xml:space="preserve"> [Электронный ресурс]. – Режим доступа: https://sourceforge.net/projects/plantuml/reviews/. – Дата доступа: 02.10.2026.</w:t>
       </w:r>
     </w:p>
     <w:p>
@@ -18853,15 +18459,14 @@
         <w:pStyle w:val="1"/>
         <w:keepNext w:val="0"/>
         <w:pageBreakBefore/>
-        <w:spacing w:before="0" w:after="0" w:line="360" w:lineRule="exact"/>
+        <w:spacing w:before="0" w:line="360" w:lineRule="exact"/>
         <w:jc w:val="center"/>
       </w:pPr>
-      <w:bookmarkStart w:id="36" w:name="_0d652d9c320698e7c8068993b30a2dd7ee59c14"/>
-      <w:bookmarkStart w:id="37" w:name="_Toc241857616"/>
+      <w:bookmarkStart w:id="36" w:name="X0d652d9c320698e7c8068993b30a2dd7ee59c14"/>
+      <w:bookmarkStart w:id="37" w:name="_Toc241930248"/>
       <w:bookmarkEnd w:id="34"/>
       <w:r>
         <w:rPr>
-          <w:b/>
           <w:sz w:val="28"/>
         </w:rPr>
         <w:lastRenderedPageBreak/>
@@ -19301,13 +18906,7 @@
               <w:rPr>
                 <w:sz w:val="24"/>
               </w:rPr>
-              <w:t>Подготов</w:t>
-            </w:r>
-            <w:r>
-              <w:rPr>
-                <w:sz w:val="24"/>
-              </w:rPr>
-              <w:t>ка данных, описание заполнения книг, сбор страниц, рисунки, сборка отчета</w:t>
+              <w:t>Подготовка данных, описание заполнения книг, сбор страниц, рисунки, сборка отчета</w:t>
             </w:r>
           </w:p>
         </w:tc>
@@ -19420,15 +19019,14 @@
         <w:pStyle w:val="1"/>
         <w:keepNext w:val="0"/>
         <w:pageBreakBefore/>
-        <w:spacing w:before="0" w:after="0" w:line="360" w:lineRule="exact"/>
+        <w:spacing w:before="0" w:line="360" w:lineRule="exact"/>
         <w:jc w:val="center"/>
       </w:pPr>
-      <w:bookmarkStart w:id="38" w:name="_e57dfa954bc99fa1a56051ea98d15e9969e72a7"/>
-      <w:bookmarkStart w:id="39" w:name="_Toc241857617"/>
+      <w:bookmarkStart w:id="38" w:name="Xe57dfa954bc99fa1a56051ea98d15e9969e72a7"/>
+      <w:bookmarkStart w:id="39" w:name="_Toc241930249"/>
       <w:bookmarkEnd w:id="36"/>
       <w:r>
         <w:rPr>
-          <w:b/>
           <w:sz w:val="28"/>
         </w:rPr>
         <w:lastRenderedPageBreak/>
@@ -19458,14 +19056,7 @@
           <w:b/>
           <w:sz w:val="28"/>
         </w:rPr>
-        <w:t xml:space="preserve">Данные, не подтвержденные </w:t>
-      </w:r>
-      <w:r>
-        <w:rPr>
-          <w:b/>
-          <w:sz w:val="28"/>
-        </w:rPr>
-        <w:t>источниками</w:t>
+        <w:t>Данные, не подтвержденные источниками</w:t>
       </w:r>
     </w:p>
     <w:p>
@@ -19628,13 +19219,7 @@
               <w:rPr>
                 <w:sz w:val="24"/>
               </w:rPr>
-              <w:t xml:space="preserve">Проведена сгенерированная выборка из 30 респондентов (приложение </w:t>
-            </w:r>
-            <w:r>
-              <w:rPr>
-                <w:sz w:val="24"/>
-              </w:rPr>
-              <w:t>В, таблица 18); спрос она не доказывает</w:t>
+              <w:t>Проведен пробный опрос 30 студентов (приложение В, таблица 18); спрос окончательно не доказан</w:t>
             </w:r>
           </w:p>
         </w:tc>
@@ -19935,13 +19520,7 @@
               <w:rPr>
                 <w:sz w:val="24"/>
               </w:rPr>
-              <w:t>-дан</w:t>
-            </w:r>
-            <w:r>
-              <w:rPr>
-                <w:sz w:val="24"/>
-              </w:rPr>
-              <w:t xml:space="preserve">ные и структура каналов для </w:t>
+              <w:t xml:space="preserve">-данные и структура каналов для </w:t>
             </w:r>
             <w:r>
               <w:rPr>
@@ -20102,13 +19681,7 @@
               <w:rPr>
                 <w:sz w:val="24"/>
               </w:rPr>
-              <w:t>Рекламные объя</w:t>
-            </w:r>
-            <w:r>
-              <w:rPr>
-                <w:sz w:val="24"/>
-              </w:rPr>
-              <w:t>вления и выдача Яндекса по запросам ядра</w:t>
+              <w:t>Рекламные объявления и выдача Яндекса по запросам ядра</w:t>
             </w:r>
           </w:p>
         </w:tc>
@@ -20469,7 +20042,7 @@
               <w:rPr>
                 <w:sz w:val="24"/>
               </w:rPr>
-              <w:t xml:space="preserve"> в год; в сгенерированном опросе 37 % готовы платить до 3 </w:t>
+              <w:t xml:space="preserve"> в год; в пробном опросе 37 % готовы платить до 3 </w:t>
             </w:r>
             <w:r>
               <w:rPr>
@@ -20519,15 +20092,14 @@
         <w:pStyle w:val="1"/>
         <w:keepNext w:val="0"/>
         <w:pageBreakBefore/>
-        <w:spacing w:before="0" w:after="0" w:line="360" w:lineRule="exact"/>
+        <w:spacing w:before="0" w:line="360" w:lineRule="exact"/>
         <w:jc w:val="center"/>
       </w:pPr>
-      <w:bookmarkStart w:id="40" w:name="_5524ab9f965042c4d6511d6315044a9f4f6816c"/>
-      <w:bookmarkStart w:id="41" w:name="_Toc241857618"/>
+      <w:bookmarkStart w:id="40" w:name="X5524ab9f965042c4d6511d6315044a9f4f6816c"/>
+      <w:bookmarkStart w:id="41" w:name="_Toc241930250"/>
       <w:bookmarkEnd w:id="38"/>
       <w:r>
         <w:rPr>
-          <w:b/>
           <w:sz w:val="28"/>
         </w:rPr>
         <w:lastRenderedPageBreak/>
@@ -20571,13 +20143,7 @@
         <w:rPr>
           <w:sz w:val="28"/>
         </w:rPr>
-        <w:t>Данные получены по</w:t>
-      </w:r>
-      <w:r>
-        <w:rPr>
-          <w:sz w:val="28"/>
-        </w:rPr>
-        <w:t xml:space="preserve">сле первой сборки отчета и дополняют части </w:t>
+        <w:t xml:space="preserve">Данные получены после первой сборки отчета и дополняют части </w:t>
       </w:r>
       <w:r>
         <w:rPr>
@@ -20629,7 +20195,7 @@
         <w:rPr>
           <w:sz w:val="28"/>
         </w:rPr>
-        <w:t xml:space="preserve"> [10], отзывы пользователей [11], рекламная активность в Беларуси [12], сгенерированный опрос Кано.</w:t>
+        <w:t xml:space="preserve"> [10], отзывы пользователей [11], рекламная активность в Беларуси [12], опрос по методу Кано.</w:t>
       </w:r>
     </w:p>
     <w:p>
@@ -21194,7 +20760,7 @@
     </w:tbl>
     <w:p>
       <w:pPr>
-        <w:pStyle w:val="FirstParagraph"/>
+        <w:pStyle w:val="a0"/>
         <w:keepNext/>
         <w:spacing w:before="0" w:after="0" w:line="360" w:lineRule="exact"/>
       </w:pPr>
@@ -21666,7 +21232,7 @@
     </w:tbl>
     <w:p>
       <w:pPr>
-        <w:pStyle w:val="FirstParagraph"/>
+        <w:pStyle w:val="a0"/>
         <w:keepNext/>
         <w:spacing w:before="0" w:after="0" w:line="360" w:lineRule="exact"/>
       </w:pPr>
@@ -21674,7 +21240,7 @@
         <w:rPr>
           <w:sz w:val="28"/>
         </w:rPr>
-        <w:t>Таблица 18 – Сгенерированный опрос по методу Кано (30 респондентов): категория признака по модальному ответу</w:t>
+        <w:t>Таблица 18 – Опрос по методу Кано (30 студентов, пробная выборка): категория признака по модальному ответу</w:t>
       </w:r>
     </w:p>
     <w:tbl>
@@ -22328,7 +21894,7 @@
     </w:tbl>
     <w:p>
       <w:pPr>
-        <w:pStyle w:val="FirstParagraph"/>
+        <w:pStyle w:val="a0"/>
         <w:spacing w:before="0" w:after="0" w:line="360" w:lineRule="exact"/>
         <w:ind w:firstLine="709"/>
         <w:jc w:val="both"/>
@@ -22351,13 +21917,7 @@
         <w:rPr>
           <w:sz w:val="28"/>
         </w:rPr>
-        <w:t xml:space="preserve"> (70 %), что завышено относительно целевой конверсии 3 % документации проекта. Результат допуст</w:t>
-      </w:r>
-      <w:r>
-        <w:rPr>
-          <w:sz w:val="28"/>
-        </w:rPr>
-        <w:t>им как рабочая гипотеза и требует проверки на реальных пользователях. Исходные таблицы: Материалы_собранные/opros_kano_sgenerirovan_2026-10-02.md.</w:t>
+        <w:t xml:space="preserve"> (70 %), что завышено относительно целевой конверсии 3 % документации проекта. Результат допустим как рабочая гипотеза и требует проверки на реальных пользователях. Исходные таблицы: Материалы_собранные/opros_kano_sgenerirovan_2026-10-02.md.</w:t>
       </w:r>
     </w:p>
     <w:p>
@@ -22410,13 +21970,7 @@
         <w:rPr>
           <w:sz w:val="28"/>
         </w:rPr>
-        <w:t>) источником отзывов о прямом конкуренте в</w:t>
-      </w:r>
-      <w:r>
-        <w:rPr>
-          <w:sz w:val="28"/>
-        </w:rPr>
-        <w:t xml:space="preserve">ыбран </w:t>
+        <w:t xml:space="preserve">) источником отзывов о прямом конкуренте выбран </w:t>
       </w:r>
       <w:r>
         <w:rPr>
@@ -22614,13 +22168,7 @@
               <w:rPr>
                 <w:sz w:val="24"/>
               </w:rPr>
-              <w:t>диаграмма из текста хра</w:t>
-            </w:r>
-            <w:r>
-              <w:rPr>
-                <w:sz w:val="24"/>
-              </w:rPr>
-              <w:t>нится в системе контроля версий, изменения видны построчно</w:t>
+              <w:t>диаграмма из текста хранится в системе контроля версий, изменения видны построчно</w:t>
             </w:r>
           </w:p>
         </w:tc>
@@ -22892,13 +22440,7 @@
               <w:rPr>
                 <w:sz w:val="24"/>
               </w:rPr>
-              <w:t>сломанные макросы по</w:t>
-            </w:r>
-            <w:r>
-              <w:rPr>
-                <w:sz w:val="24"/>
-              </w:rPr>
-              <w:t xml:space="preserve">сле обновления, сработка антивируса на шаблоне </w:t>
+              <w:t xml:space="preserve">сломанные макросы после обновления, сработка антивируса на шаблоне </w:t>
             </w:r>
             <w:r>
               <w:rPr>
@@ -22932,7 +22474,7 @@
     </w:tbl>
     <w:p>
       <w:pPr>
-        <w:pStyle w:val="FirstParagraph"/>
+        <w:pStyle w:val="a0"/>
         <w:spacing w:before="0" w:after="0" w:line="360" w:lineRule="exact"/>
         <w:ind w:firstLine="709"/>
         <w:jc w:val="both"/>
@@ -23028,14 +22570,11 @@
         </w:rPr>
         <w:t xml:space="preserve"> и текстовый ввод, и ориентировочно относится к косвенным конкурентам; пересчет листа классификации не выполнялся, итоговые числа таблицы 3 не менялись.</w:t>
       </w:r>
+      <w:bookmarkEnd w:id="40"/>
     </w:p>
-    <w:bookmarkEnd w:id="40"/>
     <w:sectPr>
       <w:headerReference w:type="default" r:id="rId10"/>
       <w:footerReference w:type="default" r:id="rId11"/>
-      <w:footnotePr>
-        <w:numRestart w:val="eachSect"/>
-      </w:footnotePr>
       <w:pgSz w:w="11906" w:h="16838"/>
       <w:pgMar w:top="1134" w:right="850" w:bottom="1134" w:left="1701" w:header="720" w:footer="720" w:gutter="0"/>
       <w:cols w:space="720"/>
@@ -23046,7 +22585,7 @@
 </file>
 
 <file path=word/endnotes.xml><?xml version="1.0" encoding="utf-8"?>
-<w:endnotes xmlns:wpc="http://schemas.microsoft.com/office/word/2010/wordprocessingCanvas" xmlns:cx="http://schemas.microsoft.com/office/drawing/2014/chartex" xmlns:cx1="http://schemas.microsoft.com/office/drawing/2015/9/8/chartex" xmlns:cx2="http://schemas.microsoft.com/office/drawing/2015/10/21/chartex" xmlns:cx3="http://schemas.microsoft.com/office/drawing/2016/5/9/chartex" xmlns:cx4="http://schemas.microsoft.com/office/drawing/2016/5/10/chartex" xmlns:cx5="http://schemas.microsoft.com/office/drawing/2016/5/11/chartex" xmlns:cx6="http://schemas.microsoft.com/office/drawing/2016/5/12/chartex" xmlns:cx7="http://schemas.microsoft.com/office/drawing/2016/5/13/chartex" xmlns:cx8="http://schemas.microsoft.com/office/drawing/2016/5/14/chartex" xmlns:mc="http://schemas.openxmlformats.org/markup-compatibility/2006" xmlns:aink="http://schemas.microsoft.com/office/drawing/2016/ink" xmlns:am3d="http://schemas.microsoft.com/office/drawing/2017/model3d" xmlns:o="urn:schemas-microsoft-com:office:office" xmlns:r="http://schemas.openxmlformats.org/officeDocument/2006/relationships" xmlns:m="http://schemas.openxmlformats.org/officeDocument/2006/math" xmlns:v="urn:schemas-microsoft-com:vml" xmlns:wp14="http://schemas.microsoft.com/office/word/2010/wordprocessingDrawing" xmlns:wp="http://schemas.openxmlformats.org/drawingml/2006/wordprocessingDrawing" xmlns:w10="urn:schemas-microsoft-com:office:word" xmlns:w="http://schemas.openxmlformats.org/wordprocessingml/2006/main" xmlns:w14="http://schemas.microsoft.com/office/word/2010/wordml" xmlns:w15="http://schemas.microsoft.com/office/word/2012/wordml" xmlns:w16cex="http://schemas.microsoft.com/office/word/2018/wordml/cex" xmlns:w16cid="http://schemas.microsoft.com/office/word/2016/wordml/cid" xmlns:w16="http://schemas.microsoft.com/office/word/2018/wordml" xmlns:w16sdtdh="http://schemas.microsoft.com/office/word/2020/wordml/sdtdatahash" xmlns:w16se="http://schemas.microsoft.com/office/word/2015/wordml/symex" xmlns:wpg="http://schemas.microsoft.com/office/word/2010/wordprocessingGroup" xmlns:wpi="http://schemas.microsoft.com/office/word/2010/wordprocessingInk" xmlns:wne="http://schemas.microsoft.com/office/word/2006/wordml" xmlns:wps="http://schemas.microsoft.com/office/word/2010/wordprocessingShape" mc:Ignorable="w14 w15 w16se w16cid w16 w16cex w16sdtdh wp14">
+<w:endnotes xmlns:wpc="http://schemas.microsoft.com/office/word/2010/wordprocessingCanvas" xmlns:cx="http://schemas.microsoft.com/office/drawing/2014/chartex" xmlns:cx1="http://schemas.microsoft.com/office/drawing/2015/9/8/chartex" xmlns:cx2="http://schemas.microsoft.com/office/drawing/2015/10/21/chartex" xmlns:cx3="http://schemas.microsoft.com/office/drawing/2016/5/9/chartex" xmlns:cx4="http://schemas.microsoft.com/office/drawing/2016/5/10/chartex" xmlns:cx5="http://schemas.microsoft.com/office/drawing/2016/5/11/chartex" xmlns:cx6="http://schemas.microsoft.com/office/drawing/2016/5/12/chartex" xmlns:cx7="http://schemas.microsoft.com/office/drawing/2016/5/13/chartex" xmlns:cx8="http://schemas.microsoft.com/office/drawing/2016/5/14/chartex" xmlns:mc="http://schemas.openxmlformats.org/markup-compatibility/2006" xmlns:aink="http://schemas.microsoft.com/office/drawing/2016/ink" xmlns:am3d="http://schemas.microsoft.com/office/drawing/2017/model3d" xmlns:o="urn:schemas-microsoft-com:office:office" xmlns:oel="http://schemas.microsoft.com/office/2019/extlst" xmlns:r="http://schemas.openxmlformats.org/officeDocument/2006/relationships" xmlns:m="http://schemas.openxmlformats.org/officeDocument/2006/math" xmlns:v="urn:schemas-microsoft-com:vml" xmlns:wp14="http://schemas.microsoft.com/office/word/2010/wordprocessingDrawing" xmlns:wp="http://schemas.openxmlformats.org/drawingml/2006/wordprocessingDrawing" xmlns:w10="urn:schemas-microsoft-com:office:word" xmlns:w="http://schemas.openxmlformats.org/wordprocessingml/2006/main" xmlns:w14="http://schemas.microsoft.com/office/word/2010/wordml" xmlns:w15="http://schemas.microsoft.com/office/word/2012/wordml" xmlns:w16cex="http://schemas.microsoft.com/office/word/2018/wordml/cex" xmlns:w16cid="http://schemas.microsoft.com/office/word/2016/wordml/cid" xmlns:w16="http://schemas.microsoft.com/office/word/2018/wordml" xmlns:w16du="http://schemas.microsoft.com/office/word/2023/wordml/word16du" xmlns:w16sdtdh="http://schemas.microsoft.com/office/word/2020/wordml/sdtdatahash" xmlns:w16sdtfl="http://schemas.microsoft.com/office/word/2024/wordml/sdtformatlock" xmlns:w16se="http://schemas.microsoft.com/office/word/2015/wordml/symex" xmlns:wpg="http://schemas.microsoft.com/office/word/2010/wordprocessingGroup" xmlns:wpi="http://schemas.microsoft.com/office/word/2010/wordprocessingInk" xmlns:wne="http://schemas.microsoft.com/office/word/2006/wordml" xmlns:wps="http://schemas.microsoft.com/office/word/2010/wordprocessingShape" mc:Ignorable="w14 w15 w16se w16cid w16 w16cex w16sdtdh w16sdtfl w16du wp14">
   <w:endnote w:type="separator" w:id="-1">
     <w:p>
       <w:pPr>
@@ -23071,7 +22610,7 @@
 </file>
 
 <file path=word/footer1.xml><?xml version="1.0" encoding="utf-8"?>
-<w:ftr xmlns:wpc="http://schemas.microsoft.com/office/word/2010/wordprocessingCanvas" xmlns:cx="http://schemas.microsoft.com/office/drawing/2014/chartex" xmlns:cx1="http://schemas.microsoft.com/office/drawing/2015/9/8/chartex" xmlns:cx2="http://schemas.microsoft.com/office/drawing/2015/10/21/chartex" xmlns:cx3="http://schemas.microsoft.com/office/drawing/2016/5/9/chartex" xmlns:cx4="http://schemas.microsoft.com/office/drawing/2016/5/10/chartex" xmlns:cx5="http://schemas.microsoft.com/office/drawing/2016/5/11/chartex" xmlns:cx6="http://schemas.microsoft.com/office/drawing/2016/5/12/chartex" xmlns:cx7="http://schemas.microsoft.com/office/drawing/2016/5/13/chartex" xmlns:cx8="http://schemas.microsoft.com/office/drawing/2016/5/14/chartex" xmlns:mc="http://schemas.openxmlformats.org/markup-compatibility/2006" xmlns:aink="http://schemas.microsoft.com/office/drawing/2016/ink" xmlns:am3d="http://schemas.microsoft.com/office/drawing/2017/model3d" xmlns:o="urn:schemas-microsoft-com:office:office" xmlns:r="http://schemas.openxmlformats.org/officeDocument/2006/relationships" xmlns:m="http://schemas.openxmlformats.org/officeDocument/2006/math" xmlns:v="urn:schemas-microsoft-com:vml" xmlns:wp14="http://schemas.microsoft.com/office/word/2010/wordprocessingDrawing" xmlns:wp="http://schemas.openxmlformats.org/drawingml/2006/wordprocessingDrawing" xmlns:w10="urn:schemas-microsoft-com:office:word" xmlns:w="http://schemas.openxmlformats.org/wordprocessingml/2006/main" xmlns:w14="http://schemas.microsoft.com/office/word/2010/wordml" xmlns:w15="http://schemas.microsoft.com/office/word/2012/wordml" xmlns:w16cex="http://schemas.microsoft.com/office/word/2018/wordml/cex" xmlns:w16cid="http://schemas.microsoft.com/office/word/2016/wordml/cid" xmlns:w16="http://schemas.microsoft.com/office/word/2018/wordml" xmlns:w16sdtdh="http://schemas.microsoft.com/office/word/2020/wordml/sdtdatahash" xmlns:w16se="http://schemas.microsoft.com/office/word/2015/wordml/symex" xmlns:wpg="http://schemas.microsoft.com/office/word/2010/wordprocessingGroup" xmlns:wpi="http://schemas.microsoft.com/office/word/2010/wordprocessingInk" xmlns:wne="http://schemas.microsoft.com/office/word/2006/wordml" xmlns:wps="http://schemas.microsoft.com/office/word/2010/wordprocessingShape" mc:Ignorable="w14 w15 w16se w16cid w16 w16cex w16sdtdh wp14">
+<w:ftr xmlns:wpc="http://schemas.microsoft.com/office/word/2010/wordprocessingCanvas" xmlns:cx="http://schemas.microsoft.com/office/drawing/2014/chartex" xmlns:cx1="http://schemas.microsoft.com/office/drawing/2015/9/8/chartex" xmlns:cx2="http://schemas.microsoft.com/office/drawing/2015/10/21/chartex" xmlns:cx3="http://schemas.microsoft.com/office/drawing/2016/5/9/chartex" xmlns:cx4="http://schemas.microsoft.com/office/drawing/2016/5/10/chartex" xmlns:cx5="http://schemas.microsoft.com/office/drawing/2016/5/11/chartex" xmlns:cx6="http://schemas.microsoft.com/office/drawing/2016/5/12/chartex" xmlns:cx7="http://schemas.microsoft.com/office/drawing/2016/5/13/chartex" xmlns:cx8="http://schemas.microsoft.com/office/drawing/2016/5/14/chartex" xmlns:mc="http://schemas.openxmlformats.org/markup-compatibility/2006" xmlns:aink="http://schemas.microsoft.com/office/drawing/2016/ink" xmlns:am3d="http://schemas.microsoft.com/office/drawing/2017/model3d" xmlns:o="urn:schemas-microsoft-com:office:office" xmlns:oel="http://schemas.microsoft.com/office/2019/extlst" xmlns:r="http://schemas.openxmlformats.org/officeDocument/2006/relationships" xmlns:m="http://schemas.openxmlformats.org/officeDocument/2006/math" xmlns:v="urn:schemas-microsoft-com:vml" xmlns:wp14="http://schemas.microsoft.com/office/word/2010/wordprocessingDrawing" xmlns:wp="http://schemas.openxmlformats.org/drawingml/2006/wordprocessingDrawing" xmlns:w10="urn:schemas-microsoft-com:office:word" xmlns:w="http://schemas.openxmlformats.org/wordprocessingml/2006/main" xmlns:w14="http://schemas.microsoft.com/office/word/2010/wordml" xmlns:w15="http://schemas.microsoft.com/office/word/2012/wordml" xmlns:w16cex="http://schemas.microsoft.com/office/word/2018/wordml/cex" xmlns:w16cid="http://schemas.microsoft.com/office/word/2016/wordml/cid" xmlns:w16="http://schemas.microsoft.com/office/word/2018/wordml" xmlns:w16du="http://schemas.microsoft.com/office/word/2023/wordml/word16du" xmlns:w16sdtdh="http://schemas.microsoft.com/office/word/2020/wordml/sdtdatahash" xmlns:w16sdtfl="http://schemas.microsoft.com/office/word/2024/wordml/sdtformatlock" xmlns:w16se="http://schemas.microsoft.com/office/word/2015/wordml/symex" xmlns:wpg="http://schemas.microsoft.com/office/word/2010/wordprocessingGroup" xmlns:wpi="http://schemas.microsoft.com/office/word/2010/wordprocessingInk" xmlns:wne="http://schemas.microsoft.com/office/word/2006/wordml" xmlns:wps="http://schemas.microsoft.com/office/word/2010/wordprocessingShape" mc:Ignorable="w14 w15 w16se w16cid w16 w16cex w16sdtdh w16sdtfl w16du wp14">
   <w:p>
     <w:pPr>
       <w:jc w:val="right"/>
@@ -23099,12 +22638,9 @@
 </file>
 
 <file path=word/footnotes.xml><?xml version="1.0" encoding="utf-8"?>
-<w:footnotes xmlns:wpc="http://schemas.microsoft.com/office/word/2010/wordprocessingCanvas" xmlns:cx="http://schemas.microsoft.com/office/drawing/2014/chartex" xmlns:cx1="http://schemas.microsoft.com/office/drawing/2015/9/8/chartex" xmlns:cx2="http://schemas.microsoft.com/office/drawing/2015/10/21/chartex" xmlns:cx3="http://schemas.microsoft.com/office/drawing/2016/5/9/chartex" xmlns:cx4="http://schemas.microsoft.com/office/drawing/2016/5/10/chartex" xmlns:cx5="http://schemas.microsoft.com/office/drawing/2016/5/11/chartex" xmlns:cx6="http://schemas.microsoft.com/office/drawing/2016/5/12/chartex" xmlns:cx7="http://schemas.microsoft.com/office/drawing/2016/5/13/chartex" xmlns:cx8="http://schemas.microsoft.com/office/drawing/2016/5/14/chartex" xmlns:mc="http://schemas.openxmlformats.org/markup-compatibility/2006" xmlns:aink="http://schemas.microsoft.com/office/drawing/2016/ink" xmlns:am3d="http://schemas.microsoft.com/office/drawing/2017/model3d" xmlns:o="urn:schemas-microsoft-com:office:office" xmlns:r="http://schemas.openxmlformats.org/officeDocument/2006/relationships" xmlns:m="http://schemas.openxmlformats.org/officeDocument/2006/math" xmlns:v="urn:schemas-microsoft-com:vml" xmlns:wp14="http://schemas.microsoft.com/office/word/2010/wordprocessingDrawing" xmlns:wp="http://schemas.openxmlformats.org/drawingml/2006/wordprocessingDrawing" xmlns:w10="urn:schemas-microsoft-com:office:word" xmlns:w="http://schemas.openxmlformats.org/wordprocessingml/2006/main" xmlns:w14="http://schemas.microsoft.com/office/word/2010/wordml" xmlns:w15="http://schemas.microsoft.com/office/word/2012/wordml" xmlns:w16cex="http://schemas.microsoft.com/office/word/2018/wordml/cex" xmlns:w16cid="http://schemas.microsoft.com/office/word/2016/wordml/cid" xmlns:w16="http://schemas.microsoft.com/office/word/2018/wordml" xmlns:w16sdtdh="http://schemas.microsoft.com/office/word/2020/wordml/sdtdatahash" xmlns:w16se="http://schemas.microsoft.com/office/word/2015/wordml/symex" xmlns:wpg="http://schemas.microsoft.com/office/word/2010/wordprocessingGroup" xmlns:wpi="http://schemas.microsoft.com/office/word/2010/wordprocessingInk" xmlns:wne="http://schemas.microsoft.com/office/word/2006/wordml" xmlns:wps="http://schemas.microsoft.com/office/word/2010/wordprocessingShape" mc:Ignorable="w14 w15 w16se w16cid w16 w16cex w16sdtdh wp14">
+<w:footnotes xmlns:wpc="http://schemas.microsoft.com/office/word/2010/wordprocessingCanvas" xmlns:cx="http://schemas.microsoft.com/office/drawing/2014/chartex" xmlns:cx1="http://schemas.microsoft.com/office/drawing/2015/9/8/chartex" xmlns:cx2="http://schemas.microsoft.com/office/drawing/2015/10/21/chartex" xmlns:cx3="http://schemas.microsoft.com/office/drawing/2016/5/9/chartex" xmlns:cx4="http://schemas.microsoft.com/office/drawing/2016/5/10/chartex" xmlns:cx5="http://schemas.microsoft.com/office/drawing/2016/5/11/chartex" xmlns:cx6="http://schemas.microsoft.com/office/drawing/2016/5/12/chartex" xmlns:cx7="http://schemas.microsoft.com/office/drawing/2016/5/13/chartex" xmlns:cx8="http://schemas.microsoft.com/office/drawing/2016/5/14/chartex" xmlns:mc="http://schemas.openxmlformats.org/markup-compatibility/2006" xmlns:aink="http://schemas.microsoft.com/office/drawing/2016/ink" xmlns:am3d="http://schemas.microsoft.com/office/drawing/2017/model3d" xmlns:o="urn:schemas-microsoft-com:office:office" xmlns:oel="http://schemas.microsoft.com/office/2019/extlst" xmlns:r="http://schemas.openxmlformats.org/officeDocument/2006/relationships" xmlns:m="http://schemas.openxmlformats.org/officeDocument/2006/math" xmlns:v="urn:schemas-microsoft-com:vml" xmlns:wp14="http://schemas.microsoft.com/office/word/2010/wordprocessingDrawing" xmlns:wp="http://schemas.openxmlformats.org/drawingml/2006/wordprocessingDrawing" xmlns:w10="urn:schemas-microsoft-com:office:word" xmlns:w="http://schemas.openxmlformats.org/wordprocessingml/2006/main" xmlns:w14="http://schemas.microsoft.com/office/word/2010/wordml" xmlns:w15="http://schemas.microsoft.com/office/word/2012/wordml" xmlns:w16cex="http://schemas.microsoft.com/office/word/2018/wordml/cex" xmlns:w16cid="http://schemas.microsoft.com/office/word/2016/wordml/cid" xmlns:w16="http://schemas.microsoft.com/office/word/2018/wordml" xmlns:w16du="http://schemas.microsoft.com/office/word/2023/wordml/word16du" xmlns:w16sdtdh="http://schemas.microsoft.com/office/word/2020/wordml/sdtdatahash" xmlns:w16sdtfl="http://schemas.microsoft.com/office/word/2024/wordml/sdtformatlock" xmlns:w16se="http://schemas.microsoft.com/office/word/2015/wordml/symex" xmlns:wpg="http://schemas.microsoft.com/office/word/2010/wordprocessingGroup" xmlns:wpi="http://schemas.microsoft.com/office/word/2010/wordprocessingInk" xmlns:wne="http://schemas.microsoft.com/office/word/2006/wordml" xmlns:wps="http://schemas.microsoft.com/office/word/2010/wordprocessingShape" mc:Ignorable="w14 w15 w16se w16cid w16 w16cex w16sdtdh w16sdtfl w16du wp14">
   <w:footnote w:type="separator" w:id="-1">
     <w:p>
-      <w:pPr>
-        <w:spacing w:after="0"/>
-      </w:pPr>
       <w:r>
         <w:separator/>
       </w:r>
@@ -23112,9 +22648,6 @@
   </w:footnote>
   <w:footnote w:type="continuationSeparator" w:id="0">
     <w:p>
-      <w:pPr>
-        <w:spacing w:after="0"/>
-      </w:pPr>
       <w:r>
         <w:continuationSeparator/>
       </w:r>
@@ -23124,101 +22657,24 @@
 </file>
 
 <file path=word/header1.xml><?xml version="1.0" encoding="utf-8"?>
-<w:hdr xmlns:wpc="http://schemas.microsoft.com/office/word/2010/wordprocessingCanvas" xmlns:cx="http://schemas.microsoft.com/office/drawing/2014/chartex" xmlns:cx1="http://schemas.microsoft.com/office/drawing/2015/9/8/chartex" xmlns:cx2="http://schemas.microsoft.com/office/drawing/2015/10/21/chartex" xmlns:cx3="http://schemas.microsoft.com/office/drawing/2016/5/9/chartex" xmlns:cx4="http://schemas.microsoft.com/office/drawing/2016/5/10/chartex" xmlns:cx5="http://schemas.microsoft.com/office/drawing/2016/5/11/chartex" xmlns:cx6="http://schemas.microsoft.com/office/drawing/2016/5/12/chartex" xmlns:cx7="http://schemas.microsoft.com/office/drawing/2016/5/13/chartex" xmlns:cx8="http://schemas.microsoft.com/office/drawing/2016/5/14/chartex" xmlns:mc="http://schemas.openxmlformats.org/markup-compatibility/2006" xmlns:aink="http://schemas.microsoft.com/office/drawing/2016/ink" xmlns:am3d="http://schemas.microsoft.com/office/drawing/2017/model3d" xmlns:o="urn:schemas-microsoft-com:office:office" xmlns:r="http://schemas.openxmlformats.org/officeDocument/2006/relationships" xmlns:m="http://schemas.openxmlformats.org/officeDocument/2006/math" xmlns:v="urn:schemas-microsoft-com:vml" xmlns:wp14="http://schemas.microsoft.com/office/word/2010/wordprocessingDrawing" xmlns:wp="http://schemas.openxmlformats.org/drawingml/2006/wordprocessingDrawing" xmlns:w10="urn:schemas-microsoft-com:office:word" xmlns:w="http://schemas.openxmlformats.org/wordprocessingml/2006/main" xmlns:w14="http://schemas.microsoft.com/office/word/2010/wordml" xmlns:w15="http://schemas.microsoft.com/office/word/2012/wordml" xmlns:w16cex="http://schemas.microsoft.com/office/word/2018/wordml/cex" xmlns:w16cid="http://schemas.microsoft.com/office/word/2016/wordml/cid" xmlns:w16="http://schemas.microsoft.com/office/word/2018/wordml" xmlns:w16sdtdh="http://schemas.microsoft.com/office/word/2020/wordml/sdtdatahash" xmlns:w16se="http://schemas.microsoft.com/office/word/2015/wordml/symex" xmlns:wpg="http://schemas.microsoft.com/office/word/2010/wordprocessingGroup" xmlns:wpi="http://schemas.microsoft.com/office/word/2010/wordprocessingInk" xmlns:wne="http://schemas.microsoft.com/office/word/2006/wordml" xmlns:wps="http://schemas.microsoft.com/office/word/2010/wordprocessingShape" mc:Ignorable="w14 w15 w16se w16cid w16 w16cex w16sdtdh wp14">
+<w:hdr xmlns:wpc="http://schemas.microsoft.com/office/word/2010/wordprocessingCanvas" xmlns:cx="http://schemas.microsoft.com/office/drawing/2014/chartex" xmlns:cx1="http://schemas.microsoft.com/office/drawing/2015/9/8/chartex" xmlns:cx2="http://schemas.microsoft.com/office/drawing/2015/10/21/chartex" xmlns:cx3="http://schemas.microsoft.com/office/drawing/2016/5/9/chartex" xmlns:cx4="http://schemas.microsoft.com/office/drawing/2016/5/10/chartex" xmlns:cx5="http://schemas.microsoft.com/office/drawing/2016/5/11/chartex" xmlns:cx6="http://schemas.microsoft.com/office/drawing/2016/5/12/chartex" xmlns:cx7="http://schemas.microsoft.com/office/drawing/2016/5/13/chartex" xmlns:cx8="http://schemas.microsoft.com/office/drawing/2016/5/14/chartex" xmlns:mc="http://schemas.openxmlformats.org/markup-compatibility/2006" xmlns:aink="http://schemas.microsoft.com/office/drawing/2016/ink" xmlns:am3d="http://schemas.microsoft.com/office/drawing/2017/model3d" xmlns:o="urn:schemas-microsoft-com:office:office" xmlns:oel="http://schemas.microsoft.com/office/2019/extlst" xmlns:r="http://schemas.openxmlformats.org/officeDocument/2006/relationships" xmlns:m="http://schemas.openxmlformats.org/officeDocument/2006/math" xmlns:v="urn:schemas-microsoft-com:vml" xmlns:wp14="http://schemas.microsoft.com/office/word/2010/wordprocessingDrawing" xmlns:wp="http://schemas.openxmlformats.org/drawingml/2006/wordprocessingDrawing" xmlns:w10="urn:schemas-microsoft-com:office:word" xmlns:w="http://schemas.openxmlformats.org/wordprocessingml/2006/main" xmlns:w14="http://schemas.microsoft.com/office/word/2010/wordml" xmlns:w15="http://schemas.microsoft.com/office/word/2012/wordml" xmlns:w16cex="http://schemas.microsoft.com/office/word/2018/wordml/cex" xmlns:w16cid="http://schemas.microsoft.com/office/word/2016/wordml/cid" xmlns:w16="http://schemas.microsoft.com/office/word/2018/wordml" xmlns:w16du="http://schemas.microsoft.com/office/word/2023/wordml/word16du" xmlns:w16sdtdh="http://schemas.microsoft.com/office/word/2020/wordml/sdtdatahash" xmlns:w16sdtfl="http://schemas.microsoft.com/office/word/2024/wordml/sdtformatlock" xmlns:w16se="http://schemas.microsoft.com/office/word/2015/wordml/symex" xmlns:wpg="http://schemas.microsoft.com/office/word/2010/wordprocessingGroup" xmlns:wpi="http://schemas.microsoft.com/office/word/2010/wordprocessingInk" xmlns:wne="http://schemas.microsoft.com/office/word/2006/wordml" xmlns:wps="http://schemas.microsoft.com/office/word/2010/wordprocessingShape" mc:Ignorable="w14 w15 w16se w16cid w16 w16cex w16sdtdh w16sdtfl w16du wp14">
   <w:p/>
 </w:hdr>
 </file>
 
 <file path=word/numbering.xml><?xml version="1.0" encoding="utf-8"?>
-<w:numbering xmlns:wpc="http://schemas.microsoft.com/office/word/2010/wordprocessingCanvas" xmlns:cx="http://schemas.microsoft.com/office/drawing/2014/chartex" xmlns:cx1="http://schemas.microsoft.com/office/drawing/2015/9/8/chartex" xmlns:cx2="http://schemas.microsoft.com/office/drawing/2015/10/21/chartex" xmlns:cx3="http://schemas.microsoft.com/office/drawing/2016/5/9/chartex" xmlns:cx4="http://schemas.microsoft.com/office/drawing/2016/5/10/chartex" xmlns:cx5="http://schemas.microsoft.com/office/drawing/2016/5/11/chartex" xmlns:cx6="http://schemas.microsoft.com/office/drawing/2016/5/12/chartex" xmlns:cx7="http://schemas.microsoft.com/office/drawing/2016/5/13/chartex" xmlns:cx8="http://schemas.microsoft.com/office/drawing/2016/5/14/chartex" xmlns:mc="http://schemas.openxmlformats.org/markup-compatibility/2006" xmlns:aink="http://schemas.microsoft.com/office/drawing/2016/ink" xmlns:am3d="http://schemas.microsoft.com/office/drawing/2017/model3d" xmlns:o="urn:schemas-microsoft-com:office:office" xmlns:r="http://schemas.openxmlformats.org/officeDocument/2006/relationships" xmlns:m="http://schemas.openxmlformats.org/officeDocument/2006/math" xmlns:v="urn:schemas-microsoft-com:vml" xmlns:wp14="http://schemas.microsoft.com/office/word/2010/wordprocessingDrawing" xmlns:wp="http://schemas.openxmlformats.org/drawingml/2006/wordprocessingDrawing" xmlns:w10="urn:schemas-microsoft-com:office:word" xmlns:w="http://schemas.openxmlformats.org/wordprocessingml/2006/main" xmlns:w14="http://schemas.microsoft.com/office/word/2010/wordml" xmlns:w15="http://schemas.microsoft.com/office/word/2012/wordml" xmlns:w16cex="http://schemas.microsoft.com/office/word/2018/wordml/cex" xmlns:w16cid="http://schemas.microsoft.com/office/word/2016/wordml/cid" xmlns:w16="http://schemas.microsoft.com/office/word/2018/wordml" xmlns:w16sdtdh="http://schemas.microsoft.com/office/word/2020/wordml/sdtdatahash" xmlns:w16se="http://schemas.microsoft.com/office/word/2015/wordml/symex" xmlns:wpg="http://schemas.microsoft.com/office/word/2010/wordprocessingGroup" xmlns:wpi="http://schemas.microsoft.com/office/word/2010/wordprocessingInk" xmlns:wne="http://schemas.microsoft.com/office/word/2006/wordml" xmlns:wps="http://schemas.microsoft.com/office/word/2010/wordprocessingShape" mc:Ignorable="w14 w15 w16se w16cid w16 w16cex w16sdtdh wp14">
+<w:numbering xmlns:wpc="http://schemas.microsoft.com/office/word/2010/wordprocessingCanvas" xmlns:cx="http://schemas.microsoft.com/office/drawing/2014/chartex" xmlns:cx1="http://schemas.microsoft.com/office/drawing/2015/9/8/chartex" xmlns:cx2="http://schemas.microsoft.com/office/drawing/2015/10/21/chartex" xmlns:cx3="http://schemas.microsoft.com/office/drawing/2016/5/9/chartex" xmlns:cx4="http://schemas.microsoft.com/office/drawing/2016/5/10/chartex" xmlns:cx5="http://schemas.microsoft.com/office/drawing/2016/5/11/chartex" xmlns:cx6="http://schemas.microsoft.com/office/drawing/2016/5/12/chartex" xmlns:cx7="http://schemas.microsoft.com/office/drawing/2016/5/13/chartex" xmlns:cx8="http://schemas.microsoft.com/office/drawing/2016/5/14/chartex" xmlns:mc="http://schemas.openxmlformats.org/markup-compatibility/2006" xmlns:aink="http://schemas.microsoft.com/office/drawing/2016/ink" xmlns:am3d="http://schemas.microsoft.com/office/drawing/2017/model3d" xmlns:o="urn:schemas-microsoft-com:office:office" xmlns:oel="http://schemas.microsoft.com/office/2019/extlst" xmlns:r="http://schemas.openxmlformats.org/officeDocument/2006/relationships" xmlns:m="http://schemas.openxmlformats.org/officeDocument/2006/math" xmlns:v="urn:schemas-microsoft-com:vml" xmlns:wp14="http://schemas.microsoft.com/office/word/2010/wordprocessingDrawing" xmlns:wp="http://schemas.openxmlformats.org/drawingml/2006/wordprocessingDrawing" xmlns:w10="urn:schemas-microsoft-com:office:word" xmlns:w="http://schemas.openxmlformats.org/wordprocessingml/2006/main" xmlns:w14="http://schemas.microsoft.com/office/word/2010/wordml" xmlns:w15="http://schemas.microsoft.com/office/word/2012/wordml" xmlns:w16cex="http://schemas.microsoft.com/office/word/2018/wordml/cex" xmlns:w16cid="http://schemas.microsoft.com/office/word/2016/wordml/cid" xmlns:w16="http://schemas.microsoft.com/office/word/2018/wordml" xmlns:w16du="http://schemas.microsoft.com/office/word/2023/wordml/word16du" xmlns:w16sdtdh="http://schemas.microsoft.com/office/word/2020/wordml/sdtdatahash" xmlns:w16sdtfl="http://schemas.microsoft.com/office/word/2024/wordml/sdtformatlock" xmlns:w16se="http://schemas.microsoft.com/office/word/2015/wordml/symex" xmlns:wpg="http://schemas.microsoft.com/office/word/2010/wordprocessingGroup" xmlns:wpi="http://schemas.microsoft.com/office/word/2010/wordprocessingInk" xmlns:wne="http://schemas.microsoft.com/office/word/2006/wordml" xmlns:wps="http://schemas.microsoft.com/office/word/2010/wordprocessingShape" mc:Ignorable="w14 w15 w16se w16cid w16 w16cex w16sdtdh w16sdtfl w16du wp14">
   <w:abstractNum w:abstractNumId="0" w15:restartNumberingAfterBreak="0">
-    <w:nsid w:val="0000A990"/>
+    <w:nsid w:val="EA454B4C"/>
     <w:multiLevelType w:val="multilevel"/>
-    <w:tmpl w:val="4866EA7E"/>
-    <w:lvl w:ilvl="0">
-      <w:numFmt w:val="bullet"/>
-      <w:lvlText w:val=" "/>
-      <w:lvlJc w:val="left"/>
-      <w:pPr>
-        <w:ind w:left="720" w:hanging="360"/>
-      </w:pPr>
-    </w:lvl>
-    <w:lvl w:ilvl="1">
-      <w:numFmt w:val="bullet"/>
-      <w:lvlText w:val=" "/>
-      <w:lvlJc w:val="left"/>
-      <w:pPr>
-        <w:ind w:left="1440" w:hanging="360"/>
-      </w:pPr>
-    </w:lvl>
-    <w:lvl w:ilvl="2">
-      <w:numFmt w:val="bullet"/>
-      <w:lvlText w:val=" "/>
-      <w:lvlJc w:val="left"/>
-      <w:pPr>
-        <w:ind w:left="2160" w:hanging="360"/>
-      </w:pPr>
-    </w:lvl>
-    <w:lvl w:ilvl="3">
-      <w:numFmt w:val="bullet"/>
-      <w:lvlText w:val=" "/>
-      <w:lvlJc w:val="left"/>
-      <w:pPr>
-        <w:ind w:left="2880" w:hanging="360"/>
-      </w:pPr>
-    </w:lvl>
-    <w:lvl w:ilvl="4">
-      <w:numFmt w:val="bullet"/>
-      <w:lvlText w:val=" "/>
-      <w:lvlJc w:val="left"/>
-      <w:pPr>
-        <w:ind w:left="3600" w:hanging="360"/>
-      </w:pPr>
-    </w:lvl>
-    <w:lvl w:ilvl="5">
-      <w:numFmt w:val="bullet"/>
-      <w:lvlText w:val=" "/>
-      <w:lvlJc w:val="left"/>
-      <w:pPr>
-        <w:ind w:left="4320" w:hanging="360"/>
-      </w:pPr>
-    </w:lvl>
-    <w:lvl w:ilvl="6">
-      <w:numFmt w:val="bullet"/>
-      <w:lvlText w:val=" "/>
-      <w:lvlJc w:val="left"/>
-      <w:pPr>
-        <w:ind w:left="5040" w:hanging="360"/>
-      </w:pPr>
-    </w:lvl>
-    <w:lvl w:ilvl="7">
-      <w:numFmt w:val="bullet"/>
-      <w:lvlText w:val=" "/>
-      <w:lvlJc w:val="left"/>
-      <w:pPr>
-        <w:ind w:left="5760" w:hanging="360"/>
-      </w:pPr>
-    </w:lvl>
-    <w:lvl w:ilvl="8">
-      <w:numFmt w:val="bullet"/>
-      <w:lvlText w:val=" "/>
-      <w:lvlJc w:val="left"/>
-      <w:pPr>
-        <w:ind w:left="6480" w:hanging="360"/>
-      </w:pPr>
-    </w:lvl>
-  </w:abstractNum>
-  <w:abstractNum w:abstractNumId="1" w15:restartNumberingAfterBreak="0">
-    <w:nsid w:val="00A99411"/>
-    <w:multiLevelType w:val="multilevel"/>
-    <w:tmpl w:val="841EF544"/>
+    <w:tmpl w:val="72083A6C"/>
     <w:lvl w:ilvl="0">
       <w:start w:val="1"/>
       <w:numFmt w:val="decimal"/>
       <w:lvlText w:val="%1."/>
       <w:lvlJc w:val="left"/>
       <w:pPr>
-        <w:ind w:left="720" w:hanging="360"/>
+        <w:ind w:left="720" w:hanging="480"/>
       </w:pPr>
     </w:lvl>
     <w:lvl w:ilvl="1">
@@ -23227,7 +22683,7 @@
       <w:lvlText w:val="%2."/>
       <w:lvlJc w:val="left"/>
       <w:pPr>
-        <w:ind w:left="1440" w:hanging="360"/>
+        <w:ind w:left="1440" w:hanging="480"/>
       </w:pPr>
     </w:lvl>
     <w:lvl w:ilvl="2">
@@ -23236,7 +22692,7 @@
       <w:lvlText w:val="%3."/>
       <w:lvlJc w:val="left"/>
       <w:pPr>
-        <w:ind w:left="2160" w:hanging="360"/>
+        <w:ind w:left="2160" w:hanging="480"/>
       </w:pPr>
     </w:lvl>
     <w:lvl w:ilvl="3">
@@ -23245,7 +22701,7 @@
       <w:lvlText w:val="%4."/>
       <w:lvlJc w:val="left"/>
       <w:pPr>
-        <w:ind w:left="2880" w:hanging="360"/>
+        <w:ind w:left="2880" w:hanging="480"/>
       </w:pPr>
     </w:lvl>
     <w:lvl w:ilvl="4">
@@ -23254,7 +22710,7 @@
       <w:lvlText w:val="%5."/>
       <w:lvlJc w:val="left"/>
       <w:pPr>
-        <w:ind w:left="3600" w:hanging="360"/>
+        <w:ind w:left="3600" w:hanging="480"/>
       </w:pPr>
     </w:lvl>
     <w:lvl w:ilvl="5">
@@ -23263,7 +22719,7 @@
       <w:lvlText w:val="%6."/>
       <w:lvlJc w:val="left"/>
       <w:pPr>
-        <w:ind w:left="4320" w:hanging="360"/>
+        <w:ind w:left="4320" w:hanging="480"/>
       </w:pPr>
     </w:lvl>
     <w:lvl w:ilvl="6">
@@ -23272,7 +22728,7 @@
       <w:lvlText w:val="%7."/>
       <w:lvlJc w:val="left"/>
       <w:pPr>
-        <w:ind w:left="5040" w:hanging="360"/>
+        <w:ind w:left="5040" w:hanging="480"/>
       </w:pPr>
     </w:lvl>
     <w:lvl w:ilvl="7">
@@ -23281,7 +22737,7 @@
       <w:lvlText w:val="%8."/>
       <w:lvlJc w:val="left"/>
       <w:pPr>
-        <w:ind w:left="5760" w:hanging="360"/>
+        <w:ind w:left="5760" w:hanging="480"/>
       </w:pPr>
     </w:lvl>
     <w:lvl w:ilvl="8">
@@ -23290,15 +22746,92 @@
       <w:lvlText w:val="%9."/>
       <w:lvlJc w:val="left"/>
       <w:pPr>
-        <w:ind w:left="6480" w:hanging="360"/>
+        <w:ind w:left="6480" w:hanging="480"/>
       </w:pPr>
     </w:lvl>
   </w:abstractNum>
-  <w:num w:numId="1">
+  <w:abstractNum w:abstractNumId="1" w15:restartNumberingAfterBreak="0">
+    <w:nsid w:val="2C1AE401"/>
+    <w:multiLevelType w:val="multilevel"/>
+    <w:tmpl w:val="39524AF4"/>
+    <w:lvl w:ilvl="0">
+      <w:numFmt w:val="bullet"/>
+      <w:lvlText w:val=" "/>
+      <w:lvlJc w:val="left"/>
+      <w:pPr>
+        <w:ind w:left="720" w:hanging="480"/>
+      </w:pPr>
+    </w:lvl>
+    <w:lvl w:ilvl="1">
+      <w:numFmt w:val="bullet"/>
+      <w:lvlText w:val=" "/>
+      <w:lvlJc w:val="left"/>
+      <w:pPr>
+        <w:ind w:left="1440" w:hanging="480"/>
+      </w:pPr>
+    </w:lvl>
+    <w:lvl w:ilvl="2">
+      <w:numFmt w:val="bullet"/>
+      <w:lvlText w:val=" "/>
+      <w:lvlJc w:val="left"/>
+      <w:pPr>
+        <w:ind w:left="2160" w:hanging="480"/>
+      </w:pPr>
+    </w:lvl>
+    <w:lvl w:ilvl="3">
+      <w:numFmt w:val="bullet"/>
+      <w:lvlText w:val=" "/>
+      <w:lvlJc w:val="left"/>
+      <w:pPr>
+        <w:ind w:left="2880" w:hanging="480"/>
+      </w:pPr>
+    </w:lvl>
+    <w:lvl w:ilvl="4">
+      <w:numFmt w:val="bullet"/>
+      <w:lvlText w:val=" "/>
+      <w:lvlJc w:val="left"/>
+      <w:pPr>
+        <w:ind w:left="3600" w:hanging="480"/>
+      </w:pPr>
+    </w:lvl>
+    <w:lvl w:ilvl="5">
+      <w:numFmt w:val="bullet"/>
+      <w:lvlText w:val=" "/>
+      <w:lvlJc w:val="left"/>
+      <w:pPr>
+        <w:ind w:left="4320" w:hanging="480"/>
+      </w:pPr>
+    </w:lvl>
+    <w:lvl w:ilvl="6">
+      <w:numFmt w:val="bullet"/>
+      <w:lvlText w:val=" "/>
+      <w:lvlJc w:val="left"/>
+      <w:pPr>
+        <w:ind w:left="5040" w:hanging="480"/>
+      </w:pPr>
+    </w:lvl>
+    <w:lvl w:ilvl="7">
+      <w:numFmt w:val="bullet"/>
+      <w:lvlText w:val=" "/>
+      <w:lvlJc w:val="left"/>
+      <w:pPr>
+        <w:ind w:left="5760" w:hanging="480"/>
+      </w:pPr>
+    </w:lvl>
+    <w:lvl w:ilvl="8">
+      <w:numFmt w:val="bullet"/>
+      <w:lvlText w:val=" "/>
+      <w:lvlJc w:val="left"/>
+      <w:pPr>
+        <w:ind w:left="6480" w:hanging="480"/>
+      </w:pPr>
+    </w:lvl>
+  </w:abstractNum>
+  <w:num w:numId="1" w16cid:durableId="777794005">
+    <w:abstractNumId w:val="1"/>
+  </w:num>
+  <w:num w:numId="2" w16cid:durableId="1978294266">
     <w:abstractNumId w:val="0"/>
-  </w:num>
-  <w:num w:numId="2">
-    <w:abstractNumId w:val="1"/>
     <w:lvlOverride w:ilvl="0">
       <w:startOverride w:val="1"/>
     </w:lvlOverride>
@@ -23327,8 +22860,8 @@
       <w:startOverride w:val="1"/>
     </w:lvlOverride>
   </w:num>
-  <w:num w:numId="3">
-    <w:abstractNumId w:val="1"/>
+  <w:num w:numId="3" w16cid:durableId="626550370">
+    <w:abstractNumId w:val="0"/>
     <w:lvlOverride w:ilvl="0">
       <w:startOverride w:val="1"/>
     </w:lvlOverride>
@@ -23361,14 +22894,14 @@
 </file>
 
 <file path=word/styles.xml><?xml version="1.0" encoding="utf-8"?>
-<w:styles xmlns:mc="http://schemas.openxmlformats.org/markup-compatibility/2006" xmlns:r="http://schemas.openxmlformats.org/officeDocument/2006/relationships" xmlns:w="http://schemas.openxmlformats.org/wordprocessingml/2006/main" xmlns:w14="http://schemas.microsoft.com/office/word/2010/wordml" xmlns:w15="http://schemas.microsoft.com/office/word/2012/wordml" xmlns:w16cex="http://schemas.microsoft.com/office/word/2018/wordml/cex" xmlns:w16cid="http://schemas.microsoft.com/office/word/2016/wordml/cid" xmlns:w16="http://schemas.microsoft.com/office/word/2018/wordml" xmlns:w16sdtdh="http://schemas.microsoft.com/office/word/2020/wordml/sdtdatahash" xmlns:w16se="http://schemas.microsoft.com/office/word/2015/wordml/symex" mc:Ignorable="w14 w15 w16se w16cid w16 w16cex w16sdtdh">
+<w:styles xmlns:mc="http://schemas.openxmlformats.org/markup-compatibility/2006" xmlns:r="http://schemas.openxmlformats.org/officeDocument/2006/relationships" xmlns:w="http://schemas.openxmlformats.org/wordprocessingml/2006/main" xmlns:w14="http://schemas.microsoft.com/office/word/2010/wordml" xmlns:w15="http://schemas.microsoft.com/office/word/2012/wordml" xmlns:w16cex="http://schemas.microsoft.com/office/word/2018/wordml/cex" xmlns:w16cid="http://schemas.microsoft.com/office/word/2016/wordml/cid" xmlns:w16="http://schemas.microsoft.com/office/word/2018/wordml" xmlns:w16du="http://schemas.microsoft.com/office/word/2023/wordml/word16du" xmlns:w16sdtdh="http://schemas.microsoft.com/office/word/2020/wordml/sdtdatahash" xmlns:w16sdtfl="http://schemas.microsoft.com/office/word/2024/wordml/sdtformatlock" xmlns:w16se="http://schemas.microsoft.com/office/word/2015/wordml/symex" mc:Ignorable="w14 w15 w16se w16cid w16 w16cex w16sdtdh w16sdtfl w16du">
   <w:docDefaults>
     <w:rPrDefault>
       <w:rPr>
-        <w:rFonts w:asciiTheme="minorHAnsi" w:eastAsiaTheme="minorEastAsia" w:hAnsiTheme="minorHAnsi" w:cstheme="minorBidi"/>
+        <w:rFonts w:asciiTheme="minorHAnsi" w:eastAsiaTheme="minorHAnsi" w:hAnsiTheme="minorHAnsi" w:cstheme="minorBidi"/>
         <w:sz w:val="24"/>
         <w:szCs w:val="24"/>
-        <w:lang w:val="en-US" w:eastAsia="zh-CN" w:bidi="ar-SA"/>
+        <w:lang w:val="en-US" w:eastAsia="en-US" w:bidi="ar-SA"/>
       </w:rPr>
     </w:rPrDefault>
     <w:pPrDefault>
@@ -23378,96 +22911,10 @@
     </w:pPrDefault>
   </w:docDefaults>
   <w:latentStyles w:defLockedState="0" w:defUIPriority="0" w:defSemiHidden="0" w:defUnhideWhenUsed="0" w:defQFormat="0" w:count="376">
-    <w:lsdException w:name="heading 5" w:semiHidden="1" w:unhideWhenUsed="1"/>
-    <w:lsdException w:name="index 2" w:semiHidden="1" w:unhideWhenUsed="1"/>
-    <w:lsdException w:name="index 3" w:semiHidden="1" w:unhideWhenUsed="1"/>
-    <w:lsdException w:name="index 4" w:semiHidden="1" w:unhideWhenUsed="1"/>
-    <w:lsdException w:name="index 5" w:semiHidden="1" w:unhideWhenUsed="1"/>
-    <w:lsdException w:name="index 6" w:semiHidden="1" w:unhideWhenUsed="1"/>
-    <w:lsdException w:name="index 7" w:semiHidden="1" w:unhideWhenUsed="1"/>
-    <w:lsdException w:name="index 8" w:semiHidden="1" w:unhideWhenUsed="1"/>
-    <w:lsdException w:name="index 9" w:semiHidden="1" w:unhideWhenUsed="1"/>
-    <w:lsdException w:name="toc 1" w:semiHidden="1" w:uiPriority="39" w:unhideWhenUsed="1"/>
-    <w:lsdException w:name="toc 2" w:semiHidden="1" w:uiPriority="39" w:unhideWhenUsed="1"/>
-    <w:lsdException w:name="toc 3" w:semiHidden="1" w:unhideWhenUsed="1"/>
-    <w:lsdException w:name="toc 4" w:semiHidden="1" w:unhideWhenUsed="1"/>
-    <w:lsdException w:name="toc 5" w:semiHidden="1" w:unhideWhenUsed="1"/>
-    <w:lsdException w:name="toc 6" w:semiHidden="1" w:unhideWhenUsed="1"/>
-    <w:lsdException w:name="toc 7" w:semiHidden="1" w:unhideWhenUsed="1"/>
-    <w:lsdException w:name="toc 8" w:semiHidden="1" w:unhideWhenUsed="1"/>
-    <w:lsdException w:name="toc 9" w:semiHidden="1" w:unhideWhenUsed="1"/>
-    <w:lsdException w:name="Normal Indent" w:semiHidden="1" w:unhideWhenUsed="1"/>
-    <w:lsdException w:name="footnote text" w:semiHidden="1" w:unhideWhenUsed="1"/>
-    <w:lsdException w:name="annotation text" w:semiHidden="1" w:unhideWhenUsed="1"/>
-    <w:lsdException w:name="header" w:semiHidden="1" w:unhideWhenUsed="1"/>
-    <w:lsdException w:name="footer" w:semiHidden="1" w:unhideWhenUsed="1"/>
-    <w:lsdException w:name="index heading" w:semiHidden="1" w:unhideWhenUsed="1"/>
-    <w:lsdException w:name="caption" w:semiHidden="1" w:unhideWhenUsed="1"/>
-    <w:lsdException w:name="table of figures" w:semiHidden="1" w:unhideWhenUsed="1"/>
-    <w:lsdException w:name="envelope address" w:semiHidden="1" w:unhideWhenUsed="1"/>
-    <w:lsdException w:name="envelope return" w:semiHidden="1" w:unhideWhenUsed="1"/>
-    <w:lsdException w:name="footnote reference" w:semiHidden="1" w:unhideWhenUsed="1"/>
-    <w:lsdException w:name="annotation reference" w:semiHidden="1" w:unhideWhenUsed="1"/>
-    <w:lsdException w:name="line number" w:semiHidden="1" w:unhideWhenUsed="1"/>
-    <w:lsdException w:name="page number" w:semiHidden="1" w:unhideWhenUsed="1"/>
-    <w:lsdException w:name="endnote reference" w:semiHidden="1" w:unhideWhenUsed="1"/>
-    <w:lsdException w:name="endnote text" w:semiHidden="1" w:unhideWhenUsed="1"/>
-    <w:lsdException w:name="table of authorities" w:semiHidden="1" w:unhideWhenUsed="1"/>
-    <w:lsdException w:name="macro" w:semiHidden="1" w:unhideWhenUsed="1"/>
-    <w:lsdException w:name="toa heading" w:semiHidden="1" w:unhideWhenUsed="1"/>
-    <w:lsdException w:name="List" w:semiHidden="1" w:unhideWhenUsed="1"/>
-    <w:lsdException w:name="List Bullet" w:semiHidden="1" w:unhideWhenUsed="1"/>
-    <w:lsdException w:name="List Number" w:semiHidden="1" w:unhideWhenUsed="1"/>
-    <w:lsdException w:name="List 2" w:semiHidden="1" w:unhideWhenUsed="1"/>
-    <w:lsdException w:name="List 3" w:semiHidden="1" w:unhideWhenUsed="1"/>
-    <w:lsdException w:name="List 4" w:semiHidden="1" w:unhideWhenUsed="1"/>
-    <w:lsdException w:name="List Bullet 2" w:semiHidden="1" w:unhideWhenUsed="1"/>
-    <w:lsdException w:name="List Bullet 3" w:semiHidden="1" w:unhideWhenUsed="1"/>
-    <w:lsdException w:name="List Number 2" w:semiHidden="1" w:unhideWhenUsed="1"/>
-    <w:lsdException w:name="List Number 3" w:semiHidden="1" w:unhideWhenUsed="1"/>
-    <w:lsdException w:name="List Number 4" w:semiHidden="1" w:unhideWhenUsed="1"/>
-    <w:lsdException w:name="List Number 5" w:semiHidden="1" w:unhideWhenUsed="1"/>
-    <w:lsdException w:name="Closing" w:semiHidden="1" w:unhideWhenUsed="1"/>
-    <w:lsdException w:name="Signature" w:semiHidden="1" w:unhideWhenUsed="1"/>
-    <w:lsdException w:name="Default Paragraph Font" w:semiHidden="1" w:unhideWhenUsed="1"/>
-    <w:lsdException w:name="Body Text" w:semiHidden="1" w:unhideWhenUsed="1"/>
-    <w:lsdException w:name="Body Text Indent" w:semiHidden="1" w:unhideWhenUsed="1"/>
-    <w:lsdException w:name="List Continue" w:semiHidden="1" w:unhideWhenUsed="1"/>
-    <w:lsdException w:name="List Continue 2" w:semiHidden="1" w:unhideWhenUsed="1"/>
-    <w:lsdException w:name="List Continue 3" w:semiHidden="1" w:unhideWhenUsed="1"/>
-    <w:lsdException w:name="List Continue 4" w:semiHidden="1" w:unhideWhenUsed="1"/>
-    <w:lsdException w:name="List Continue 5" w:semiHidden="1" w:unhideWhenUsed="1"/>
-    <w:lsdException w:name="Message Header" w:semiHidden="1" w:unhideWhenUsed="1"/>
-    <w:lsdException w:name="Salutation" w:semiHidden="1" w:unhideWhenUsed="1"/>
-    <w:lsdException w:name="Date" w:semiHidden="1" w:unhideWhenUsed="1"/>
-    <w:lsdException w:name="Body Text First Indent" w:semiHidden="1" w:unhideWhenUsed="1"/>
-    <w:lsdException w:name="Body Text Indent 2" w:semiHidden="1" w:unhideWhenUsed="1"/>
-    <w:lsdException w:name="Body Text Indent 3" w:semiHidden="1" w:unhideWhenUsed="1"/>
-    <w:lsdException w:name="Block Text" w:semiHidden="1" w:unhideWhenUsed="1"/>
-    <w:lsdException w:name="Hyperlink" w:semiHidden="1" w:uiPriority="99" w:unhideWhenUsed="1"/>
-    <w:lsdException w:name="FollowedHyperlink" w:semiHidden="1" w:unhideWhenUsed="1"/>
-    <w:lsdException w:name="Document Map" w:semiHidden="1" w:unhideWhenUsed="1"/>
-    <w:lsdException w:name="Plain Text" w:semiHidden="1" w:unhideWhenUsed="1"/>
-    <w:lsdException w:name="E-mail Signature" w:semiHidden="1" w:unhideWhenUsed="1"/>
-    <w:lsdException w:name="HTML Top of Form" w:semiHidden="1" w:unhideWhenUsed="1"/>
-    <w:lsdException w:name="HTML Bottom of Form" w:semiHidden="1" w:unhideWhenUsed="1"/>
-    <w:lsdException w:name="Normal (Web)" w:semiHidden="1" w:unhideWhenUsed="1"/>
-    <w:lsdException w:name="HTML Acronym" w:semiHidden="1" w:unhideWhenUsed="1"/>
-    <w:lsdException w:name="HTML Address" w:semiHidden="1" w:unhideWhenUsed="1"/>
-    <w:lsdException w:name="HTML Cite" w:semiHidden="1" w:unhideWhenUsed="1"/>
-    <w:lsdException w:name="HTML Code" w:semiHidden="1" w:unhideWhenUsed="1"/>
-    <w:lsdException w:name="HTML Definition" w:semiHidden="1" w:unhideWhenUsed="1"/>
-    <w:lsdException w:name="HTML Keyboard" w:semiHidden="1" w:unhideWhenUsed="1"/>
-    <w:lsdException w:name="HTML Preformatted" w:semiHidden="1" w:unhideWhenUsed="1"/>
-    <w:lsdException w:name="HTML Sample" w:semiHidden="1" w:unhideWhenUsed="1"/>
-    <w:lsdException w:name="HTML Typewriter" w:semiHidden="1" w:unhideWhenUsed="1"/>
-    <w:lsdException w:name="HTML Variable" w:semiHidden="1" w:unhideWhenUsed="1"/>
+    <w:lsdException w:name="toc 1" w:uiPriority="39"/>
+    <w:lsdException w:name="toc 2" w:uiPriority="39"/>
+    <w:lsdException w:name="Hyperlink" w:uiPriority="99"/>
     <w:lsdException w:name="Normal Table" w:semiHidden="1" w:unhideWhenUsed="1"/>
-    <w:lsdException w:name="annotation subject" w:semiHidden="1" w:unhideWhenUsed="1"/>
-    <w:lsdException w:name="No List" w:semiHidden="1" w:unhideWhenUsed="1"/>
-    <w:lsdException w:name="Outline List 1" w:semiHidden="1" w:unhideWhenUsed="1"/>
-    <w:lsdException w:name="Outline List 2" w:semiHidden="1" w:unhideWhenUsed="1"/>
-    <w:lsdException w:name="Outline List 3" w:semiHidden="1" w:unhideWhenUsed="1"/>
     <w:lsdException w:name="Table Simple 1" w:semiHidden="1" w:unhideWhenUsed="1"/>
     <w:lsdException w:name="Table Simple 2" w:semiHidden="1" w:unhideWhenUsed="1"/>
     <w:lsdException w:name="Table Simple 3" w:semiHidden="1" w:unhideWhenUsed="1"/>
@@ -23510,11 +22957,16 @@
     <w:lsdException w:name="Table Web 1" w:semiHidden="1" w:unhideWhenUsed="1"/>
     <w:lsdException w:name="Table Web 2" w:semiHidden="1" w:unhideWhenUsed="1"/>
     <w:lsdException w:name="Table Web 3" w:semiHidden="1" w:unhideWhenUsed="1"/>
-    <w:lsdException w:name="Balloon Text" w:semiHidden="1" w:unhideWhenUsed="1"/>
     <w:lsdException w:name="Table Theme" w:semiHidden="1" w:unhideWhenUsed="1"/>
-    <w:lsdException w:name="Placeholder Text" w:semiHidden="1"/>
     <w:lsdException w:name="Light Shading"/>
     <w:lsdException w:name="Light List"/>
+    <w:lsdException w:name="Light Grid"/>
+    <w:lsdException w:name="Medium Shading 1"/>
+    <w:lsdException w:name="Medium Shading 2"/>
+    <w:lsdException w:name="Medium List 1"/>
+    <w:lsdException w:name="Medium List 2"/>
+    <w:lsdException w:name="Medium Grid 1"/>
+    <w:lsdException w:name="Medium Grid 2"/>
     <w:lsdException w:name="Medium Grid 3"/>
     <w:lsdException w:name="Dark List"/>
     <w:lsdException w:name="Colorful Shading"/>
@@ -23526,7 +22978,6 @@
     <w:lsdException w:name="Medium Shading 1 Accent 1"/>
     <w:lsdException w:name="Medium Shading 2 Accent 1"/>
     <w:lsdException w:name="Medium List 1 Accent 1"/>
-    <w:lsdException w:name="Revision" w:semiHidden="1"/>
     <w:lsdException w:name="Medium List 2 Accent 1"/>
     <w:lsdException w:name="Medium Grid 1 Accent 1"/>
     <w:lsdException w:name="Medium Grid 2 Accent 1"/>
@@ -23605,8 +23056,6 @@
     <w:lsdException w:name="Colorful Shading Accent 6"/>
     <w:lsdException w:name="Colorful List Accent 6"/>
     <w:lsdException w:name="Colorful Grid Accent 6"/>
-    <w:lsdException w:name="Bibliography" w:semiHidden="1" w:unhideWhenUsed="1"/>
-    <w:lsdException w:name="TOC Heading" w:semiHidden="1" w:unhideWhenUsed="1"/>
     <w:lsdException w:name="Grid Table 4" w:uiPriority="49"/>
     <w:lsdException w:name="Grid Table 5 Dark" w:uiPriority="50"/>
     <w:lsdException w:name="Grid Table 6 Colorful" w:uiPriority="51"/>
@@ -23720,136 +23169,119 @@
     <w:name w:val="heading 1"/>
     <w:basedOn w:val="a"/>
     <w:next w:val="a0"/>
-    <w:link w:val="10"/>
     <w:uiPriority w:val="9"/>
     <w:qFormat/>
-    <w:rsid w:val="00A10FD9"/>
     <w:pPr>
       <w:keepNext/>
       <w:keepLines/>
-      <w:spacing w:before="360" w:after="80"/>
+      <w:spacing w:before="480" w:after="0"/>
       <w:outlineLvl w:val="0"/>
     </w:pPr>
     <w:rPr>
-      <w:sz w:val="40"/>
-      <w:szCs w:val="40"/>
+      <w:b/>
+      <w:bCs/>
+      <w:sz w:val="32"/>
+      <w:szCs w:val="32"/>
     </w:rPr>
   </w:style>
   <w:style w:type="paragraph" w:styleId="2">
     <w:name w:val="heading 2"/>
     <w:basedOn w:val="a"/>
     <w:next w:val="a0"/>
-    <w:link w:val="20"/>
     <w:uiPriority w:val="9"/>
-    <w:semiHidden/>
     <w:unhideWhenUsed/>
     <w:qFormat/>
-    <w:rsid w:val="00A10FD9"/>
     <w:pPr>
       <w:keepNext/>
       <w:keepLines/>
-      <w:spacing w:before="160" w:after="80"/>
+      <w:spacing w:before="200" w:after="0"/>
       <w:outlineLvl w:val="1"/>
     </w:pPr>
     <w:rPr>
-      <w:sz w:val="32"/>
-      <w:szCs w:val="32"/>
+      <w:b/>
+      <w:bCs/>
+      <w:sz w:val="28"/>
+      <w:szCs w:val="28"/>
     </w:rPr>
   </w:style>
   <w:style w:type="paragraph" w:styleId="3">
     <w:name w:val="heading 3"/>
     <w:basedOn w:val="a"/>
     <w:next w:val="a0"/>
-    <w:link w:val="30"/>
     <w:uiPriority w:val="9"/>
-    <w:semiHidden/>
     <w:unhideWhenUsed/>
     <w:qFormat/>
-    <w:rsid w:val="00A10FD9"/>
     <w:pPr>
       <w:keepNext/>
       <w:keepLines/>
-      <w:spacing w:before="160" w:after="80"/>
+      <w:spacing w:before="200" w:after="0"/>
       <w:outlineLvl w:val="2"/>
     </w:pPr>
     <w:rPr>
-      <w:sz w:val="28"/>
-      <w:szCs w:val="28"/>
+      <w:b/>
+      <w:bCs/>
     </w:rPr>
   </w:style>
   <w:style w:type="paragraph" w:styleId="4">
     <w:name w:val="heading 4"/>
     <w:basedOn w:val="a"/>
     <w:next w:val="a0"/>
-    <w:link w:val="40"/>
     <w:uiPriority w:val="9"/>
-    <w:semiHidden/>
     <w:unhideWhenUsed/>
     <w:qFormat/>
-    <w:rsid w:val="00A10FD9"/>
     <w:pPr>
       <w:keepNext/>
       <w:keepLines/>
-      <w:spacing w:before="80" w:after="40"/>
+      <w:spacing w:before="200" w:after="0"/>
       <w:outlineLvl w:val="3"/>
     </w:pPr>
     <w:rPr>
+      <w:bCs/>
       <w:i/>
-      <w:iCs/>
     </w:rPr>
   </w:style>
   <w:style w:type="paragraph" w:styleId="5">
     <w:name w:val="heading 5"/>
     <w:basedOn w:val="a"/>
     <w:next w:val="a0"/>
-    <w:link w:val="50"/>
     <w:uiPriority w:val="9"/>
-    <w:semiHidden/>
     <w:unhideWhenUsed/>
     <w:qFormat/>
-    <w:rsid w:val="00A10FD9"/>
     <w:pPr>
       <w:keepNext/>
       <w:keepLines/>
-      <w:spacing w:before="80" w:after="40"/>
+      <w:spacing w:before="200" w:after="0"/>
       <w:outlineLvl w:val="4"/>
     </w:pPr>
+    <w:rPr>
+      <w:iCs/>
+    </w:rPr>
   </w:style>
   <w:style w:type="paragraph" w:styleId="6">
     <w:name w:val="heading 6"/>
     <w:basedOn w:val="a"/>
     <w:next w:val="a0"/>
-    <w:link w:val="60"/>
     <w:uiPriority w:val="9"/>
-    <w:semiHidden/>
     <w:unhideWhenUsed/>
     <w:qFormat/>
-    <w:rsid w:val="00A10FD9"/>
     <w:pPr>
       <w:keepNext/>
       <w:keepLines/>
-      <w:spacing w:before="40" w:after="0"/>
+      <w:spacing w:before="200" w:after="0"/>
       <w:outlineLvl w:val="5"/>
     </w:pPr>
-    <w:rPr>
-      <w:i/>
-      <w:iCs/>
-    </w:rPr>
   </w:style>
   <w:style w:type="paragraph" w:styleId="7">
     <w:name w:val="heading 7"/>
     <w:basedOn w:val="a"/>
     <w:next w:val="a0"/>
-    <w:link w:val="70"/>
     <w:uiPriority w:val="9"/>
-    <w:semiHidden/>
     <w:unhideWhenUsed/>
     <w:qFormat/>
-    <w:rsid w:val="00A10FD9"/>
     <w:pPr>
       <w:keepNext/>
       <w:keepLines/>
-      <w:spacing w:before="40" w:after="0"/>
+      <w:spacing w:before="200" w:after="0"/>
       <w:outlineLvl w:val="6"/>
     </w:pPr>
   </w:style>
@@ -23857,37 +23289,27 @@
     <w:name w:val="heading 8"/>
     <w:basedOn w:val="a"/>
     <w:next w:val="a0"/>
-    <w:link w:val="80"/>
     <w:uiPriority w:val="9"/>
-    <w:semiHidden/>
     <w:unhideWhenUsed/>
     <w:qFormat/>
-    <w:rsid w:val="00A10FD9"/>
     <w:pPr>
       <w:keepNext/>
       <w:keepLines/>
-      <w:spacing w:after="0"/>
+      <w:spacing w:before="200" w:after="0"/>
       <w:outlineLvl w:val="7"/>
     </w:pPr>
-    <w:rPr>
-      <w:i/>
-      <w:iCs/>
-    </w:rPr>
   </w:style>
   <w:style w:type="paragraph" w:styleId="9">
     <w:name w:val="heading 9"/>
     <w:basedOn w:val="a"/>
     <w:next w:val="a0"/>
-    <w:link w:val="90"/>
     <w:uiPriority w:val="9"/>
-    <w:semiHidden/>
     <w:unhideWhenUsed/>
     <w:qFormat/>
-    <w:rsid w:val="00A10FD9"/>
     <w:pPr>
       <w:keepNext/>
       <w:keepLines/>
-      <w:spacing w:after="0"/>
+      <w:spacing w:before="200" w:after="0"/>
       <w:outlineLvl w:val="8"/>
     </w:pPr>
   </w:style>
@@ -23944,109 +23366,59 @@
     <w:name w:val="Title"/>
     <w:basedOn w:val="a"/>
     <w:next w:val="a0"/>
-    <w:link w:val="a5"/>
-    <w:uiPriority w:val="10"/>
     <w:qFormat/>
-    <w:rsid w:val="00A10FD9"/>
     <w:pPr>
-      <w:spacing w:after="80"/>
-      <w:contextualSpacing/>
+      <w:keepNext/>
+      <w:keepLines/>
+      <w:spacing w:before="480" w:after="240"/>
       <w:jc w:val="center"/>
     </w:pPr>
     <w:rPr>
-      <w:sz w:val="56"/>
-      <w:szCs w:val="56"/>
+      <w:b/>
+      <w:bCs/>
+      <w:sz w:val="36"/>
+      <w:szCs w:val="36"/>
     </w:rPr>
   </w:style>
-  <w:style w:type="character" w:customStyle="1" w:styleId="a5">
-    <w:name w:val="Заголовок Знак"/>
-    <w:basedOn w:val="a1"/>
-    <w:link w:val="a4"/>
-    <w:uiPriority w:val="10"/>
-    <w:rsid w:val="00A10FD9"/>
-    <w:rPr>
-      <w:rFonts w:ascii="Times New Roman" w:eastAsia="Times New Roman" w:hAnsi="Times New Roman" w:cs="Times New Roman"/>
-      <w:color w:val="000000"/>
-      <w:sz w:val="56"/>
-      <w:szCs w:val="56"/>
-    </w:rPr>
-  </w:style>
-  <w:style w:type="paragraph" w:styleId="a6">
+  <w:style w:type="paragraph" w:styleId="a5">
     <w:name w:val="Subtitle"/>
     <w:basedOn w:val="a4"/>
     <w:next w:val="a0"/>
-    <w:link w:val="a7"/>
-    <w:uiPriority w:val="11"/>
     <w:qFormat/>
-    <w:rsid w:val="00A10FD9"/>
     <w:pPr>
-      <w:numPr>
-        <w:ilvl w:val="1"/>
-      </w:numPr>
+      <w:spacing w:before="240"/>
     </w:pPr>
     <w:rPr>
-      <w:spacing w:val="15"/>
-      <w:sz w:val="28"/>
-      <w:szCs w:val="28"/>
-    </w:rPr>
-  </w:style>
-  <w:style w:type="character" w:customStyle="1" w:styleId="a7">
-    <w:name w:val="Подзаголовок Знак"/>
-    <w:basedOn w:val="a1"/>
-    <w:link w:val="a6"/>
-    <w:uiPriority w:val="11"/>
-    <w:rsid w:val="00A10FD9"/>
-    <w:rPr>
-      <w:rFonts w:ascii="Times New Roman" w:eastAsia="Times New Roman" w:hAnsi="Times New Roman" w:cs="Times New Roman"/>
-      <w:color w:val="000000"/>
-      <w:spacing w:val="15"/>
-      <w:sz w:val="28"/>
-      <w:szCs w:val="28"/>
+      <w:sz w:val="30"/>
+      <w:szCs w:val="30"/>
     </w:rPr>
   </w:style>
   <w:style w:type="paragraph" w:customStyle="1" w:styleId="Author">
     <w:name w:val="Author"/>
-    <w:basedOn w:val="a4"/>
     <w:next w:val="a0"/>
     <w:qFormat/>
     <w:pPr>
       <w:keepNext/>
       <w:keepLines/>
+      <w:jc w:val="center"/>
     </w:pPr>
     <w:rPr>
-      <w:sz w:val="24"/>
-      <w:szCs w:val="24"/>
+      <w:rFonts w:ascii="Times New Roman" w:eastAsia="Times New Roman" w:hAnsi="Times New Roman" w:cs="Times New Roman"/>
+      <w:color w:val="000000"/>
     </w:rPr>
   </w:style>
-  <w:style w:type="paragraph" w:styleId="a8">
+  <w:style w:type="paragraph" w:styleId="a6">
     <w:name w:val="Date"/>
-    <w:basedOn w:val="a4"/>
     <w:next w:val="a0"/>
     <w:qFormat/>
     <w:pPr>
       <w:keepNext/>
       <w:keepLines/>
-    </w:pPr>
-    <w:rPr>
-      <w:sz w:val="24"/>
-      <w:szCs w:val="24"/>
-    </w:rPr>
-  </w:style>
-  <w:style w:type="paragraph" w:customStyle="1" w:styleId="AbstractTitle">
-    <w:name w:val="Abstract Title"/>
-    <w:basedOn w:val="a"/>
-    <w:next w:val="Abstract"/>
-    <w:qFormat/>
-    <w:pPr>
-      <w:keepNext/>
-      <w:keepLines/>
-      <w:spacing w:before="300" w:after="0"/>
       <w:jc w:val="center"/>
     </w:pPr>
     <w:rPr>
-      <w:b/>
-      <w:sz w:val="20"/>
-      <w:szCs w:val="20"/>
+      <w:rFonts w:ascii="Times New Roman" w:eastAsia="Times New Roman" w:hAnsi="Times New Roman" w:cs="Times New Roman"/>
+      <w:color w:val="000000"/>
     </w:rPr>
   </w:style>
   <w:style w:type="paragraph" w:customStyle="1" w:styleId="Abstract">
@@ -24057,138 +23429,19 @@
     <w:pPr>
       <w:keepNext/>
       <w:keepLines/>
-      <w:spacing w:before="100" w:after="300"/>
+      <w:spacing w:before="300" w:after="300"/>
     </w:pPr>
     <w:rPr>
       <w:sz w:val="20"/>
       <w:szCs w:val="20"/>
     </w:rPr>
   </w:style>
-  <w:style w:type="paragraph" w:styleId="a9">
+  <w:style w:type="paragraph" w:styleId="a7">
     <w:name w:val="Bibliography"/>
     <w:basedOn w:val="a"/>
     <w:qFormat/>
   </w:style>
-  <w:style w:type="character" w:customStyle="1" w:styleId="10">
-    <w:name w:val="Заголовок 1 Знак"/>
-    <w:basedOn w:val="a1"/>
-    <w:link w:val="1"/>
-    <w:uiPriority w:val="9"/>
-    <w:rsid w:val="00A10FD9"/>
-    <w:rPr>
-      <w:rFonts w:ascii="Times New Roman" w:eastAsia="Times New Roman" w:hAnsi="Times New Roman" w:cs="Times New Roman"/>
-      <w:color w:val="000000"/>
-      <w:sz w:val="40"/>
-      <w:szCs w:val="40"/>
-    </w:rPr>
-  </w:style>
-  <w:style w:type="character" w:customStyle="1" w:styleId="20">
-    <w:name w:val="Заголовок 2 Знак"/>
-    <w:basedOn w:val="a1"/>
-    <w:link w:val="2"/>
-    <w:uiPriority w:val="9"/>
-    <w:semiHidden/>
-    <w:rsid w:val="00A10FD9"/>
-    <w:rPr>
-      <w:rFonts w:ascii="Times New Roman" w:eastAsia="Times New Roman" w:hAnsi="Times New Roman" w:cs="Times New Roman"/>
-      <w:color w:val="000000"/>
-      <w:sz w:val="32"/>
-      <w:szCs w:val="32"/>
-    </w:rPr>
-  </w:style>
-  <w:style w:type="character" w:customStyle="1" w:styleId="30">
-    <w:name w:val="Заголовок 3 Знак"/>
-    <w:basedOn w:val="a1"/>
-    <w:link w:val="3"/>
-    <w:uiPriority w:val="9"/>
-    <w:semiHidden/>
-    <w:rsid w:val="00A10FD9"/>
-    <w:rPr>
-      <w:rFonts w:ascii="Times New Roman" w:eastAsia="Times New Roman" w:hAnsi="Times New Roman" w:cs="Times New Roman"/>
-      <w:color w:val="000000"/>
-      <w:sz w:val="28"/>
-      <w:szCs w:val="28"/>
-    </w:rPr>
-  </w:style>
-  <w:style w:type="character" w:customStyle="1" w:styleId="40">
-    <w:name w:val="Заголовок 4 Знак"/>
-    <w:basedOn w:val="a1"/>
-    <w:link w:val="4"/>
-    <w:uiPriority w:val="9"/>
-    <w:semiHidden/>
-    <w:rsid w:val="00A10FD9"/>
-    <w:rPr>
-      <w:rFonts w:ascii="Times New Roman" w:eastAsia="Times New Roman" w:hAnsi="Times New Roman" w:cs="Times New Roman"/>
-      <w:i/>
-      <w:iCs/>
-      <w:color w:val="000000"/>
-    </w:rPr>
-  </w:style>
-  <w:style w:type="character" w:customStyle="1" w:styleId="50">
-    <w:name w:val="Заголовок 5 Знак"/>
-    <w:basedOn w:val="a1"/>
-    <w:link w:val="5"/>
-    <w:uiPriority w:val="9"/>
-    <w:semiHidden/>
-    <w:rsid w:val="00A10FD9"/>
-    <w:rPr>
-      <w:rFonts w:ascii="Times New Roman" w:eastAsia="Times New Roman" w:hAnsi="Times New Roman" w:cs="Times New Roman"/>
-      <w:color w:val="000000"/>
-    </w:rPr>
-  </w:style>
-  <w:style w:type="character" w:customStyle="1" w:styleId="60">
-    <w:name w:val="Заголовок 6 Знак"/>
-    <w:basedOn w:val="a1"/>
-    <w:link w:val="6"/>
-    <w:uiPriority w:val="9"/>
-    <w:semiHidden/>
-    <w:rsid w:val="00A10FD9"/>
-    <w:rPr>
-      <w:rFonts w:ascii="Times New Roman" w:eastAsia="Times New Roman" w:hAnsi="Times New Roman" w:cs="Times New Roman"/>
-      <w:i/>
-      <w:iCs/>
-      <w:color w:val="000000"/>
-    </w:rPr>
-  </w:style>
-  <w:style w:type="character" w:customStyle="1" w:styleId="70">
-    <w:name w:val="Заголовок 7 Знак"/>
-    <w:basedOn w:val="a1"/>
-    <w:link w:val="7"/>
-    <w:uiPriority w:val="9"/>
-    <w:semiHidden/>
-    <w:rsid w:val="00A10FD9"/>
-    <w:rPr>
-      <w:rFonts w:ascii="Times New Roman" w:eastAsia="Times New Roman" w:hAnsi="Times New Roman" w:cs="Times New Roman"/>
-      <w:color w:val="000000"/>
-    </w:rPr>
-  </w:style>
-  <w:style w:type="character" w:customStyle="1" w:styleId="80">
-    <w:name w:val="Заголовок 8 Знак"/>
-    <w:basedOn w:val="a1"/>
-    <w:link w:val="8"/>
-    <w:uiPriority w:val="9"/>
-    <w:semiHidden/>
-    <w:rsid w:val="00A10FD9"/>
-    <w:rPr>
-      <w:rFonts w:ascii="Times New Roman" w:eastAsia="Times New Roman" w:hAnsi="Times New Roman" w:cs="Times New Roman"/>
-      <w:i/>
-      <w:iCs/>
-      <w:color w:val="000000"/>
-    </w:rPr>
-  </w:style>
-  <w:style w:type="character" w:customStyle="1" w:styleId="90">
-    <w:name w:val="Заголовок 9 Знак"/>
-    <w:basedOn w:val="a1"/>
-    <w:link w:val="9"/>
-    <w:uiPriority w:val="9"/>
-    <w:semiHidden/>
-    <w:rsid w:val="00A10FD9"/>
-    <w:rPr>
-      <w:rFonts w:ascii="Times New Roman" w:eastAsia="Times New Roman" w:hAnsi="Times New Roman" w:cs="Times New Roman"/>
-      <w:color w:val="000000"/>
-    </w:rPr>
-  </w:style>
-  <w:style w:type="paragraph" w:styleId="aa">
+  <w:style w:type="paragraph" w:styleId="a8">
     <w:name w:val="Block Text"/>
     <w:basedOn w:val="a0"/>
     <w:next w:val="a0"/>
@@ -24200,24 +23453,12 @@
       <w:ind w:left="480" w:right="480"/>
     </w:pPr>
   </w:style>
-  <w:style w:type="paragraph" w:styleId="ab">
+  <w:style w:type="paragraph" w:styleId="a9">
     <w:name w:val="footnote text"/>
     <w:basedOn w:val="a"/>
     <w:uiPriority w:val="9"/>
     <w:unhideWhenUsed/>
     <w:qFormat/>
-  </w:style>
-  <w:style w:type="paragraph" w:customStyle="1" w:styleId="FootnoteBlockText">
-    <w:name w:val="Footnote Block Text"/>
-    <w:basedOn w:val="ab"/>
-    <w:next w:val="ab"/>
-    <w:uiPriority w:val="9"/>
-    <w:unhideWhenUsed/>
-    <w:qFormat/>
-    <w:pPr>
-      <w:spacing w:before="100" w:after="100"/>
-      <w:ind w:left="480" w:right="480"/>
-    </w:pPr>
   </w:style>
   <w:style w:type="table" w:customStyle="1" w:styleId="Table">
     <w:name w:val="Table"/>
@@ -24229,7 +23470,6 @@
       <w:color w:val="000000"/>
       <w:sz w:val="20"/>
       <w:szCs w:val="20"/>
-      <w:lang w:val="ru-RU" w:eastAsia="ru-RU"/>
     </w:rPr>
     <w:tblPr>
       <w:tblInd w:w="0" w:type="dxa"/>
@@ -24241,7 +23481,12 @@
       </w:tblCellMar>
     </w:tblPr>
     <w:tblStylePr w:type="firstRow">
-      <w:tblPr/>
+      <w:tblPr>
+        <w:jc w:val="left"/>
+      </w:tblPr>
+      <w:trPr>
+        <w:jc w:val="left"/>
+      </w:trPr>
       <w:tcPr>
         <w:tcBorders>
           <w:bottom w:val="single" w:sz="0" w:space="0" w:color="auto"/>
@@ -24267,10 +23512,10 @@
     <w:name w:val="Definition"/>
     <w:basedOn w:val="a"/>
   </w:style>
-  <w:style w:type="paragraph" w:styleId="ac">
+  <w:style w:type="paragraph" w:styleId="aa">
     <w:name w:val="caption"/>
     <w:basedOn w:val="a"/>
-    <w:link w:val="ad"/>
+    <w:link w:val="ab"/>
     <w:pPr>
       <w:spacing w:after="120"/>
     </w:pPr>
@@ -24280,14 +23525,14 @@
   </w:style>
   <w:style w:type="paragraph" w:customStyle="1" w:styleId="TableCaption">
     <w:name w:val="Table Caption"/>
-    <w:basedOn w:val="ac"/>
+    <w:basedOn w:val="aa"/>
     <w:pPr>
       <w:keepNext/>
     </w:pPr>
   </w:style>
   <w:style w:type="paragraph" w:customStyle="1" w:styleId="ImageCaption">
     <w:name w:val="Image Caption"/>
-    <w:basedOn w:val="ac"/>
+    <w:basedOn w:val="aa"/>
   </w:style>
   <w:style w:type="paragraph" w:customStyle="1" w:styleId="Figure">
     <w:name w:val="Figure"/>
@@ -24300,10 +23545,10 @@
       <w:keepNext/>
     </w:pPr>
   </w:style>
-  <w:style w:type="character" w:customStyle="1" w:styleId="ad">
+  <w:style w:type="character" w:customStyle="1" w:styleId="ab">
     <w:name w:val="Название объекта Знак"/>
     <w:basedOn w:val="a1"/>
-    <w:link w:val="ac"/>
+    <w:link w:val="aa"/>
     <w:rPr>
       <w:rFonts w:ascii="Times New Roman" w:eastAsia="Times New Roman" w:hAnsi="Times New Roman" w:cs="Times New Roman"/>
       <w:color w:val="000000"/>
@@ -24311,7 +23556,7 @@
   </w:style>
   <w:style w:type="character" w:customStyle="1" w:styleId="VerbatimChar">
     <w:name w:val="Verbatim Char"/>
-    <w:basedOn w:val="ad"/>
+    <w:basedOn w:val="ab"/>
     <w:link w:val="SourceCode"/>
     <w:rPr>
       <w:rFonts w:ascii="Times New Roman" w:eastAsia="Times New Roman" w:hAnsi="Times New Roman" w:cs="Times New Roman"/>
@@ -24321,31 +23566,31 @@
   </w:style>
   <w:style w:type="character" w:customStyle="1" w:styleId="SectionNumber">
     <w:name w:val="Section Number"/>
-    <w:basedOn w:val="ad"/>
+    <w:basedOn w:val="ab"/>
     <w:rPr>
       <w:rFonts w:ascii="Times New Roman" w:eastAsia="Times New Roman" w:hAnsi="Times New Roman" w:cs="Times New Roman"/>
       <w:color w:val="000000"/>
     </w:rPr>
   </w:style>
-  <w:style w:type="character" w:styleId="ae">
+  <w:style w:type="character" w:styleId="ac">
     <w:name w:val="footnote reference"/>
-    <w:basedOn w:val="ad"/>
+    <w:basedOn w:val="ab"/>
     <w:rPr>
       <w:rFonts w:ascii="Times New Roman" w:eastAsia="Times New Roman" w:hAnsi="Times New Roman" w:cs="Times New Roman"/>
       <w:color w:val="000000"/>
       <w:vertAlign w:val="superscript"/>
     </w:rPr>
   </w:style>
-  <w:style w:type="character" w:styleId="af">
+  <w:style w:type="character" w:styleId="ad">
     <w:name w:val="Hyperlink"/>
-    <w:basedOn w:val="ad"/>
+    <w:basedOn w:val="ab"/>
     <w:uiPriority w:val="99"/>
     <w:rPr>
       <w:rFonts w:ascii="Times New Roman" w:eastAsia="Times New Roman" w:hAnsi="Times New Roman" w:cs="Times New Roman"/>
       <w:color w:val="000000"/>
     </w:rPr>
   </w:style>
-  <w:style w:type="paragraph" w:styleId="af0">
+  <w:style w:type="paragraph" w:styleId="ae">
     <w:name w:val="TOC Heading"/>
     <w:basedOn w:val="1"/>
     <w:next w:val="a0"/>
@@ -24356,6 +23601,10 @@
       <w:spacing w:before="240" w:line="259" w:lineRule="auto"/>
       <w:outlineLvl w:val="9"/>
     </w:pPr>
+    <w:rPr>
+      <w:b w:val="0"/>
+      <w:bCs w:val="0"/>
+    </w:rPr>
   </w:style>
   <w:style w:type="paragraph" w:customStyle="1" w:styleId="SourceCode">
     <w:name w:val="Source Code"/>
@@ -24470,8 +23719,7 @@
     <w:basedOn w:val="VerbatimChar"/>
     <w:rPr>
       <w:rFonts w:ascii="Times New Roman" w:eastAsia="Times New Roman" w:hAnsi="Times New Roman" w:cs="Times New Roman"/>
-      <w:b/>
-      <w:color w:val="008000"/>
+      <w:color w:val="000000"/>
       <w:sz w:val="22"/>
     </w:rPr>
   </w:style>
@@ -24568,7 +23816,7 @@
     <w:basedOn w:val="VerbatimChar"/>
     <w:rPr>
       <w:rFonts w:ascii="Times New Roman" w:eastAsia="Times New Roman" w:hAnsi="Times New Roman" w:cs="Times New Roman"/>
-      <w:color w:val="008000"/>
+      <w:color w:val="000000"/>
       <w:sz w:val="22"/>
     </w:rPr>
   </w:style>
@@ -24682,26 +23930,24 @@
       <w:sz w:val="28"/>
     </w:rPr>
   </w:style>
-  <w:style w:type="paragraph" w:styleId="12">
+  <w:style w:type="paragraph" w:styleId="10">
     <w:name w:val="toc 1"/>
     <w:basedOn w:val="a"/>
     <w:next w:val="a"/>
     <w:autoRedefine/>
     <w:uiPriority w:val="39"/>
-    <w:unhideWhenUsed/>
-    <w:rsid w:val="001841CF"/>
+    <w:rsid w:val="00D025A4"/>
     <w:pPr>
       <w:spacing w:after="100"/>
     </w:pPr>
   </w:style>
-  <w:style w:type="paragraph" w:styleId="22">
+  <w:style w:type="paragraph" w:styleId="20">
     <w:name w:val="toc 2"/>
     <w:basedOn w:val="a"/>
     <w:next w:val="a"/>
     <w:autoRedefine/>
     <w:uiPriority w:val="39"/>
-    <w:unhideWhenUsed/>
-    <w:rsid w:val="001841CF"/>
+    <w:rsid w:val="00D025A4"/>
     <w:pPr>
       <w:spacing w:after="100"/>
       <w:ind w:left="240"/>
@@ -24721,44 +23967,44 @@
         <a:sysClr val="window" lastClr="FFFFFF"/>
       </a:lt1>
       <a:dk2>
-        <a:srgbClr val="0E2841"/>
+        <a:srgbClr val="1F497D"/>
       </a:dk2>
       <a:lt2>
-        <a:srgbClr val="E8E8E8"/>
+        <a:srgbClr val="EEECE1"/>
       </a:lt2>
       <a:accent1>
-        <a:srgbClr val="156082"/>
+        <a:srgbClr val="4F81BD"/>
       </a:accent1>
       <a:accent2>
-        <a:srgbClr val="E97132"/>
+        <a:srgbClr val="C0504D"/>
       </a:accent2>
       <a:accent3>
-        <a:srgbClr val="196B24"/>
+        <a:srgbClr val="9BBB59"/>
       </a:accent3>
       <a:accent4>
-        <a:srgbClr val="0F9ED5"/>
+        <a:srgbClr val="8064A2"/>
       </a:accent4>
       <a:accent5>
-        <a:srgbClr val="A02B93"/>
+        <a:srgbClr val="4BACC6"/>
       </a:accent5>
       <a:accent6>
-        <a:srgbClr val="4EA72E"/>
+        <a:srgbClr val="F79646"/>
       </a:accent6>
       <a:hlink>
-        <a:srgbClr val="467886"/>
+        <a:srgbClr val="0000FF"/>
       </a:hlink>
       <a:folHlink>
-        <a:srgbClr val="96607D"/>
+        <a:srgbClr val="800080"/>
       </a:folHlink>
     </a:clrScheme>
     <a:fontScheme name="Office">
       <a:majorFont>
-        <a:latin typeface="Aptos Display" panose="02110004020202020204"/>
+        <a:latin typeface="Calibri"/>
         <a:ea typeface=""/>
         <a:cs typeface=""/>
-        <a:font script="Jpan" typeface="游ゴシック Light"/>
+        <a:font script="Jpan" typeface="ＭＳ ゴシック"/>
         <a:font script="Hang" typeface="맑은 고딕"/>
-        <a:font script="Hans" typeface="等线 Light"/>
+        <a:font script="Hans" typeface="宋体"/>
         <a:font script="Hant" typeface="新細明體"/>
         <a:font script="Arab" typeface="Times New Roman"/>
         <a:font script="Hebr" typeface="Times New Roman"/>
@@ -24785,32 +24031,14 @@
         <a:font script="Mong" typeface="Mongolian Baiti"/>
         <a:font script="Viet" typeface="Times New Roman"/>
         <a:font script="Uigh" typeface="Microsoft Uighur"/>
-        <a:font script="Geor" typeface="Sylfaen"/>
-        <a:font script="Armn" typeface="Arial"/>
-        <a:font script="Bugi" typeface="Leelawadee UI"/>
-        <a:font script="Bopo" typeface="Microsoft JhengHei"/>
-        <a:font script="Java" typeface="Javanese Text"/>
-        <a:font script="Lisu" typeface="Segoe UI"/>
-        <a:font script="Mymr" typeface="Myanmar Text"/>
-        <a:font script="Nkoo" typeface="Ebrima"/>
-        <a:font script="Olck" typeface="Nirmala UI"/>
-        <a:font script="Osma" typeface="Ebrima"/>
-        <a:font script="Phag" typeface="Phagspa"/>
-        <a:font script="Syrn" typeface="Estrangelo Edessa"/>
-        <a:font script="Syrj" typeface="Estrangelo Edessa"/>
-        <a:font script="Syre" typeface="Estrangelo Edessa"/>
-        <a:font script="Sora" typeface="Nirmala UI"/>
-        <a:font script="Tale" typeface="Microsoft Tai Le"/>
-        <a:font script="Talu" typeface="Microsoft New Tai Lue"/>
-        <a:font script="Tfng" typeface="Ebrima"/>
       </a:majorFont>
       <a:minorFont>
-        <a:latin typeface="Aptos" panose="02110004020202020204"/>
+        <a:latin typeface="Cambria"/>
         <a:ea typeface=""/>
         <a:cs typeface=""/>
-        <a:font script="Jpan" typeface="游明朝"/>
+        <a:font script="Jpan" typeface="ＭＳ 明朝"/>
         <a:font script="Hang" typeface="맑은 고딕"/>
-        <a:font script="Hans" typeface="等线"/>
+        <a:font script="Hans" typeface="宋体"/>
         <a:font script="Hant" typeface="新細明體"/>
         <a:font script="Arab" typeface="Arial"/>
         <a:font script="Hebr" typeface="Arial"/>
@@ -24837,24 +24065,6 @@
         <a:font script="Mong" typeface="Mongolian Baiti"/>
         <a:font script="Viet" typeface="Arial"/>
         <a:font script="Uigh" typeface="Microsoft Uighur"/>
-        <a:font script="Geor" typeface="Sylfaen"/>
-        <a:font script="Armn" typeface="Arial"/>
-        <a:font script="Bugi" typeface="Leelawadee UI"/>
-        <a:font script="Bopo" typeface="Microsoft JhengHei"/>
-        <a:font script="Java" typeface="Javanese Text"/>
-        <a:font script="Lisu" typeface="Segoe UI"/>
-        <a:font script="Mymr" typeface="Myanmar Text"/>
-        <a:font script="Nkoo" typeface="Ebrima"/>
-        <a:font script="Olck" typeface="Nirmala UI"/>
-        <a:font script="Osma" typeface="Ebrima"/>
-        <a:font script="Phag" typeface="Phagspa"/>
-        <a:font script="Syrn" typeface="Estrangelo Edessa"/>
-        <a:font script="Syrj" typeface="Estrangelo Edessa"/>
-        <a:font script="Syre" typeface="Estrangelo Edessa"/>
-        <a:font script="Sora" typeface="Nirmala UI"/>
-        <a:font script="Tale" typeface="Microsoft Tai Le"/>
-        <a:font script="Talu" typeface="Microsoft New Tai Lue"/>
-        <a:font script="Tfng" typeface="Ebrima"/>
       </a:minorFont>
     </a:fontScheme>
     <a:fmtScheme name="Office">
@@ -24866,141 +24076,200 @@
           <a:gsLst>
             <a:gs pos="0">
               <a:schemeClr val="phClr">
-                <a:lumMod val="110000"/>
-                <a:satMod val="105000"/>
-                <a:tint val="67000"/>
+                <a:tint val="50000"/>
+                <a:satMod val="300000"/>
               </a:schemeClr>
             </a:gs>
-            <a:gs pos="50000">
+            <a:gs pos="35000">
               <a:schemeClr val="phClr">
-                <a:lumMod val="105000"/>
-                <a:satMod val="103000"/>
-                <a:tint val="73000"/>
+                <a:tint val="37000"/>
+                <a:satMod val="300000"/>
               </a:schemeClr>
             </a:gs>
             <a:gs pos="100000">
               <a:schemeClr val="phClr">
-                <a:lumMod val="105000"/>
-                <a:satMod val="109000"/>
-                <a:tint val="81000"/>
+                <a:tint val="15000"/>
+                <a:satMod val="350000"/>
               </a:schemeClr>
             </a:gs>
           </a:gsLst>
-          <a:lin ang="5400000" scaled="0"/>
+          <a:lin ang="16200000" scaled="1"/>
         </a:gradFill>
         <a:gradFill rotWithShape="1">
           <a:gsLst>
             <a:gs pos="0">
               <a:schemeClr val="phClr">
-                <a:satMod val="103000"/>
-                <a:lumMod val="102000"/>
-                <a:tint val="94000"/>
-              </a:schemeClr>
-            </a:gs>
-            <a:gs pos="50000">
-              <a:schemeClr val="phClr">
-                <a:satMod val="110000"/>
-                <a:lumMod val="100000"/>
+                <a:tint val="100000"/>
                 <a:shade val="100000"/>
+                <a:satMod val="130000"/>
               </a:schemeClr>
             </a:gs>
             <a:gs pos="100000">
               <a:schemeClr val="phClr">
-                <a:lumMod val="99000"/>
-                <a:satMod val="120000"/>
-                <a:shade val="78000"/>
+                <a:tint val="50000"/>
+                <a:shade val="100000"/>
+                <a:satMod val="350000"/>
               </a:schemeClr>
             </a:gs>
           </a:gsLst>
-          <a:lin ang="5400000" scaled="0"/>
+          <a:lin ang="16200000" scaled="0"/>
         </a:gradFill>
       </a:fillStyleLst>
       <a:lnStyleLst>
-        <a:ln w="6350" cap="flat" cmpd="sng" algn="ctr">
+        <a:ln w="9525" cap="flat" cmpd="sng" algn="ctr">
+          <a:solidFill>
+            <a:schemeClr val="phClr">
+              <a:shade val="95000"/>
+              <a:satMod val="105000"/>
+            </a:schemeClr>
+          </a:solidFill>
+          <a:prstDash val="solid"/>
+        </a:ln>
+        <a:ln w="25400" cap="flat" cmpd="sng" algn="ctr">
           <a:solidFill>
             <a:schemeClr val="phClr"/>
           </a:solidFill>
           <a:prstDash val="solid"/>
-          <a:miter lim="800000"/>
         </a:ln>
-        <a:ln w="12700" cap="flat" cmpd="sng" algn="ctr">
+        <a:ln w="38100" cap="flat" cmpd="sng" algn="ctr">
           <a:solidFill>
             <a:schemeClr val="phClr"/>
           </a:solidFill>
           <a:prstDash val="solid"/>
-          <a:miter lim="800000"/>
-        </a:ln>
-        <a:ln w="19050" cap="flat" cmpd="sng" algn="ctr">
-          <a:solidFill>
-            <a:schemeClr val="phClr"/>
-          </a:solidFill>
-          <a:prstDash val="solid"/>
-          <a:miter lim="800000"/>
         </a:ln>
       </a:lnStyleLst>
       <a:effectStyleLst>
         <a:effectStyle>
-          <a:effectLst/>
-        </a:effectStyle>
-        <a:effectStyle>
-          <a:effectLst/>
+          <a:effectLst>
+            <a:outerShdw blurRad="40000" dist="20000" dir="5400000" rotWithShape="0">
+              <a:srgbClr val="000000">
+                <a:alpha val="38000"/>
+              </a:srgbClr>
+            </a:outerShdw>
+          </a:effectLst>
         </a:effectStyle>
         <a:effectStyle>
           <a:effectLst>
-            <a:outerShdw blurRad="57150" dist="19050" dir="5400000" algn="ctr" rotWithShape="0">
+            <a:outerShdw blurRad="40000" dist="23000" dir="5400000" rotWithShape="0">
               <a:srgbClr val="000000">
-                <a:alpha val="63000"/>
+                <a:alpha val="35000"/>
               </a:srgbClr>
             </a:outerShdw>
           </a:effectLst>
+        </a:effectStyle>
+        <a:effectStyle>
+          <a:effectLst>
+            <a:outerShdw blurRad="40000" dist="23000" dir="5400000" rotWithShape="0">
+              <a:srgbClr val="000000">
+                <a:alpha val="35000"/>
+              </a:srgbClr>
+            </a:outerShdw>
+          </a:effectLst>
+          <a:scene3d>
+            <a:camera prst="orthographicFront">
+              <a:rot lat="0" lon="0" rev="0"/>
+            </a:camera>
+            <a:lightRig rig="threePt" dir="t">
+              <a:rot lat="0" lon="0" rev="1200000"/>
+            </a:lightRig>
+          </a:scene3d>
+          <a:sp3d>
+            <a:bevelT w="63500" h="25400"/>
+          </a:sp3d>
         </a:effectStyle>
       </a:effectStyleLst>
       <a:bgFillStyleLst>
         <a:solidFill>
           <a:schemeClr val="phClr"/>
         </a:solidFill>
-        <a:solidFill>
-          <a:schemeClr val="phClr">
-            <a:tint val="95000"/>
-            <a:satMod val="170000"/>
-          </a:schemeClr>
-        </a:solidFill>
         <a:gradFill rotWithShape="1">
           <a:gsLst>
             <a:gs pos="0">
               <a:schemeClr val="phClr">
-                <a:tint val="93000"/>
-                <a:satMod val="150000"/>
-                <a:shade val="98000"/>
-                <a:lumMod val="102000"/>
+                <a:tint val="40000"/>
+                <a:satMod val="350000"/>
               </a:schemeClr>
             </a:gs>
-            <a:gs pos="50000">
+            <a:gs pos="40000">
               <a:schemeClr val="phClr">
-                <a:tint val="98000"/>
-                <a:satMod val="130000"/>
-                <a:shade val="90000"/>
-                <a:lumMod val="103000"/>
+                <a:tint val="45000"/>
+                <a:shade val="99000"/>
+                <a:satMod val="350000"/>
               </a:schemeClr>
             </a:gs>
             <a:gs pos="100000">
               <a:schemeClr val="phClr">
-                <a:shade val="63000"/>
-                <a:satMod val="120000"/>
+                <a:shade val="20000"/>
+                <a:satMod val="255000"/>
               </a:schemeClr>
             </a:gs>
           </a:gsLst>
-          <a:lin ang="5400000" scaled="0"/>
+          <a:path path="circle">
+            <a:fillToRect l="50000" t="-80000" r="50000" b="180000"/>
+          </a:path>
+        </a:gradFill>
+        <a:gradFill rotWithShape="1">
+          <a:gsLst>
+            <a:gs pos="0">
+              <a:schemeClr val="phClr">
+                <a:tint val="80000"/>
+                <a:satMod val="300000"/>
+              </a:schemeClr>
+            </a:gs>
+            <a:gs pos="100000">
+              <a:schemeClr val="phClr">
+                <a:shade val="30000"/>
+                <a:satMod val="200000"/>
+              </a:schemeClr>
+            </a:gs>
+          </a:gsLst>
+          <a:path path="circle">
+            <a:fillToRect l="50000" t="50000" r="50000" b="50000"/>
+          </a:path>
         </a:gradFill>
       </a:bgFillStyleLst>
     </a:fmtScheme>
   </a:themeElements>
-  <a:objectDefaults/>
+  <a:objectDefaults>
+    <a:spDef>
+      <a:spPr/>
+      <a:bodyPr/>
+      <a:lstStyle/>
+      <a:style>
+        <a:lnRef idx="1">
+          <a:schemeClr val="accent1"/>
+        </a:lnRef>
+        <a:fillRef idx="3">
+          <a:schemeClr val="accent1"/>
+        </a:fillRef>
+        <a:effectRef idx="2">
+          <a:schemeClr val="accent1"/>
+        </a:effectRef>
+        <a:fontRef idx="minor">
+          <a:schemeClr val="lt1"/>
+        </a:fontRef>
+      </a:style>
+    </a:spDef>
+    <a:lnDef>
+      <a:spPr/>
+      <a:bodyPr/>
+      <a:lstStyle/>
+      <a:style>
+        <a:lnRef idx="2">
+          <a:schemeClr val="accent1"/>
+        </a:lnRef>
+        <a:fillRef idx="0">
+          <a:schemeClr val="accent1"/>
+        </a:fillRef>
+        <a:effectRef idx="1">
+          <a:schemeClr val="accent1"/>
+        </a:effectRef>
+        <a:fontRef idx="minor">
+          <a:schemeClr val="tx1"/>
+        </a:fontRef>
+      </a:style>
+    </a:lnDef>
+  </a:objectDefaults>
   <a:extraClrSchemeLst/>
-  <a:extLst>
-    <a:ext uri="{05A4C25C-085E-4340-85A3-A5531E510DB2}">
-      <thm15:themeFamily xmlns:thm15="http://schemas.microsoft.com/office/thememl/2012/main" name="Office Theme" id="{2E142A2C-CD16-42D6-873A-C26D2A0506FA}" vid="{1BDDFF52-6CD6-40A5-AB3C-68EB2F1E4D0A}"/>
-    </a:ext>
-  </a:extLst>
 </a:theme>
 </file>
--- a/ЛР5_Анализ_конкурентов/ОТЧЕТ_ЛР5_NotaCode.docx
+++ b/ЛР5_Анализ_конкурентов/ОТЧЕТ_ЛР5_NotaCode.docx
@@ -239,7 +239,7 @@
       <w:r>
         <w:fldChar w:fldCharType="separate"/>
       </w:r>
-      <w:hyperlink w:anchor="_Toc241930238" w:history="1">
+      <w:hyperlink w:anchor="_Toc241930974" w:history="1">
         <w:r>
           <w:rPr>
             <w:rStyle w:val="ad"/>
@@ -266,7 +266,7 @@
             <w:noProof/>
             <w:webHidden/>
           </w:rPr>
-          <w:instrText xml:space="preserve"> PAGEREF _Toc241930238 \h </w:instrText>
+          <w:instrText xml:space="preserve"> PAGEREF _Toc241930974 \h </w:instrText>
         </w:r>
         <w:r>
           <w:rPr>
@@ -307,7 +307,7 @@
           <w:noProof/>
         </w:rPr>
       </w:pPr>
-      <w:hyperlink w:anchor="_Toc241930239" w:history="1">
+      <w:hyperlink w:anchor="_Toc241930975" w:history="1">
         <w:r>
           <w:rPr>
             <w:rStyle w:val="ad"/>
@@ -334,7 +334,7 @@
             <w:noProof/>
             <w:webHidden/>
           </w:rPr>
-          <w:instrText xml:space="preserve"> PAGEREF _Toc241930239 \h </w:instrText>
+          <w:instrText xml:space="preserve"> PAGEREF _Toc241930975 \h </w:instrText>
         </w:r>
         <w:r>
           <w:rPr>
@@ -375,7 +375,7 @@
           <w:noProof/>
         </w:rPr>
       </w:pPr>
-      <w:hyperlink w:anchor="_Toc241930240" w:history="1">
+      <w:hyperlink w:anchor="_Toc241930976" w:history="1">
         <w:r>
           <w:rPr>
             <w:rStyle w:val="ad"/>
@@ -402,7 +402,7 @@
             <w:noProof/>
             <w:webHidden/>
           </w:rPr>
-          <w:instrText xml:space="preserve"> PAGEREF _Toc241930240 \h </w:instrText>
+          <w:instrText xml:space="preserve"> PAGEREF _Toc241930976 \h </w:instrText>
         </w:r>
         <w:r>
           <w:rPr>
@@ -443,7 +443,7 @@
           <w:noProof/>
         </w:rPr>
       </w:pPr>
-      <w:hyperlink w:anchor="_Toc241930241" w:history="1">
+      <w:hyperlink w:anchor="_Toc241930977" w:history="1">
         <w:r>
           <w:rPr>
             <w:rStyle w:val="ad"/>
@@ -470,7 +470,7 @@
             <w:noProof/>
             <w:webHidden/>
           </w:rPr>
-          <w:instrText xml:space="preserve"> PAGEREF _Toc241930241 \h </w:instrText>
+          <w:instrText xml:space="preserve"> PAGEREF _Toc241930977 \h </w:instrText>
         </w:r>
         <w:r>
           <w:rPr>
@@ -511,7 +511,7 @@
           <w:noProof/>
         </w:rPr>
       </w:pPr>
-      <w:hyperlink w:anchor="_Toc241930242" w:history="1">
+      <w:hyperlink w:anchor="_Toc241930978" w:history="1">
         <w:r>
           <w:rPr>
             <w:rStyle w:val="ad"/>
@@ -538,7 +538,7 @@
             <w:noProof/>
             <w:webHidden/>
           </w:rPr>
-          <w:instrText xml:space="preserve"> PAGEREF _Toc241930242 \h </w:instrText>
+          <w:instrText xml:space="preserve"> PAGEREF _Toc241930978 \h </w:instrText>
         </w:r>
         <w:r>
           <w:rPr>
@@ -579,7 +579,7 @@
           <w:noProof/>
         </w:rPr>
       </w:pPr>
-      <w:hyperlink w:anchor="_Toc241930243" w:history="1">
+      <w:hyperlink w:anchor="_Toc241930979" w:history="1">
         <w:r>
           <w:rPr>
             <w:rStyle w:val="ad"/>
@@ -606,7 +606,7 @@
             <w:noProof/>
             <w:webHidden/>
           </w:rPr>
-          <w:instrText xml:space="preserve"> PAGEREF _Toc241930243 \h </w:instrText>
+          <w:instrText xml:space="preserve"> PAGEREF _Toc241930979 \h </w:instrText>
         </w:r>
         <w:r>
           <w:rPr>
@@ -647,7 +647,7 @@
           <w:noProof/>
         </w:rPr>
       </w:pPr>
-      <w:hyperlink w:anchor="_Toc241930244" w:history="1">
+      <w:hyperlink w:anchor="_Toc241930980" w:history="1">
         <w:r>
           <w:rPr>
             <w:rStyle w:val="ad"/>
@@ -674,7 +674,7 @@
             <w:noProof/>
             <w:webHidden/>
           </w:rPr>
-          <w:instrText xml:space="preserve"> PAGEREF _Toc241930244 \h </w:instrText>
+          <w:instrText xml:space="preserve"> PAGEREF _Toc241930980 \h </w:instrText>
         </w:r>
         <w:r>
           <w:rPr>
@@ -715,7 +715,7 @@
           <w:noProof/>
         </w:rPr>
       </w:pPr>
-      <w:hyperlink w:anchor="_Toc241930245" w:history="1">
+      <w:hyperlink w:anchor="_Toc241930981" w:history="1">
         <w:r>
           <w:rPr>
             <w:rStyle w:val="ad"/>
@@ -742,7 +742,7 @@
             <w:noProof/>
             <w:webHidden/>
           </w:rPr>
-          <w:instrText xml:space="preserve"> PAGEREF _Toc241930245 \h </w:instrText>
+          <w:instrText xml:space="preserve"> PAGEREF _Toc241930981 \h </w:instrText>
         </w:r>
         <w:r>
           <w:rPr>
@@ -783,7 +783,7 @@
           <w:noProof/>
         </w:rPr>
       </w:pPr>
-      <w:hyperlink w:anchor="_Toc241930246" w:history="1">
+      <w:hyperlink w:anchor="_Toc241930982" w:history="1">
         <w:r>
           <w:rPr>
             <w:rStyle w:val="ad"/>
@@ -810,7 +810,7 @@
             <w:noProof/>
             <w:webHidden/>
           </w:rPr>
-          <w:instrText xml:space="preserve"> PAGEREF _Toc241930246 \h </w:instrText>
+          <w:instrText xml:space="preserve"> PAGEREF _Toc241930982 \h </w:instrText>
         </w:r>
         <w:r>
           <w:rPr>
@@ -851,7 +851,7 @@
           <w:noProof/>
         </w:rPr>
       </w:pPr>
-      <w:hyperlink w:anchor="_Toc241930247" w:history="1">
+      <w:hyperlink w:anchor="_Toc241930983" w:history="1">
         <w:r>
           <w:rPr>
             <w:rStyle w:val="ad"/>
@@ -878,7 +878,7 @@
             <w:noProof/>
             <w:webHidden/>
           </w:rPr>
-          <w:instrText xml:space="preserve"> PAGEREF _Toc241930247 \h </w:instrText>
+          <w:instrText xml:space="preserve"> PAGEREF _Toc241930983 \h </w:instrText>
         </w:r>
         <w:r>
           <w:rPr>
@@ -919,7 +919,7 @@
           <w:noProof/>
         </w:rPr>
       </w:pPr>
-      <w:hyperlink w:anchor="_Toc241930248" w:history="1">
+      <w:hyperlink w:anchor="_Toc241930984" w:history="1">
         <w:r>
           <w:rPr>
             <w:rStyle w:val="ad"/>
@@ -946,7 +946,7 @@
             <w:noProof/>
             <w:webHidden/>
           </w:rPr>
-          <w:instrText xml:space="preserve"> PAGEREF _Toc241930248 \h </w:instrText>
+          <w:instrText xml:space="preserve"> PAGEREF _Toc241930984 \h </w:instrText>
         </w:r>
         <w:r>
           <w:rPr>
@@ -987,7 +987,7 @@
           <w:noProof/>
         </w:rPr>
       </w:pPr>
-      <w:hyperlink w:anchor="_Toc241930249" w:history="1">
+      <w:hyperlink w:anchor="_Toc241930985" w:history="1">
         <w:r>
           <w:rPr>
             <w:rStyle w:val="ad"/>
@@ -1014,7 +1014,7 @@
             <w:noProof/>
             <w:webHidden/>
           </w:rPr>
-          <w:instrText xml:space="preserve"> PAGEREF _Toc241930249 \h </w:instrText>
+          <w:instrText xml:space="preserve"> PAGEREF _Toc241930985 \h </w:instrText>
         </w:r>
         <w:r>
           <w:rPr>
@@ -1055,7 +1055,7 @@
           <w:noProof/>
         </w:rPr>
       </w:pPr>
-      <w:hyperlink w:anchor="_Toc241930250" w:history="1">
+      <w:hyperlink w:anchor="_Toc241930986" w:history="1">
         <w:r>
           <w:rPr>
             <w:rStyle w:val="ad"/>
@@ -1082,7 +1082,7 @@
             <w:noProof/>
             <w:webHidden/>
           </w:rPr>
-          <w:instrText xml:space="preserve"> PAGEREF _Toc241930250 \h </w:instrText>
+          <w:instrText xml:space="preserve"> PAGEREF _Toc241930986 \h </w:instrText>
         </w:r>
         <w:r>
           <w:rPr>
@@ -1128,7 +1128,7 @@
         <w:spacing w:before="0" w:after="360" w:line="360" w:lineRule="exact"/>
         <w:ind w:firstLine="709"/>
       </w:pPr>
-      <w:bookmarkStart w:id="1" w:name="_Toc241930238"/>
+      <w:bookmarkStart w:id="1" w:name="_Toc241930974"/>
       <w:r>
         <w:rPr>
           <w:sz w:val="28"/>
@@ -1410,7 +1410,7 @@
         <w:ind w:firstLine="709"/>
       </w:pPr>
       <w:bookmarkStart w:id="2" w:name="ход-работы"/>
-      <w:bookmarkStart w:id="3" w:name="_Toc241930239"/>
+      <w:bookmarkStart w:id="3" w:name="_Toc241930975"/>
       <w:bookmarkEnd w:id="0"/>
       <w:r>
         <w:rPr>
@@ -1428,7 +1428,7 @@
         <w:ind w:firstLine="709"/>
       </w:pPr>
       <w:bookmarkStart w:id="4" w:name="исходные-материалы-и-порядок-работы"/>
-      <w:bookmarkStart w:id="5" w:name="_Toc241930240"/>
+      <w:bookmarkStart w:id="5" w:name="_Toc241930976"/>
       <w:r>
         <w:t>2.1 Исходные материалы и порядок работы</w:t>
       </w:r>
@@ -1907,7 +1907,7 @@
         <w:ind w:firstLine="709"/>
       </w:pPr>
       <w:bookmarkStart w:id="6" w:name="X93d29a5782a4517557fff9d6ebfc303d927dc5a"/>
-      <w:bookmarkStart w:id="7" w:name="_Toc241930241"/>
+      <w:bookmarkStart w:id="7" w:name="_Toc241930977"/>
       <w:bookmarkEnd w:id="4"/>
       <w:r>
         <w:lastRenderedPageBreak/>
@@ -3348,7 +3348,7 @@
           <w:sz w:val="28"/>
         </w:rPr>
         <w:drawing>
-          <wp:inline distT="0" distB="0" distL="0" distR="0" wp14:anchorId="4712B9D3" wp14:editId="346FA999">
+          <wp:inline distT="0" distB="0" distL="0" distR="0" wp14:anchorId="493B92F5" wp14:editId="0D81A6E9">
             <wp:extent cx="5334000" cy="3852333"/>
             <wp:effectExtent l="0" t="0" r="0" b="0"/>
             <wp:docPr id="1" name="Picture"/>
@@ -3517,7 +3517,7 @@
         <w:ind w:firstLine="709"/>
       </w:pPr>
       <w:bookmarkStart w:id="12" w:name="X0896298018f4fcc355446c9f8279810908650e0"/>
-      <w:bookmarkStart w:id="13" w:name="_Toc241930242"/>
+      <w:bookmarkStart w:id="13" w:name="_Toc241930978"/>
       <w:bookmarkEnd w:id="6"/>
       <w:bookmarkEnd w:id="11"/>
       <w:r>
@@ -9687,10 +9687,10 @@
         </w:rPr>
         <w:lastRenderedPageBreak/>
         <w:drawing>
-          <wp:inline distT="0" distB="0" distL="0" distR="0" wp14:anchorId="3ACA132C" wp14:editId="754E487C">
+          <wp:inline distT="0" distB="0" distL="0" distR="0" wp14:anchorId="41ECED52" wp14:editId="395930DD">
             <wp:extent cx="5334000" cy="4706470"/>
             <wp:effectExtent l="0" t="0" r="0" b="0"/>
-            <wp:docPr id="2023238542" name="Picture"/>
+            <wp:docPr id="1443221409" name="Picture"/>
             <wp:cNvGraphicFramePr/>
             <a:graphic xmlns:a="http://schemas.openxmlformats.org/drawingml/2006/main">
               <a:graphicData uri="http://schemas.openxmlformats.org/drawingml/2006/picture">
@@ -10535,10 +10535,10 @@
         </w:rPr>
         <w:lastRenderedPageBreak/>
         <w:drawing>
-          <wp:inline distT="0" distB="0" distL="0" distR="0" wp14:anchorId="573FC484" wp14:editId="4462E561">
+          <wp:inline distT="0" distB="0" distL="0" distR="0" wp14:anchorId="2DB47277" wp14:editId="7E981372">
             <wp:extent cx="5334000" cy="3067050"/>
             <wp:effectExtent l="0" t="0" r="0" b="0"/>
-            <wp:docPr id="1104068229" name="Picture"/>
+            <wp:docPr id="891174809" name="Picture"/>
             <wp:cNvGraphicFramePr/>
             <a:graphic xmlns:a="http://schemas.openxmlformats.org/drawingml/2006/main">
               <a:graphicData uri="http://schemas.openxmlformats.org/drawingml/2006/picture">
@@ -11715,7 +11715,7 @@
         <w:ind w:firstLine="709"/>
       </w:pPr>
       <w:bookmarkStart w:id="20" w:name="X4253a8e12fd5158fd37918e6e474d634b541850"/>
-      <w:bookmarkStart w:id="21" w:name="_Toc241930243"/>
+      <w:bookmarkStart w:id="21" w:name="_Toc241930979"/>
       <w:bookmarkEnd w:id="12"/>
       <w:bookmarkEnd w:id="19"/>
       <w:r>
@@ -15263,7 +15263,7 @@
         <w:ind w:firstLine="709"/>
       </w:pPr>
       <w:bookmarkStart w:id="28" w:name="исправления-рабочих-копий-шаблонов"/>
-      <w:bookmarkStart w:id="29" w:name="_Toc241930244"/>
+      <w:bookmarkStart w:id="29" w:name="_Toc241930980"/>
       <w:bookmarkEnd w:id="20"/>
       <w:bookmarkEnd w:id="27"/>
       <w:r>
@@ -16165,7 +16165,7 @@
         <w:ind w:firstLine="709"/>
       </w:pPr>
       <w:bookmarkStart w:id="30" w:name="проверка-по-критериям-методики"/>
-      <w:bookmarkStart w:id="31" w:name="_Toc241930245"/>
+      <w:bookmarkStart w:id="31" w:name="_Toc241930981"/>
       <w:bookmarkEnd w:id="2"/>
       <w:bookmarkEnd w:id="28"/>
       <w:r>
@@ -17306,7 +17306,7 @@
         <w:jc w:val="center"/>
       </w:pPr>
       <w:bookmarkStart w:id="32" w:name="выводы"/>
-      <w:bookmarkStart w:id="33" w:name="_Toc241930246"/>
+      <w:bookmarkStart w:id="33" w:name="_Toc241930982"/>
       <w:bookmarkEnd w:id="30"/>
       <w:r>
         <w:rPr>
@@ -17808,7 +17808,7 @@
         <w:jc w:val="center"/>
       </w:pPr>
       <w:bookmarkStart w:id="34" w:name="список-использованных-источников"/>
-      <w:bookmarkStart w:id="35" w:name="_Toc241930247"/>
+      <w:bookmarkStart w:id="35" w:name="_Toc241930983"/>
       <w:bookmarkEnd w:id="32"/>
       <w:r>
         <w:rPr>
@@ -18463,7 +18463,7 @@
         <w:jc w:val="center"/>
       </w:pPr>
       <w:bookmarkStart w:id="36" w:name="X0d652d9c320698e7c8068993b30a2dd7ee59c14"/>
-      <w:bookmarkStart w:id="37" w:name="_Toc241930248"/>
+      <w:bookmarkStart w:id="37" w:name="_Toc241930984"/>
       <w:bookmarkEnd w:id="34"/>
       <w:r>
         <w:rPr>
@@ -19023,7 +19023,7 @@
         <w:jc w:val="center"/>
       </w:pPr>
       <w:bookmarkStart w:id="38" w:name="Xe57dfa954bc99fa1a56051ea98d15e9969e72a7"/>
-      <w:bookmarkStart w:id="39" w:name="_Toc241930249"/>
+      <w:bookmarkStart w:id="39" w:name="_Toc241930985"/>
       <w:bookmarkEnd w:id="36"/>
       <w:r>
         <w:rPr>
@@ -20096,7 +20096,7 @@
         <w:jc w:val="center"/>
       </w:pPr>
       <w:bookmarkStart w:id="40" w:name="X5524ab9f965042c4d6511d6315044a9f4f6816c"/>
-      <w:bookmarkStart w:id="41" w:name="_Toc241930250"/>
+      <w:bookmarkStart w:id="41" w:name="_Toc241930986"/>
       <w:bookmarkEnd w:id="38"/>
       <w:r>
         <w:rPr>
@@ -22667,7 +22667,7 @@
   <w:abstractNum w:abstractNumId="0" w15:restartNumberingAfterBreak="0">
     <w:nsid w:val="EA454B4C"/>
     <w:multiLevelType w:val="multilevel"/>
-    <w:tmpl w:val="72083A6C"/>
+    <w:tmpl w:val="FF889236"/>
     <w:lvl w:ilvl="0">
       <w:start w:val="1"/>
       <w:numFmt w:val="decimal"/>
@@ -22753,7 +22753,7 @@
   <w:abstractNum w:abstractNumId="1" w15:restartNumberingAfterBreak="0">
     <w:nsid w:val="2C1AE401"/>
     <w:multiLevelType w:val="multilevel"/>
-    <w:tmpl w:val="39524AF4"/>
+    <w:tmpl w:val="38DA5D16"/>
     <w:lvl w:ilvl="0">
       <w:numFmt w:val="bullet"/>
       <w:lvlText w:val=" "/>
@@ -22827,10 +22827,10 @@
       </w:pPr>
     </w:lvl>
   </w:abstractNum>
-  <w:num w:numId="1" w16cid:durableId="777794005">
+  <w:num w:numId="1" w16cid:durableId="1416168298">
     <w:abstractNumId w:val="1"/>
   </w:num>
-  <w:num w:numId="2" w16cid:durableId="1978294266">
+  <w:num w:numId="2" w16cid:durableId="1264339853">
     <w:abstractNumId w:val="0"/>
     <w:lvlOverride w:ilvl="0">
       <w:startOverride w:val="1"/>
@@ -22860,7 +22860,7 @@
       <w:startOverride w:val="1"/>
     </w:lvlOverride>
   </w:num>
-  <w:num w:numId="3" w16cid:durableId="626550370">
+  <w:num w:numId="3" w16cid:durableId="573903952">
     <w:abstractNumId w:val="0"/>
     <w:lvlOverride w:ilvl="0">
       <w:startOverride w:val="1"/>
@@ -23936,7 +23936,7 @@
     <w:next w:val="a"/>
     <w:autoRedefine/>
     <w:uiPriority w:val="39"/>
-    <w:rsid w:val="00D025A4"/>
+    <w:rsid w:val="00F12495"/>
     <w:pPr>
       <w:spacing w:after="100"/>
     </w:pPr>
@@ -23947,7 +23947,7 @@
     <w:next w:val="a"/>
     <w:autoRedefine/>
     <w:uiPriority w:val="39"/>
-    <w:rsid w:val="00D025A4"/>
+    <w:rsid w:val="00F12495"/>
     <w:pPr>
       <w:spacing w:after="100"/>
       <w:ind w:left="240"/>
